--- a/Устав/_документы/Резолюция ГИД об утверждении штатного расписания Фонда.docx
+++ b/Устав/_документы/Резолюция ГИД об утверждении штатного расписания Фонда.docx
@@ -204,7 +204,7 @@
           <w:szCs w:val="24"/>
           <w:lang w:val="en-US"/>
         </w:rPr>
-        <w:t>RESOLVED, to approve the staff schedule of the Foundation for 27 positions (excluding the members of the Management Council) with the monthly payroll of official salaries at full staffing of 26 900 000 tenge, as set out in the Annex to this Resolution, with effect from «___» __________ 2026.</w:t>
+        <w:t>RESOLVED, to approve the staff schedule of the Foundation for 28 positions (excluding the members of the Management Council) with the monthly payroll of official salaries at full staffing of 27 500 000 tenge, as set out in the Annex to this Resolution, with effect from «___» __________ 2026.</w:t>
       </w:r>
     </w:p>
     <w:p>
@@ -239,7 +239,7 @@
           <w:szCs w:val="24"/>
           <w:lang w:val="en-US"/>
         </w:rPr>
-        <w:t>RESOLVED, that the positions shall be introduced in stages: from 21 October 2026 – 15 positions, in 2027 – in stages depending on the financing received; the positions shall be filled within the approved budget of the Foundation.</w:t>
+        <w:t>RESOLVED, that the positions shall be introduced in stages: 2 positions are filled by the current employees, from 1 November 2026 – 17 positions, from December 2026 – 2 positions, in 2027 – 7 positions depending on the financing received; the positions shall be filled within the approved budget of the Foundation.</w:t>
       </w:r>
     </w:p>
     <w:p>
@@ -662,7 +662,7 @@
           <w:sz w:val="24"/>
           <w:szCs w:val="24"/>
         </w:rPr>
-        <w:t>ПОСТАНОВИЛ утвердить штатное расписание Фонда на 27 штатных единиц (без учета членов Управляющего совета) с месячным фондом должностных окладов при полной численности 26 900 000 тенге согласно приложению к настоящей Резолюции с «___» __________ 2026 года.</w:t>
+        <w:t>ПОСТАНОВИЛ утвердить штатное расписание Фонда на 28 штатных единиц (без учета членов Управляющего совета) с месячным фондом должностных окладов при полной численности 27 500 000 тенге согласно приложению к настоящей Резолюции с «___» __________ 2026 года.</w:t>
       </w:r>
     </w:p>
     <w:p>
@@ -694,7 +694,7 @@
           <w:sz w:val="24"/>
           <w:szCs w:val="24"/>
         </w:rPr>
-        <w:t>ПОСТАНОВИЛ, что штатные единицы вводятся поэтапно: с 21 октября 2026 года – 15 единиц, в 2027 году – поэтапно в зависимости от поступления финансирования; штатные единицы замещаются в пределах утвержденного бюджета Фонда.</w:t>
+        <w:t>ПОСТАНОВИЛ, что штатные единицы вводятся поэтапно: 2 единицы замещены действующими работниками, с 1 ноября 2026 года – 17 единиц, с декабря 2026 года – 2 единицы, в 2027 году – 7 единиц в зависимости от поступления финансирования; штатные единицы замещаются в пределах утвержденного бюджета Фонда.</w:t>
       </w:r>
     </w:p>
     <w:p>
@@ -1004,14 +1004,14 @@
               <w:rPr>
                 <w:rFonts w:ascii="Arial" w:hAnsi="Arial" w:cs="Arial"/>
                 <w:b/>
-                <w:sz w:val="21"/>
+                <w:sz w:val="20"/>
               </w:rPr>
             </w:pPr>
             <w:r>
               <w:rPr>
                 <w:rFonts w:ascii="Arial" w:hAnsi="Arial" w:cs="Arial"/>
                 <w:b/>
-                <w:sz w:val="21"/>
+                <w:sz w:val="20"/>
               </w:rPr>
               <w:t>№</w:t>
             </w:r>
@@ -1028,14 +1028,14 @@
               <w:rPr>
                 <w:rFonts w:ascii="Arial" w:hAnsi="Arial" w:cs="Arial"/>
                 <w:b/>
-                <w:sz w:val="21"/>
+                <w:sz w:val="20"/>
               </w:rPr>
             </w:pPr>
             <w:r>
               <w:rPr>
                 <w:rFonts w:ascii="Arial" w:hAnsi="Arial" w:cs="Arial"/>
                 <w:b/>
-                <w:sz w:val="21"/>
+                <w:sz w:val="20"/>
               </w:rPr>
               <w:t>Должность</w:t>
             </w:r>
@@ -1052,14 +1052,14 @@
               <w:rPr>
                 <w:rFonts w:ascii="Arial" w:hAnsi="Arial" w:cs="Arial"/>
                 <w:b/>
-                <w:sz w:val="21"/>
+                <w:sz w:val="20"/>
               </w:rPr>
             </w:pPr>
             <w:r>
               <w:rPr>
                 <w:rFonts w:ascii="Arial" w:hAnsi="Arial" w:cs="Arial"/>
                 <w:b/>
-                <w:sz w:val="21"/>
+                <w:sz w:val="20"/>
               </w:rPr>
               <w:t>Базовая заработная плата</w:t>
             </w:r>
@@ -1077,7 +1077,7 @@
               <w:spacing w:after="0" w:line="240" w:lineRule="auto"/>
               <w:rPr>
                 <w:rFonts w:ascii="Arial" w:hAnsi="Arial" w:cs="Arial"/>
-                <w:sz w:val="21"/>
+                <w:sz w:val="20"/>
               </w:rPr>
             </w:pPr>
           </w:p>
@@ -1093,16 +1093,16 @@
               <w:rPr>
                 <w:rFonts w:ascii="Arial" w:hAnsi="Arial" w:cs="Arial"/>
                 <w:b/>
-                <w:sz w:val="21"/>
+                <w:sz w:val="20"/>
               </w:rPr>
             </w:pPr>
             <w:r>
               <w:rPr>
                 <w:rFonts w:ascii="Arial" w:hAnsi="Arial" w:cs="Arial"/>
                 <w:b/>
-                <w:sz w:val="21"/>
-              </w:rPr>
-              <w:t>Проектный офис «Таза Қазақстан»</w:t>
+                <w:sz w:val="20"/>
+              </w:rPr>
+              <w:t>Руководство Фонда</w:t>
             </w:r>
           </w:p>
         </w:tc>
@@ -1116,7 +1116,7 @@
               <w:spacing w:after="0" w:line="240" w:lineRule="auto"/>
               <w:rPr>
                 <w:rFonts w:ascii="Arial" w:hAnsi="Arial" w:cs="Arial"/>
-                <w:sz w:val="21"/>
+                <w:sz w:val="20"/>
               </w:rPr>
             </w:pPr>
           </w:p>
@@ -1133,13 +1133,13 @@
               <w:spacing w:after="0" w:line="240" w:lineRule="auto"/>
               <w:rPr>
                 <w:rFonts w:ascii="Arial" w:hAnsi="Arial" w:cs="Arial"/>
-                <w:sz w:val="21"/>
-              </w:rPr>
-            </w:pPr>
-            <w:r>
-              <w:rPr>
-                <w:rFonts w:ascii="Arial" w:hAnsi="Arial" w:cs="Arial"/>
-                <w:sz w:val="21"/>
+                <w:sz w:val="20"/>
+              </w:rPr>
+            </w:pPr>
+            <w:r>
+              <w:rPr>
+                <w:rFonts w:ascii="Arial" w:hAnsi="Arial" w:cs="Arial"/>
+                <w:sz w:val="20"/>
               </w:rPr>
               <w:t>1.</w:t>
             </w:r>
@@ -1155,15 +1155,15 @@
               <w:spacing w:after="0" w:line="240" w:lineRule="auto"/>
               <w:rPr>
                 <w:rFonts w:ascii="Arial" w:hAnsi="Arial" w:cs="Arial"/>
-                <w:sz w:val="21"/>
-              </w:rPr>
-            </w:pPr>
-            <w:r>
-              <w:rPr>
-                <w:rFonts w:ascii="Arial" w:hAnsi="Arial" w:cs="Arial"/>
-                <w:sz w:val="21"/>
-              </w:rPr>
-              <w:t>Национальный координатор Проектного офиса «Таза Қазақстан»</w:t>
+                <w:sz w:val="20"/>
+              </w:rPr>
+            </w:pPr>
+            <w:r>
+              <w:rPr>
+                <w:rFonts w:ascii="Arial" w:hAnsi="Arial" w:cs="Arial"/>
+                <w:sz w:val="20"/>
+              </w:rPr>
+              <w:t>Советник Главного исполнительного директора по стратегии и науке</w:t>
             </w:r>
           </w:p>
         </w:tc>
@@ -1177,13 +1177,13 @@
               <w:spacing w:after="0" w:line="240" w:lineRule="auto"/>
               <w:rPr>
                 <w:rFonts w:ascii="Arial" w:hAnsi="Arial" w:cs="Arial"/>
-                <w:sz w:val="21"/>
-              </w:rPr>
-            </w:pPr>
-            <w:r>
-              <w:rPr>
-                <w:rFonts w:ascii="Arial" w:hAnsi="Arial" w:cs="Arial"/>
-                <w:sz w:val="21"/>
+                <w:sz w:val="20"/>
+              </w:rPr>
+            </w:pPr>
+            <w:r>
+              <w:rPr>
+                <w:rFonts w:ascii="Arial" w:hAnsi="Arial" w:cs="Arial"/>
+                <w:sz w:val="20"/>
               </w:rPr>
               <w:t>1 400 000,00 KZT</w:t>
             </w:r>
@@ -1201,7 +1201,7 @@
               <w:spacing w:after="0" w:line="240" w:lineRule="auto"/>
               <w:rPr>
                 <w:rFonts w:ascii="Arial" w:hAnsi="Arial" w:cs="Arial"/>
-                <w:sz w:val="21"/>
+                <w:sz w:val="20"/>
               </w:rPr>
             </w:pPr>
           </w:p>
@@ -1217,16 +1217,16 @@
               <w:rPr>
                 <w:rFonts w:ascii="Arial" w:hAnsi="Arial" w:cs="Arial"/>
                 <w:b/>
-                <w:sz w:val="21"/>
+                <w:sz w:val="20"/>
               </w:rPr>
             </w:pPr>
             <w:r>
               <w:rPr>
                 <w:rFonts w:ascii="Arial" w:hAnsi="Arial" w:cs="Arial"/>
                 <w:b/>
-                <w:sz w:val="21"/>
-              </w:rPr>
-              <w:t>Департамент социологических исследований и аналитики</w:t>
+                <w:sz w:val="20"/>
+              </w:rPr>
+              <w:t>Проектный офис «Таза Қазақстан»</w:t>
             </w:r>
           </w:p>
         </w:tc>
@@ -1240,7 +1240,7 @@
               <w:spacing w:after="0" w:line="240" w:lineRule="auto"/>
               <w:rPr>
                 <w:rFonts w:ascii="Arial" w:hAnsi="Arial" w:cs="Arial"/>
-                <w:sz w:val="21"/>
+                <w:sz w:val="20"/>
               </w:rPr>
             </w:pPr>
           </w:p>
@@ -1257,13 +1257,13 @@
               <w:spacing w:after="0" w:line="240" w:lineRule="auto"/>
               <w:rPr>
                 <w:rFonts w:ascii="Arial" w:hAnsi="Arial" w:cs="Arial"/>
-                <w:sz w:val="21"/>
-              </w:rPr>
-            </w:pPr>
-            <w:r>
-              <w:rPr>
-                <w:rFonts w:ascii="Arial" w:hAnsi="Arial" w:cs="Arial"/>
-                <w:sz w:val="21"/>
+                <w:sz w:val="20"/>
+              </w:rPr>
+            </w:pPr>
+            <w:r>
+              <w:rPr>
+                <w:rFonts w:ascii="Arial" w:hAnsi="Arial" w:cs="Arial"/>
+                <w:sz w:val="20"/>
               </w:rPr>
               <w:t>2.</w:t>
             </w:r>
@@ -1279,15 +1279,15 @@
               <w:spacing w:after="0" w:line="240" w:lineRule="auto"/>
               <w:rPr>
                 <w:rFonts w:ascii="Arial" w:hAnsi="Arial" w:cs="Arial"/>
-                <w:sz w:val="21"/>
-              </w:rPr>
-            </w:pPr>
-            <w:r>
-              <w:rPr>
-                <w:rFonts w:ascii="Arial" w:hAnsi="Arial" w:cs="Arial"/>
-                <w:sz w:val="21"/>
-              </w:rPr>
-              <w:t>Руководитель департамента</w:t>
+                <w:sz w:val="20"/>
+              </w:rPr>
+            </w:pPr>
+            <w:r>
+              <w:rPr>
+                <w:rFonts w:ascii="Arial" w:hAnsi="Arial" w:cs="Arial"/>
+                <w:sz w:val="20"/>
+              </w:rPr>
+              <w:t>Национальный координатор Проектного офиса «Таза Қазақстан»</w:t>
             </w:r>
           </w:p>
         </w:tc>
@@ -1301,15 +1301,15 @@
               <w:spacing w:after="0" w:line="240" w:lineRule="auto"/>
               <w:rPr>
                 <w:rFonts w:ascii="Arial" w:hAnsi="Arial" w:cs="Arial"/>
-                <w:sz w:val="21"/>
-              </w:rPr>
-            </w:pPr>
-            <w:r>
-              <w:rPr>
-                <w:rFonts w:ascii="Arial" w:hAnsi="Arial" w:cs="Arial"/>
-                <w:sz w:val="21"/>
-              </w:rPr>
-              <w:t>1 300 000,00 KZT</w:t>
+                <w:sz w:val="20"/>
+              </w:rPr>
+            </w:pPr>
+            <w:r>
+              <w:rPr>
+                <w:rFonts w:ascii="Arial" w:hAnsi="Arial" w:cs="Arial"/>
+                <w:sz w:val="20"/>
+              </w:rPr>
+              <w:t>1 400 000,00 KZT</w:t>
             </w:r>
           </w:p>
         </w:tc>
@@ -1325,16 +1325,9 @@
               <w:spacing w:after="0" w:line="240" w:lineRule="auto"/>
               <w:rPr>
                 <w:rFonts w:ascii="Arial" w:hAnsi="Arial" w:cs="Arial"/>
-                <w:sz w:val="21"/>
-              </w:rPr>
-            </w:pPr>
-            <w:r>
-              <w:rPr>
-                <w:rFonts w:ascii="Arial" w:hAnsi="Arial" w:cs="Arial"/>
-                <w:sz w:val="21"/>
-              </w:rPr>
-              <w:t>3.</w:t>
-            </w:r>
+                <w:sz w:val="20"/>
+              </w:rPr>
+            </w:pPr>
           </w:p>
         </w:tc>
         <w:tc>
@@ -1347,15 +1340,17 @@
               <w:spacing w:after="0" w:line="240" w:lineRule="auto"/>
               <w:rPr>
                 <w:rFonts w:ascii="Arial" w:hAnsi="Arial" w:cs="Arial"/>
-                <w:sz w:val="21"/>
-              </w:rPr>
-            </w:pPr>
-            <w:r>
-              <w:rPr>
-                <w:rFonts w:ascii="Arial" w:hAnsi="Arial" w:cs="Arial"/>
-                <w:sz w:val="21"/>
-              </w:rPr>
-              <w:t>Главный специалист (социолог)</w:t>
+                <w:b/>
+                <w:sz w:val="20"/>
+              </w:rPr>
+            </w:pPr>
+            <w:r>
+              <w:rPr>
+                <w:rFonts w:ascii="Arial" w:hAnsi="Arial" w:cs="Arial"/>
+                <w:b/>
+                <w:sz w:val="20"/>
+              </w:rPr>
+              <w:t>Департамент социологических исследований и аналитики</w:t>
             </w:r>
           </w:p>
         </w:tc>
@@ -1369,16 +1364,9 @@
               <w:spacing w:after="0" w:line="240" w:lineRule="auto"/>
               <w:rPr>
                 <w:rFonts w:ascii="Arial" w:hAnsi="Arial" w:cs="Arial"/>
-                <w:sz w:val="21"/>
-              </w:rPr>
-            </w:pPr>
-            <w:r>
-              <w:rPr>
-                <w:rFonts w:ascii="Arial" w:hAnsi="Arial" w:cs="Arial"/>
-                <w:sz w:val="21"/>
-              </w:rPr>
-              <w:t>1 000 000,00 KZT</w:t>
-            </w:r>
+                <w:sz w:val="20"/>
+              </w:rPr>
+            </w:pPr>
           </w:p>
         </w:tc>
       </w:tr>
@@ -1393,15 +1381,15 @@
               <w:spacing w:after="0" w:line="240" w:lineRule="auto"/>
               <w:rPr>
                 <w:rFonts w:ascii="Arial" w:hAnsi="Arial" w:cs="Arial"/>
-                <w:sz w:val="21"/>
-              </w:rPr>
-            </w:pPr>
-            <w:r>
-              <w:rPr>
-                <w:rFonts w:ascii="Arial" w:hAnsi="Arial" w:cs="Arial"/>
-                <w:sz w:val="21"/>
-              </w:rPr>
-              <w:t>4.</w:t>
+                <w:sz w:val="20"/>
+              </w:rPr>
+            </w:pPr>
+            <w:r>
+              <w:rPr>
+                <w:rFonts w:ascii="Arial" w:hAnsi="Arial" w:cs="Arial"/>
+                <w:sz w:val="20"/>
+              </w:rPr>
+              <w:t>3.</w:t>
             </w:r>
           </w:p>
         </w:tc>
@@ -1415,15 +1403,15 @@
               <w:spacing w:after="0" w:line="240" w:lineRule="auto"/>
               <w:rPr>
                 <w:rFonts w:ascii="Arial" w:hAnsi="Arial" w:cs="Arial"/>
-                <w:sz w:val="21"/>
-              </w:rPr>
-            </w:pPr>
-            <w:r>
-              <w:rPr>
-                <w:rFonts w:ascii="Arial" w:hAnsi="Arial" w:cs="Arial"/>
-                <w:sz w:val="21"/>
-              </w:rPr>
-              <w:t>Главный специалист (аналитик)</w:t>
+                <w:sz w:val="20"/>
+              </w:rPr>
+            </w:pPr>
+            <w:r>
+              <w:rPr>
+                <w:rFonts w:ascii="Arial" w:hAnsi="Arial" w:cs="Arial"/>
+                <w:sz w:val="20"/>
+              </w:rPr>
+              <w:t>Руководитель департамента</w:t>
             </w:r>
           </w:p>
         </w:tc>
@@ -1437,15 +1425,15 @@
               <w:spacing w:after="0" w:line="240" w:lineRule="auto"/>
               <w:rPr>
                 <w:rFonts w:ascii="Arial" w:hAnsi="Arial" w:cs="Arial"/>
-                <w:sz w:val="21"/>
-              </w:rPr>
-            </w:pPr>
-            <w:r>
-              <w:rPr>
-                <w:rFonts w:ascii="Arial" w:hAnsi="Arial" w:cs="Arial"/>
-                <w:sz w:val="21"/>
-              </w:rPr>
-              <w:t>1 000 000,00 KZT</w:t>
+                <w:sz w:val="20"/>
+              </w:rPr>
+            </w:pPr>
+            <w:r>
+              <w:rPr>
+                <w:rFonts w:ascii="Arial" w:hAnsi="Arial" w:cs="Arial"/>
+                <w:sz w:val="20"/>
+              </w:rPr>
+              <w:t>1 300 000,00 KZT</w:t>
             </w:r>
           </w:p>
         </w:tc>
@@ -1461,15 +1449,15 @@
               <w:spacing w:after="0" w:line="240" w:lineRule="auto"/>
               <w:rPr>
                 <w:rFonts w:ascii="Arial" w:hAnsi="Arial" w:cs="Arial"/>
-                <w:sz w:val="21"/>
-              </w:rPr>
-            </w:pPr>
-            <w:r>
-              <w:rPr>
-                <w:rFonts w:ascii="Arial" w:hAnsi="Arial" w:cs="Arial"/>
-                <w:sz w:val="21"/>
-              </w:rPr>
-              <w:t>5.</w:t>
+                <w:sz w:val="20"/>
+              </w:rPr>
+            </w:pPr>
+            <w:r>
+              <w:rPr>
+                <w:rFonts w:ascii="Arial" w:hAnsi="Arial" w:cs="Arial"/>
+                <w:sz w:val="20"/>
+              </w:rPr>
+              <w:t>4.</w:t>
             </w:r>
           </w:p>
         </w:tc>
@@ -1483,15 +1471,15 @@
               <w:spacing w:after="0" w:line="240" w:lineRule="auto"/>
               <w:rPr>
                 <w:rFonts w:ascii="Arial" w:hAnsi="Arial" w:cs="Arial"/>
-                <w:sz w:val="21"/>
-              </w:rPr>
-            </w:pPr>
-            <w:r>
-              <w:rPr>
-                <w:rFonts w:ascii="Arial" w:hAnsi="Arial" w:cs="Arial"/>
-                <w:sz w:val="21"/>
-              </w:rPr>
-              <w:t>Ведущий специалист (социолог)</w:t>
+                <w:sz w:val="20"/>
+              </w:rPr>
+            </w:pPr>
+            <w:r>
+              <w:rPr>
+                <w:rFonts w:ascii="Arial" w:hAnsi="Arial" w:cs="Arial"/>
+                <w:sz w:val="20"/>
+              </w:rPr>
+              <w:t>Главный специалист (социолог)</w:t>
             </w:r>
           </w:p>
         </w:tc>
@@ -1505,15 +1493,15 @@
               <w:spacing w:after="0" w:line="240" w:lineRule="auto"/>
               <w:rPr>
                 <w:rFonts w:ascii="Arial" w:hAnsi="Arial" w:cs="Arial"/>
-                <w:sz w:val="21"/>
-              </w:rPr>
-            </w:pPr>
-            <w:r>
-              <w:rPr>
-                <w:rFonts w:ascii="Arial" w:hAnsi="Arial" w:cs="Arial"/>
-                <w:sz w:val="21"/>
-              </w:rPr>
-              <w:t>700 000,00 KZT</w:t>
+                <w:sz w:val="20"/>
+              </w:rPr>
+            </w:pPr>
+            <w:r>
+              <w:rPr>
+                <w:rFonts w:ascii="Arial" w:hAnsi="Arial" w:cs="Arial"/>
+                <w:sz w:val="20"/>
+              </w:rPr>
+              <w:t>1 000 000,00 KZT</w:t>
             </w:r>
           </w:p>
         </w:tc>
@@ -1529,15 +1517,15 @@
               <w:spacing w:after="0" w:line="240" w:lineRule="auto"/>
               <w:rPr>
                 <w:rFonts w:ascii="Arial" w:hAnsi="Arial" w:cs="Arial"/>
-                <w:sz w:val="21"/>
-              </w:rPr>
-            </w:pPr>
-            <w:r>
-              <w:rPr>
-                <w:rFonts w:ascii="Arial" w:hAnsi="Arial" w:cs="Arial"/>
-                <w:sz w:val="21"/>
-              </w:rPr>
-              <w:t>6.</w:t>
+                <w:sz w:val="20"/>
+              </w:rPr>
+            </w:pPr>
+            <w:r>
+              <w:rPr>
+                <w:rFonts w:ascii="Arial" w:hAnsi="Arial" w:cs="Arial"/>
+                <w:sz w:val="20"/>
+              </w:rPr>
+              <w:t>5.</w:t>
             </w:r>
           </w:p>
         </w:tc>
@@ -1551,15 +1539,15 @@
               <w:spacing w:after="0" w:line="240" w:lineRule="auto"/>
               <w:rPr>
                 <w:rFonts w:ascii="Arial" w:hAnsi="Arial" w:cs="Arial"/>
-                <w:sz w:val="21"/>
-              </w:rPr>
-            </w:pPr>
-            <w:r>
-              <w:rPr>
-                <w:rFonts w:ascii="Arial" w:hAnsi="Arial" w:cs="Arial"/>
-                <w:sz w:val="21"/>
-              </w:rPr>
-              <w:t>Ведущий специалист (аналитик)</w:t>
+                <w:sz w:val="20"/>
+              </w:rPr>
+            </w:pPr>
+            <w:r>
+              <w:rPr>
+                <w:rFonts w:ascii="Arial" w:hAnsi="Arial" w:cs="Arial"/>
+                <w:sz w:val="20"/>
+              </w:rPr>
+              <w:t>Главный специалист (аналитик)</w:t>
             </w:r>
           </w:p>
         </w:tc>
@@ -1573,15 +1561,15 @@
               <w:spacing w:after="0" w:line="240" w:lineRule="auto"/>
               <w:rPr>
                 <w:rFonts w:ascii="Arial" w:hAnsi="Arial" w:cs="Arial"/>
-                <w:sz w:val="21"/>
-              </w:rPr>
-            </w:pPr>
-            <w:r>
-              <w:rPr>
-                <w:rFonts w:ascii="Arial" w:hAnsi="Arial" w:cs="Arial"/>
-                <w:sz w:val="21"/>
-              </w:rPr>
-              <w:t>700 000,00 KZT</w:t>
+                <w:sz w:val="20"/>
+              </w:rPr>
+            </w:pPr>
+            <w:r>
+              <w:rPr>
+                <w:rFonts w:ascii="Arial" w:hAnsi="Arial" w:cs="Arial"/>
+                <w:sz w:val="20"/>
+              </w:rPr>
+              <w:t>1 000 000,00 KZT</w:t>
             </w:r>
           </w:p>
         </w:tc>
@@ -1597,9 +1585,16 @@
               <w:spacing w:after="0" w:line="240" w:lineRule="auto"/>
               <w:rPr>
                 <w:rFonts w:ascii="Arial" w:hAnsi="Arial" w:cs="Arial"/>
-                <w:sz w:val="21"/>
-              </w:rPr>
-            </w:pPr>
+                <w:sz w:val="20"/>
+              </w:rPr>
+            </w:pPr>
+            <w:r>
+              <w:rPr>
+                <w:rFonts w:ascii="Arial" w:hAnsi="Arial" w:cs="Arial"/>
+                <w:sz w:val="20"/>
+              </w:rPr>
+              <w:t>6.</w:t>
+            </w:r>
           </w:p>
         </w:tc>
         <w:tc>
@@ -1612,17 +1607,15 @@
               <w:spacing w:after="0" w:line="240" w:lineRule="auto"/>
               <w:rPr>
                 <w:rFonts w:ascii="Arial" w:hAnsi="Arial" w:cs="Arial"/>
-                <w:b/>
-                <w:sz w:val="21"/>
-              </w:rPr>
-            </w:pPr>
-            <w:r>
-              <w:rPr>
-                <w:rFonts w:ascii="Arial" w:hAnsi="Arial" w:cs="Arial"/>
-                <w:b/>
-                <w:sz w:val="21"/>
-              </w:rPr>
-              <w:t>Департамент проектного управления и региональной координации</w:t>
+                <w:sz w:val="20"/>
+              </w:rPr>
+            </w:pPr>
+            <w:r>
+              <w:rPr>
+                <w:rFonts w:ascii="Arial" w:hAnsi="Arial" w:cs="Arial"/>
+                <w:sz w:val="20"/>
+              </w:rPr>
+              <w:t>Ведущий специалист (аналитик)</w:t>
             </w:r>
           </w:p>
         </w:tc>
@@ -1636,9 +1629,16 @@
               <w:spacing w:after="0" w:line="240" w:lineRule="auto"/>
               <w:rPr>
                 <w:rFonts w:ascii="Arial" w:hAnsi="Arial" w:cs="Arial"/>
-                <w:sz w:val="21"/>
-              </w:rPr>
-            </w:pPr>
+                <w:sz w:val="20"/>
+              </w:rPr>
+            </w:pPr>
+            <w:r>
+              <w:rPr>
+                <w:rFonts w:ascii="Arial" w:hAnsi="Arial" w:cs="Arial"/>
+                <w:sz w:val="20"/>
+              </w:rPr>
+              <w:t>700 000,00 KZT</w:t>
+            </w:r>
           </w:p>
         </w:tc>
       </w:tr>
@@ -1653,16 +1653,9 @@
               <w:spacing w:after="0" w:line="240" w:lineRule="auto"/>
               <w:rPr>
                 <w:rFonts w:ascii="Arial" w:hAnsi="Arial" w:cs="Arial"/>
-                <w:sz w:val="21"/>
-              </w:rPr>
-            </w:pPr>
-            <w:r>
-              <w:rPr>
-                <w:rFonts w:ascii="Arial" w:hAnsi="Arial" w:cs="Arial"/>
-                <w:sz w:val="21"/>
-              </w:rPr>
-              <w:t>7.</w:t>
-            </w:r>
+                <w:sz w:val="20"/>
+              </w:rPr>
+            </w:pPr>
           </w:p>
         </w:tc>
         <w:tc>
@@ -1675,15 +1668,17 @@
               <w:spacing w:after="0" w:line="240" w:lineRule="auto"/>
               <w:rPr>
                 <w:rFonts w:ascii="Arial" w:hAnsi="Arial" w:cs="Arial"/>
-                <w:sz w:val="21"/>
-              </w:rPr>
-            </w:pPr>
-            <w:r>
-              <w:rPr>
-                <w:rFonts w:ascii="Arial" w:hAnsi="Arial" w:cs="Arial"/>
-                <w:sz w:val="21"/>
-              </w:rPr>
-              <w:t>Директор департамента</w:t>
+                <w:b/>
+                <w:sz w:val="20"/>
+              </w:rPr>
+            </w:pPr>
+            <w:r>
+              <w:rPr>
+                <w:rFonts w:ascii="Arial" w:hAnsi="Arial" w:cs="Arial"/>
+                <w:b/>
+                <w:sz w:val="20"/>
+              </w:rPr>
+              <w:t>Департамент проектного управления и региональной координации</w:t>
             </w:r>
           </w:p>
         </w:tc>
@@ -1697,16 +1692,9 @@
               <w:spacing w:after="0" w:line="240" w:lineRule="auto"/>
               <w:rPr>
                 <w:rFonts w:ascii="Arial" w:hAnsi="Arial" w:cs="Arial"/>
-                <w:sz w:val="21"/>
-              </w:rPr>
-            </w:pPr>
-            <w:r>
-              <w:rPr>
-                <w:rFonts w:ascii="Arial" w:hAnsi="Arial" w:cs="Arial"/>
-                <w:sz w:val="21"/>
-              </w:rPr>
-              <w:t>1 300 000,00 KZT</w:t>
-            </w:r>
+                <w:sz w:val="20"/>
+              </w:rPr>
+            </w:pPr>
           </w:p>
         </w:tc>
       </w:tr>
@@ -1721,15 +1709,15 @@
               <w:spacing w:after="0" w:line="240" w:lineRule="auto"/>
               <w:rPr>
                 <w:rFonts w:ascii="Arial" w:hAnsi="Arial" w:cs="Arial"/>
-                <w:sz w:val="21"/>
-              </w:rPr>
-            </w:pPr>
-            <w:r>
-              <w:rPr>
-                <w:rFonts w:ascii="Arial" w:hAnsi="Arial" w:cs="Arial"/>
-                <w:sz w:val="21"/>
-              </w:rPr>
-              <w:t>8.</w:t>
+                <w:sz w:val="20"/>
+              </w:rPr>
+            </w:pPr>
+            <w:r>
+              <w:rPr>
+                <w:rFonts w:ascii="Arial" w:hAnsi="Arial" w:cs="Arial"/>
+                <w:sz w:val="20"/>
+              </w:rPr>
+              <w:t>7.</w:t>
             </w:r>
           </w:p>
         </w:tc>
@@ -1743,15 +1731,15 @@
               <w:spacing w:after="0" w:line="240" w:lineRule="auto"/>
               <w:rPr>
                 <w:rFonts w:ascii="Arial" w:hAnsi="Arial" w:cs="Arial"/>
-                <w:sz w:val="21"/>
-              </w:rPr>
-            </w:pPr>
-            <w:r>
-              <w:rPr>
-                <w:rFonts w:ascii="Arial" w:hAnsi="Arial" w:cs="Arial"/>
-                <w:sz w:val="21"/>
-              </w:rPr>
-              <w:t>Заместитель директора департамента (МЭПР, центральные государственные органы, регионы)</w:t>
+                <w:sz w:val="20"/>
+              </w:rPr>
+            </w:pPr>
+            <w:r>
+              <w:rPr>
+                <w:rFonts w:ascii="Arial" w:hAnsi="Arial" w:cs="Arial"/>
+                <w:sz w:val="20"/>
+              </w:rPr>
+              <w:t>Директор департамента</w:t>
             </w:r>
           </w:p>
         </w:tc>
@@ -1765,15 +1753,15 @@
               <w:spacing w:after="0" w:line="240" w:lineRule="auto"/>
               <w:rPr>
                 <w:rFonts w:ascii="Arial" w:hAnsi="Arial" w:cs="Arial"/>
-                <w:sz w:val="21"/>
-              </w:rPr>
-            </w:pPr>
-            <w:r>
-              <w:rPr>
-                <w:rFonts w:ascii="Arial" w:hAnsi="Arial" w:cs="Arial"/>
-                <w:sz w:val="21"/>
-              </w:rPr>
-              <w:t>1 100 000,00 KZT</w:t>
+                <w:sz w:val="20"/>
+              </w:rPr>
+            </w:pPr>
+            <w:r>
+              <w:rPr>
+                <w:rFonts w:ascii="Arial" w:hAnsi="Arial" w:cs="Arial"/>
+                <w:sz w:val="20"/>
+              </w:rPr>
+              <w:t>1 300 000,00 KZT</w:t>
             </w:r>
           </w:p>
         </w:tc>
@@ -1789,15 +1777,15 @@
               <w:spacing w:after="0" w:line="240" w:lineRule="auto"/>
               <w:rPr>
                 <w:rFonts w:ascii="Arial" w:hAnsi="Arial" w:cs="Arial"/>
-                <w:sz w:val="21"/>
-              </w:rPr>
-            </w:pPr>
-            <w:r>
-              <w:rPr>
-                <w:rFonts w:ascii="Arial" w:hAnsi="Arial" w:cs="Arial"/>
-                <w:sz w:val="21"/>
-              </w:rPr>
-              <w:t>9.</w:t>
+                <w:sz w:val="20"/>
+              </w:rPr>
+            </w:pPr>
+            <w:r>
+              <w:rPr>
+                <w:rFonts w:ascii="Arial" w:hAnsi="Arial" w:cs="Arial"/>
+                <w:sz w:val="20"/>
+              </w:rPr>
+              <w:t>8.</w:t>
             </w:r>
           </w:p>
         </w:tc>
@@ -1811,15 +1799,15 @@
               <w:spacing w:after="0" w:line="240" w:lineRule="auto"/>
               <w:rPr>
                 <w:rFonts w:ascii="Arial" w:hAnsi="Arial" w:cs="Arial"/>
-                <w:sz w:val="21"/>
-              </w:rPr>
-            </w:pPr>
-            <w:r>
-              <w:rPr>
-                <w:rFonts w:ascii="Arial" w:hAnsi="Arial" w:cs="Arial"/>
-                <w:sz w:val="21"/>
-              </w:rPr>
-              <w:t>Главный специалист</w:t>
+                <w:sz w:val="20"/>
+              </w:rPr>
+            </w:pPr>
+            <w:r>
+              <w:rPr>
+                <w:rFonts w:ascii="Arial" w:hAnsi="Arial" w:cs="Arial"/>
+                <w:sz w:val="20"/>
+              </w:rPr>
+              <w:t>Заместитель директора департамента (МЭПР, центральные государственные органы, регионы)</w:t>
             </w:r>
           </w:p>
         </w:tc>
@@ -1833,15 +1821,15 @@
               <w:spacing w:after="0" w:line="240" w:lineRule="auto"/>
               <w:rPr>
                 <w:rFonts w:ascii="Arial" w:hAnsi="Arial" w:cs="Arial"/>
-                <w:sz w:val="21"/>
-              </w:rPr>
-            </w:pPr>
-            <w:r>
-              <w:rPr>
-                <w:rFonts w:ascii="Arial" w:hAnsi="Arial" w:cs="Arial"/>
-                <w:sz w:val="21"/>
-              </w:rPr>
-              <w:t>1 000 000,00 KZT</w:t>
+                <w:sz w:val="20"/>
+              </w:rPr>
+            </w:pPr>
+            <w:r>
+              <w:rPr>
+                <w:rFonts w:ascii="Arial" w:hAnsi="Arial" w:cs="Arial"/>
+                <w:sz w:val="20"/>
+              </w:rPr>
+              <w:t>1 100 000,00 KZT</w:t>
             </w:r>
           </w:p>
         </w:tc>
@@ -1857,15 +1845,15 @@
               <w:spacing w:after="0" w:line="240" w:lineRule="auto"/>
               <w:rPr>
                 <w:rFonts w:ascii="Arial" w:hAnsi="Arial" w:cs="Arial"/>
-                <w:sz w:val="21"/>
-              </w:rPr>
-            </w:pPr>
-            <w:r>
-              <w:rPr>
-                <w:rFonts w:ascii="Arial" w:hAnsi="Arial" w:cs="Arial"/>
-                <w:sz w:val="21"/>
-              </w:rPr>
-              <w:t>10.</w:t>
+                <w:sz w:val="20"/>
+              </w:rPr>
+            </w:pPr>
+            <w:r>
+              <w:rPr>
+                <w:rFonts w:ascii="Arial" w:hAnsi="Arial" w:cs="Arial"/>
+                <w:sz w:val="20"/>
+              </w:rPr>
+              <w:t>9.</w:t>
             </w:r>
           </w:p>
         </w:tc>
@@ -1879,13 +1867,13 @@
               <w:spacing w:after="0" w:line="240" w:lineRule="auto"/>
               <w:rPr>
                 <w:rFonts w:ascii="Arial" w:hAnsi="Arial" w:cs="Arial"/>
-                <w:sz w:val="21"/>
-              </w:rPr>
-            </w:pPr>
-            <w:r>
-              <w:rPr>
-                <w:rFonts w:ascii="Arial" w:hAnsi="Arial" w:cs="Arial"/>
-                <w:sz w:val="21"/>
+                <w:sz w:val="20"/>
+              </w:rPr>
+            </w:pPr>
+            <w:r>
+              <w:rPr>
+                <w:rFonts w:ascii="Arial" w:hAnsi="Arial" w:cs="Arial"/>
+                <w:sz w:val="20"/>
               </w:rPr>
               <w:t>Главный специалист</w:t>
             </w:r>
@@ -1901,13 +1889,13 @@
               <w:spacing w:after="0" w:line="240" w:lineRule="auto"/>
               <w:rPr>
                 <w:rFonts w:ascii="Arial" w:hAnsi="Arial" w:cs="Arial"/>
-                <w:sz w:val="21"/>
-              </w:rPr>
-            </w:pPr>
-            <w:r>
-              <w:rPr>
-                <w:rFonts w:ascii="Arial" w:hAnsi="Arial" w:cs="Arial"/>
-                <w:sz w:val="21"/>
+                <w:sz w:val="20"/>
+              </w:rPr>
+            </w:pPr>
+            <w:r>
+              <w:rPr>
+                <w:rFonts w:ascii="Arial" w:hAnsi="Arial" w:cs="Arial"/>
+                <w:sz w:val="20"/>
               </w:rPr>
               <w:t>1 000 000,00 KZT</w:t>
             </w:r>
@@ -1925,15 +1913,15 @@
               <w:spacing w:after="0" w:line="240" w:lineRule="auto"/>
               <w:rPr>
                 <w:rFonts w:ascii="Arial" w:hAnsi="Arial" w:cs="Arial"/>
-                <w:sz w:val="21"/>
-              </w:rPr>
-            </w:pPr>
-            <w:r>
-              <w:rPr>
-                <w:rFonts w:ascii="Arial" w:hAnsi="Arial" w:cs="Arial"/>
-                <w:sz w:val="21"/>
-              </w:rPr>
-              <w:t>11.</w:t>
+                <w:sz w:val="20"/>
+              </w:rPr>
+            </w:pPr>
+            <w:r>
+              <w:rPr>
+                <w:rFonts w:ascii="Arial" w:hAnsi="Arial" w:cs="Arial"/>
+                <w:sz w:val="20"/>
+              </w:rPr>
+              <w:t>10.</w:t>
             </w:r>
           </w:p>
         </w:tc>
@@ -1947,13 +1935,13 @@
               <w:spacing w:after="0" w:line="240" w:lineRule="auto"/>
               <w:rPr>
                 <w:rFonts w:ascii="Arial" w:hAnsi="Arial" w:cs="Arial"/>
-                <w:sz w:val="21"/>
-              </w:rPr>
-            </w:pPr>
-            <w:r>
-              <w:rPr>
-                <w:rFonts w:ascii="Arial" w:hAnsi="Arial" w:cs="Arial"/>
-                <w:sz w:val="21"/>
+                <w:sz w:val="20"/>
+              </w:rPr>
+            </w:pPr>
+            <w:r>
+              <w:rPr>
+                <w:rFonts w:ascii="Arial" w:hAnsi="Arial" w:cs="Arial"/>
+                <w:sz w:val="20"/>
               </w:rPr>
               <w:t>Главный специалист</w:t>
             </w:r>
@@ -1969,13 +1957,13 @@
               <w:spacing w:after="0" w:line="240" w:lineRule="auto"/>
               <w:rPr>
                 <w:rFonts w:ascii="Arial" w:hAnsi="Arial" w:cs="Arial"/>
-                <w:sz w:val="21"/>
-              </w:rPr>
-            </w:pPr>
-            <w:r>
-              <w:rPr>
-                <w:rFonts w:ascii="Arial" w:hAnsi="Arial" w:cs="Arial"/>
-                <w:sz w:val="21"/>
+                <w:sz w:val="20"/>
+              </w:rPr>
+            </w:pPr>
+            <w:r>
+              <w:rPr>
+                <w:rFonts w:ascii="Arial" w:hAnsi="Arial" w:cs="Arial"/>
+                <w:sz w:val="20"/>
               </w:rPr>
               <w:t>1 000 000,00 KZT</w:t>
             </w:r>
@@ -1993,15 +1981,15 @@
               <w:spacing w:after="0" w:line="240" w:lineRule="auto"/>
               <w:rPr>
                 <w:rFonts w:ascii="Arial" w:hAnsi="Arial" w:cs="Arial"/>
-                <w:sz w:val="21"/>
-              </w:rPr>
-            </w:pPr>
-            <w:r>
-              <w:rPr>
-                <w:rFonts w:ascii="Arial" w:hAnsi="Arial" w:cs="Arial"/>
-                <w:sz w:val="21"/>
-              </w:rPr>
-              <w:t>12.</w:t>
+                <w:sz w:val="20"/>
+              </w:rPr>
+            </w:pPr>
+            <w:r>
+              <w:rPr>
+                <w:rFonts w:ascii="Arial" w:hAnsi="Arial" w:cs="Arial"/>
+                <w:sz w:val="20"/>
+              </w:rPr>
+              <w:t>11.</w:t>
             </w:r>
           </w:p>
         </w:tc>
@@ -2015,15 +2003,15 @@
               <w:spacing w:after="0" w:line="240" w:lineRule="auto"/>
               <w:rPr>
                 <w:rFonts w:ascii="Arial" w:hAnsi="Arial" w:cs="Arial"/>
-                <w:sz w:val="21"/>
-              </w:rPr>
-            </w:pPr>
-            <w:r>
-              <w:rPr>
-                <w:rFonts w:ascii="Arial" w:hAnsi="Arial" w:cs="Arial"/>
-                <w:sz w:val="21"/>
-              </w:rPr>
-              <w:t>Ведущий специалист</w:t>
+                <w:sz w:val="20"/>
+              </w:rPr>
+            </w:pPr>
+            <w:r>
+              <w:rPr>
+                <w:rFonts w:ascii="Arial" w:hAnsi="Arial" w:cs="Arial"/>
+                <w:sz w:val="20"/>
+              </w:rPr>
+              <w:t>Главный специалист</w:t>
             </w:r>
           </w:p>
         </w:tc>
@@ -2037,13 +2025,13 @@
               <w:spacing w:after="0" w:line="240" w:lineRule="auto"/>
               <w:rPr>
                 <w:rFonts w:ascii="Arial" w:hAnsi="Arial" w:cs="Arial"/>
-                <w:sz w:val="21"/>
-              </w:rPr>
-            </w:pPr>
-            <w:r>
-              <w:rPr>
-                <w:rFonts w:ascii="Arial" w:hAnsi="Arial" w:cs="Arial"/>
-                <w:sz w:val="21"/>
+                <w:sz w:val="20"/>
+              </w:rPr>
+            </w:pPr>
+            <w:r>
+              <w:rPr>
+                <w:rFonts w:ascii="Arial" w:hAnsi="Arial" w:cs="Arial"/>
+                <w:sz w:val="20"/>
               </w:rPr>
               <w:t>1 000 000,00 KZT</w:t>
             </w:r>
@@ -2061,15 +2049,15 @@
               <w:spacing w:after="0" w:line="240" w:lineRule="auto"/>
               <w:rPr>
                 <w:rFonts w:ascii="Arial" w:hAnsi="Arial" w:cs="Arial"/>
-                <w:sz w:val="21"/>
-              </w:rPr>
-            </w:pPr>
-            <w:r>
-              <w:rPr>
-                <w:rFonts w:ascii="Arial" w:hAnsi="Arial" w:cs="Arial"/>
-                <w:sz w:val="21"/>
-              </w:rPr>
-              <w:t>13.</w:t>
+                <w:sz w:val="20"/>
+              </w:rPr>
+            </w:pPr>
+            <w:r>
+              <w:rPr>
+                <w:rFonts w:ascii="Arial" w:hAnsi="Arial" w:cs="Arial"/>
+                <w:sz w:val="20"/>
+              </w:rPr>
+              <w:t>12.</w:t>
             </w:r>
           </w:p>
         </w:tc>
@@ -2083,13 +2071,13 @@
               <w:spacing w:after="0" w:line="240" w:lineRule="auto"/>
               <w:rPr>
                 <w:rFonts w:ascii="Arial" w:hAnsi="Arial" w:cs="Arial"/>
-                <w:sz w:val="21"/>
-              </w:rPr>
-            </w:pPr>
-            <w:r>
-              <w:rPr>
-                <w:rFonts w:ascii="Arial" w:hAnsi="Arial" w:cs="Arial"/>
-                <w:sz w:val="21"/>
+                <w:sz w:val="20"/>
+              </w:rPr>
+            </w:pPr>
+            <w:r>
+              <w:rPr>
+                <w:rFonts w:ascii="Arial" w:hAnsi="Arial" w:cs="Arial"/>
+                <w:sz w:val="20"/>
               </w:rPr>
               <w:t>Ведущий специалист</w:t>
             </w:r>
@@ -2105,15 +2093,15 @@
               <w:spacing w:after="0" w:line="240" w:lineRule="auto"/>
               <w:rPr>
                 <w:rFonts w:ascii="Arial" w:hAnsi="Arial" w:cs="Arial"/>
-                <w:sz w:val="21"/>
-              </w:rPr>
-            </w:pPr>
-            <w:r>
-              <w:rPr>
-                <w:rFonts w:ascii="Arial" w:hAnsi="Arial" w:cs="Arial"/>
-                <w:sz w:val="21"/>
-              </w:rPr>
-              <w:t>700 000,00 KZT</w:t>
+                <w:sz w:val="20"/>
+              </w:rPr>
+            </w:pPr>
+            <w:r>
+              <w:rPr>
+                <w:rFonts w:ascii="Arial" w:hAnsi="Arial" w:cs="Arial"/>
+                <w:sz w:val="20"/>
+              </w:rPr>
+              <w:t>1 000 000,00 KZT</w:t>
             </w:r>
           </w:p>
         </w:tc>
@@ -2129,15 +2117,15 @@
               <w:spacing w:after="0" w:line="240" w:lineRule="auto"/>
               <w:rPr>
                 <w:rFonts w:ascii="Arial" w:hAnsi="Arial" w:cs="Arial"/>
-                <w:sz w:val="21"/>
-              </w:rPr>
-            </w:pPr>
-            <w:r>
-              <w:rPr>
-                <w:rFonts w:ascii="Arial" w:hAnsi="Arial" w:cs="Arial"/>
-                <w:sz w:val="21"/>
-              </w:rPr>
-              <w:t>14.</w:t>
+                <w:sz w:val="20"/>
+              </w:rPr>
+            </w:pPr>
+            <w:r>
+              <w:rPr>
+                <w:rFonts w:ascii="Arial" w:hAnsi="Arial" w:cs="Arial"/>
+                <w:sz w:val="20"/>
+              </w:rPr>
+              <w:t>13.</w:t>
             </w:r>
           </w:p>
         </w:tc>
@@ -2151,13 +2139,13 @@
               <w:spacing w:after="0" w:line="240" w:lineRule="auto"/>
               <w:rPr>
                 <w:rFonts w:ascii="Arial" w:hAnsi="Arial" w:cs="Arial"/>
-                <w:sz w:val="21"/>
-              </w:rPr>
-            </w:pPr>
-            <w:r>
-              <w:rPr>
-                <w:rFonts w:ascii="Arial" w:hAnsi="Arial" w:cs="Arial"/>
-                <w:sz w:val="21"/>
+                <w:sz w:val="20"/>
+              </w:rPr>
+            </w:pPr>
+            <w:r>
+              <w:rPr>
+                <w:rFonts w:ascii="Arial" w:hAnsi="Arial" w:cs="Arial"/>
+                <w:sz w:val="20"/>
               </w:rPr>
               <w:t>Ведущий специалист</w:t>
             </w:r>
@@ -2173,13 +2161,13 @@
               <w:spacing w:after="0" w:line="240" w:lineRule="auto"/>
               <w:rPr>
                 <w:rFonts w:ascii="Arial" w:hAnsi="Arial" w:cs="Arial"/>
-                <w:sz w:val="21"/>
-              </w:rPr>
-            </w:pPr>
-            <w:r>
-              <w:rPr>
-                <w:rFonts w:ascii="Arial" w:hAnsi="Arial" w:cs="Arial"/>
-                <w:sz w:val="21"/>
+                <w:sz w:val="20"/>
+              </w:rPr>
+            </w:pPr>
+            <w:r>
+              <w:rPr>
+                <w:rFonts w:ascii="Arial" w:hAnsi="Arial" w:cs="Arial"/>
+                <w:sz w:val="20"/>
               </w:rPr>
               <w:t>700 000,00 KZT</w:t>
             </w:r>
@@ -2197,15 +2185,15 @@
               <w:spacing w:after="0" w:line="240" w:lineRule="auto"/>
               <w:rPr>
                 <w:rFonts w:ascii="Arial" w:hAnsi="Arial" w:cs="Arial"/>
-                <w:sz w:val="21"/>
-              </w:rPr>
-            </w:pPr>
-            <w:r>
-              <w:rPr>
-                <w:rFonts w:ascii="Arial" w:hAnsi="Arial" w:cs="Arial"/>
-                <w:sz w:val="21"/>
-              </w:rPr>
-              <w:t>15.</w:t>
+                <w:sz w:val="20"/>
+              </w:rPr>
+            </w:pPr>
+            <w:r>
+              <w:rPr>
+                <w:rFonts w:ascii="Arial" w:hAnsi="Arial" w:cs="Arial"/>
+                <w:sz w:val="20"/>
+              </w:rPr>
+              <w:t>14.</w:t>
             </w:r>
           </w:p>
         </w:tc>
@@ -2219,13 +2207,13 @@
               <w:spacing w:after="0" w:line="240" w:lineRule="auto"/>
               <w:rPr>
                 <w:rFonts w:ascii="Arial" w:hAnsi="Arial" w:cs="Arial"/>
-                <w:sz w:val="21"/>
-              </w:rPr>
-            </w:pPr>
-            <w:r>
-              <w:rPr>
-                <w:rFonts w:ascii="Arial" w:hAnsi="Arial" w:cs="Arial"/>
-                <w:sz w:val="21"/>
+                <w:sz w:val="20"/>
+              </w:rPr>
+            </w:pPr>
+            <w:r>
+              <w:rPr>
+                <w:rFonts w:ascii="Arial" w:hAnsi="Arial" w:cs="Arial"/>
+                <w:sz w:val="20"/>
               </w:rPr>
               <w:t>Ведущий специалист</w:t>
             </w:r>
@@ -2241,13 +2229,13 @@
               <w:spacing w:after="0" w:line="240" w:lineRule="auto"/>
               <w:rPr>
                 <w:rFonts w:ascii="Arial" w:hAnsi="Arial" w:cs="Arial"/>
-                <w:sz w:val="21"/>
-              </w:rPr>
-            </w:pPr>
-            <w:r>
-              <w:rPr>
-                <w:rFonts w:ascii="Arial" w:hAnsi="Arial" w:cs="Arial"/>
-                <w:sz w:val="21"/>
+                <w:sz w:val="20"/>
+              </w:rPr>
+            </w:pPr>
+            <w:r>
+              <w:rPr>
+                <w:rFonts w:ascii="Arial" w:hAnsi="Arial" w:cs="Arial"/>
+                <w:sz w:val="20"/>
               </w:rPr>
               <w:t>700 000,00 KZT</w:t>
             </w:r>
@@ -2265,15 +2253,15 @@
               <w:spacing w:after="0" w:line="240" w:lineRule="auto"/>
               <w:rPr>
                 <w:rFonts w:ascii="Arial" w:hAnsi="Arial" w:cs="Arial"/>
-                <w:sz w:val="21"/>
-              </w:rPr>
-            </w:pPr>
-            <w:r>
-              <w:rPr>
-                <w:rFonts w:ascii="Arial" w:hAnsi="Arial" w:cs="Arial"/>
-                <w:sz w:val="21"/>
-              </w:rPr>
-              <w:t>16.</w:t>
+                <w:sz w:val="20"/>
+              </w:rPr>
+            </w:pPr>
+            <w:r>
+              <w:rPr>
+                <w:rFonts w:ascii="Arial" w:hAnsi="Arial" w:cs="Arial"/>
+                <w:sz w:val="20"/>
+              </w:rPr>
+              <w:t>15.</w:t>
             </w:r>
           </w:p>
         </w:tc>
@@ -2287,15 +2275,15 @@
               <w:spacing w:after="0" w:line="240" w:lineRule="auto"/>
               <w:rPr>
                 <w:rFonts w:ascii="Arial" w:hAnsi="Arial" w:cs="Arial"/>
-                <w:sz w:val="21"/>
-              </w:rPr>
-            </w:pPr>
-            <w:r>
-              <w:rPr>
-                <w:rFonts w:ascii="Arial" w:hAnsi="Arial" w:cs="Arial"/>
-                <w:sz w:val="21"/>
-              </w:rPr>
-              <w:t>Ведущий специалист (молодежь, НПО)</w:t>
+                <w:sz w:val="20"/>
+              </w:rPr>
+            </w:pPr>
+            <w:r>
+              <w:rPr>
+                <w:rFonts w:ascii="Arial" w:hAnsi="Arial" w:cs="Arial"/>
+                <w:sz w:val="20"/>
+              </w:rPr>
+              <w:t>Ведущий специалист</w:t>
             </w:r>
           </w:p>
         </w:tc>
@@ -2309,15 +2297,15 @@
               <w:spacing w:after="0" w:line="240" w:lineRule="auto"/>
               <w:rPr>
                 <w:rFonts w:ascii="Arial" w:hAnsi="Arial" w:cs="Arial"/>
-                <w:sz w:val="21"/>
-              </w:rPr>
-            </w:pPr>
-            <w:r>
-              <w:rPr>
-                <w:rFonts w:ascii="Arial" w:hAnsi="Arial" w:cs="Arial"/>
-                <w:sz w:val="21"/>
-              </w:rPr>
-              <w:t>800 000,00 KZT</w:t>
+                <w:sz w:val="20"/>
+              </w:rPr>
+            </w:pPr>
+            <w:r>
+              <w:rPr>
+                <w:rFonts w:ascii="Arial" w:hAnsi="Arial" w:cs="Arial"/>
+                <w:sz w:val="20"/>
+              </w:rPr>
+              <w:t>700 000,00 KZT</w:t>
             </w:r>
           </w:p>
         </w:tc>
@@ -2333,9 +2321,16 @@
               <w:spacing w:after="0" w:line="240" w:lineRule="auto"/>
               <w:rPr>
                 <w:rFonts w:ascii="Arial" w:hAnsi="Arial" w:cs="Arial"/>
-                <w:sz w:val="21"/>
-              </w:rPr>
-            </w:pPr>
+                <w:sz w:val="20"/>
+              </w:rPr>
+            </w:pPr>
+            <w:r>
+              <w:rPr>
+                <w:rFonts w:ascii="Arial" w:hAnsi="Arial" w:cs="Arial"/>
+                <w:sz w:val="20"/>
+              </w:rPr>
+              <w:t>16.</w:t>
+            </w:r>
           </w:p>
         </w:tc>
         <w:tc>
@@ -2348,17 +2343,15 @@
               <w:spacing w:after="0" w:line="240" w:lineRule="auto"/>
               <w:rPr>
                 <w:rFonts w:ascii="Arial" w:hAnsi="Arial" w:cs="Arial"/>
-                <w:b/>
-                <w:sz w:val="21"/>
-              </w:rPr>
-            </w:pPr>
-            <w:r>
-              <w:rPr>
-                <w:rFonts w:ascii="Arial" w:hAnsi="Arial" w:cs="Arial"/>
-                <w:b/>
-                <w:sz w:val="21"/>
-              </w:rPr>
-              <w:t>Департамент цифрового развития</w:t>
+                <w:sz w:val="20"/>
+              </w:rPr>
+            </w:pPr>
+            <w:r>
+              <w:rPr>
+                <w:rFonts w:ascii="Arial" w:hAnsi="Arial" w:cs="Arial"/>
+                <w:sz w:val="20"/>
+              </w:rPr>
+              <w:t>Ведущий специалист</w:t>
             </w:r>
           </w:p>
         </w:tc>
@@ -2372,9 +2365,16 @@
               <w:spacing w:after="0" w:line="240" w:lineRule="auto"/>
               <w:rPr>
                 <w:rFonts w:ascii="Arial" w:hAnsi="Arial" w:cs="Arial"/>
-                <w:sz w:val="21"/>
-              </w:rPr>
-            </w:pPr>
+                <w:sz w:val="20"/>
+              </w:rPr>
+            </w:pPr>
+            <w:r>
+              <w:rPr>
+                <w:rFonts w:ascii="Arial" w:hAnsi="Arial" w:cs="Arial"/>
+                <w:sz w:val="20"/>
+              </w:rPr>
+              <w:t>700 000,00 KZT</w:t>
+            </w:r>
           </w:p>
         </w:tc>
       </w:tr>
@@ -2389,16 +2389,9 @@
               <w:spacing w:after="0" w:line="240" w:lineRule="auto"/>
               <w:rPr>
                 <w:rFonts w:ascii="Arial" w:hAnsi="Arial" w:cs="Arial"/>
-                <w:sz w:val="21"/>
-              </w:rPr>
-            </w:pPr>
-            <w:r>
-              <w:rPr>
-                <w:rFonts w:ascii="Arial" w:hAnsi="Arial" w:cs="Arial"/>
-                <w:sz w:val="21"/>
-              </w:rPr>
-              <w:t>17.</w:t>
-            </w:r>
+                <w:sz w:val="20"/>
+              </w:rPr>
+            </w:pPr>
           </w:p>
         </w:tc>
         <w:tc>
@@ -2411,15 +2404,17 @@
               <w:spacing w:after="0" w:line="240" w:lineRule="auto"/>
               <w:rPr>
                 <w:rFonts w:ascii="Arial" w:hAnsi="Arial" w:cs="Arial"/>
-                <w:sz w:val="21"/>
-              </w:rPr>
-            </w:pPr>
-            <w:r>
-              <w:rPr>
-                <w:rFonts w:ascii="Arial" w:hAnsi="Arial" w:cs="Arial"/>
-                <w:sz w:val="21"/>
-              </w:rPr>
-              <w:t>Руководитель департамента</w:t>
+                <w:b/>
+                <w:sz w:val="20"/>
+              </w:rPr>
+            </w:pPr>
+            <w:r>
+              <w:rPr>
+                <w:rFonts w:ascii="Arial" w:hAnsi="Arial" w:cs="Arial"/>
+                <w:b/>
+                <w:sz w:val="20"/>
+              </w:rPr>
+              <w:t>Департамент цифрового развития</w:t>
             </w:r>
           </w:p>
         </w:tc>
@@ -2433,16 +2428,9 @@
               <w:spacing w:after="0" w:line="240" w:lineRule="auto"/>
               <w:rPr>
                 <w:rFonts w:ascii="Arial" w:hAnsi="Arial" w:cs="Arial"/>
-                <w:sz w:val="21"/>
-              </w:rPr>
-            </w:pPr>
-            <w:r>
-              <w:rPr>
-                <w:rFonts w:ascii="Arial" w:hAnsi="Arial" w:cs="Arial"/>
-                <w:sz w:val="21"/>
-              </w:rPr>
-              <w:t>1 300 000,00 KZT</w:t>
-            </w:r>
+                <w:sz w:val="20"/>
+              </w:rPr>
+            </w:pPr>
           </w:p>
         </w:tc>
       </w:tr>
@@ -2457,9 +2445,16 @@
               <w:spacing w:after="0" w:line="240" w:lineRule="auto"/>
               <w:rPr>
                 <w:rFonts w:ascii="Arial" w:hAnsi="Arial" w:cs="Arial"/>
-                <w:sz w:val="21"/>
-              </w:rPr>
-            </w:pPr>
+                <w:sz w:val="20"/>
+              </w:rPr>
+            </w:pPr>
+            <w:r>
+              <w:rPr>
+                <w:rFonts w:ascii="Arial" w:hAnsi="Arial" w:cs="Arial"/>
+                <w:sz w:val="20"/>
+              </w:rPr>
+              <w:t>17.</w:t>
+            </w:r>
           </w:p>
         </w:tc>
         <w:tc>
@@ -2472,17 +2467,15 @@
               <w:spacing w:after="0" w:line="240" w:lineRule="auto"/>
               <w:rPr>
                 <w:rFonts w:ascii="Arial" w:hAnsi="Arial" w:cs="Arial"/>
-                <w:b/>
-                <w:sz w:val="21"/>
-              </w:rPr>
-            </w:pPr>
-            <w:r>
-              <w:rPr>
-                <w:rFonts w:ascii="Arial" w:hAnsi="Arial" w:cs="Arial"/>
-                <w:b/>
-                <w:sz w:val="21"/>
-              </w:rPr>
-              <w:t>Группа «Коммуникация и креатив»</w:t>
+                <w:sz w:val="20"/>
+              </w:rPr>
+            </w:pPr>
+            <w:r>
+              <w:rPr>
+                <w:rFonts w:ascii="Arial" w:hAnsi="Arial" w:cs="Arial"/>
+                <w:sz w:val="20"/>
+              </w:rPr>
+              <w:t>Руководитель департамента</w:t>
             </w:r>
           </w:p>
         </w:tc>
@@ -2496,9 +2489,16 @@
               <w:spacing w:after="0" w:line="240" w:lineRule="auto"/>
               <w:rPr>
                 <w:rFonts w:ascii="Arial" w:hAnsi="Arial" w:cs="Arial"/>
-                <w:sz w:val="21"/>
-              </w:rPr>
-            </w:pPr>
+                <w:sz w:val="20"/>
+              </w:rPr>
+            </w:pPr>
+            <w:r>
+              <w:rPr>
+                <w:rFonts w:ascii="Arial" w:hAnsi="Arial" w:cs="Arial"/>
+                <w:sz w:val="20"/>
+              </w:rPr>
+              <w:t>1 300 000,00 KZT</w:t>
+            </w:r>
           </w:p>
         </w:tc>
       </w:tr>
@@ -2513,16 +2513,9 @@
               <w:spacing w:after="0" w:line="240" w:lineRule="auto"/>
               <w:rPr>
                 <w:rFonts w:ascii="Arial" w:hAnsi="Arial" w:cs="Arial"/>
-                <w:sz w:val="21"/>
-              </w:rPr>
-            </w:pPr>
-            <w:r>
-              <w:rPr>
-                <w:rFonts w:ascii="Arial" w:hAnsi="Arial" w:cs="Arial"/>
-                <w:sz w:val="21"/>
-              </w:rPr>
-              <w:t>18.</w:t>
-            </w:r>
+                <w:sz w:val="20"/>
+              </w:rPr>
+            </w:pPr>
           </w:p>
         </w:tc>
         <w:tc>
@@ -2535,15 +2528,17 @@
               <w:spacing w:after="0" w:line="240" w:lineRule="auto"/>
               <w:rPr>
                 <w:rFonts w:ascii="Arial" w:hAnsi="Arial" w:cs="Arial"/>
-                <w:sz w:val="21"/>
-              </w:rPr>
-            </w:pPr>
-            <w:r>
-              <w:rPr>
-                <w:rFonts w:ascii="Arial" w:hAnsi="Arial" w:cs="Arial"/>
-                <w:sz w:val="21"/>
-              </w:rPr>
-              <w:t>Руководитель группы</w:t>
+                <w:b/>
+                <w:sz w:val="20"/>
+              </w:rPr>
+            </w:pPr>
+            <w:r>
+              <w:rPr>
+                <w:rFonts w:ascii="Arial" w:hAnsi="Arial" w:cs="Arial"/>
+                <w:b/>
+                <w:sz w:val="20"/>
+              </w:rPr>
+              <w:t>Группа «Коммуникация и креатив»</w:t>
             </w:r>
           </w:p>
         </w:tc>
@@ -2557,16 +2552,9 @@
               <w:spacing w:after="0" w:line="240" w:lineRule="auto"/>
               <w:rPr>
                 <w:rFonts w:ascii="Arial" w:hAnsi="Arial" w:cs="Arial"/>
-                <w:sz w:val="21"/>
-              </w:rPr>
-            </w:pPr>
-            <w:r>
-              <w:rPr>
-                <w:rFonts w:ascii="Arial" w:hAnsi="Arial" w:cs="Arial"/>
-                <w:sz w:val="21"/>
-              </w:rPr>
-              <w:t>1 300 000,00 KZT</w:t>
-            </w:r>
+                <w:sz w:val="20"/>
+              </w:rPr>
+            </w:pPr>
           </w:p>
         </w:tc>
       </w:tr>
@@ -2581,15 +2569,15 @@
               <w:spacing w:after="0" w:line="240" w:lineRule="auto"/>
               <w:rPr>
                 <w:rFonts w:ascii="Arial" w:hAnsi="Arial" w:cs="Arial"/>
-                <w:sz w:val="21"/>
-              </w:rPr>
-            </w:pPr>
-            <w:r>
-              <w:rPr>
-                <w:rFonts w:ascii="Arial" w:hAnsi="Arial" w:cs="Arial"/>
-                <w:sz w:val="21"/>
-              </w:rPr>
-              <w:t>19.</w:t>
+                <w:sz w:val="20"/>
+              </w:rPr>
+            </w:pPr>
+            <w:r>
+              <w:rPr>
+                <w:rFonts w:ascii="Arial" w:hAnsi="Arial" w:cs="Arial"/>
+                <w:sz w:val="20"/>
+              </w:rPr>
+              <w:t>18.</w:t>
             </w:r>
           </w:p>
         </w:tc>
@@ -2603,15 +2591,15 @@
               <w:spacing w:after="0" w:line="240" w:lineRule="auto"/>
               <w:rPr>
                 <w:rFonts w:ascii="Arial" w:hAnsi="Arial" w:cs="Arial"/>
-                <w:sz w:val="21"/>
-              </w:rPr>
-            </w:pPr>
-            <w:r>
-              <w:rPr>
-                <w:rFonts w:ascii="Arial" w:hAnsi="Arial" w:cs="Arial"/>
-                <w:sz w:val="21"/>
-              </w:rPr>
-              <w:t>Главный специалист (PR, пресс-секретарь)</w:t>
+                <w:sz w:val="20"/>
+              </w:rPr>
+            </w:pPr>
+            <w:r>
+              <w:rPr>
+                <w:rFonts w:ascii="Arial" w:hAnsi="Arial" w:cs="Arial"/>
+                <w:sz w:val="20"/>
+              </w:rPr>
+              <w:t>Руководитель группы</w:t>
             </w:r>
           </w:p>
         </w:tc>
@@ -2625,15 +2613,15 @@
               <w:spacing w:after="0" w:line="240" w:lineRule="auto"/>
               <w:rPr>
                 <w:rFonts w:ascii="Arial" w:hAnsi="Arial" w:cs="Arial"/>
-                <w:sz w:val="21"/>
-              </w:rPr>
-            </w:pPr>
-            <w:r>
-              <w:rPr>
-                <w:rFonts w:ascii="Arial" w:hAnsi="Arial" w:cs="Arial"/>
-                <w:sz w:val="21"/>
-              </w:rPr>
-              <w:t>1 000 000,00 KZT</w:t>
+                <w:sz w:val="20"/>
+              </w:rPr>
+            </w:pPr>
+            <w:r>
+              <w:rPr>
+                <w:rFonts w:ascii="Arial" w:hAnsi="Arial" w:cs="Arial"/>
+                <w:sz w:val="20"/>
+              </w:rPr>
+              <w:t>1 300 000,00 KZT</w:t>
             </w:r>
           </w:p>
         </w:tc>
@@ -2649,15 +2637,15 @@
               <w:spacing w:after="0" w:line="240" w:lineRule="auto"/>
               <w:rPr>
                 <w:rFonts w:ascii="Arial" w:hAnsi="Arial" w:cs="Arial"/>
-                <w:sz w:val="21"/>
-              </w:rPr>
-            </w:pPr>
-            <w:r>
-              <w:rPr>
-                <w:rFonts w:ascii="Arial" w:hAnsi="Arial" w:cs="Arial"/>
-                <w:sz w:val="21"/>
-              </w:rPr>
-              <w:t>20.</w:t>
+                <w:sz w:val="20"/>
+              </w:rPr>
+            </w:pPr>
+            <w:r>
+              <w:rPr>
+                <w:rFonts w:ascii="Arial" w:hAnsi="Arial" w:cs="Arial"/>
+                <w:sz w:val="20"/>
+              </w:rPr>
+              <w:t>19.</w:t>
             </w:r>
           </w:p>
         </w:tc>
@@ -2671,15 +2659,15 @@
               <w:spacing w:after="0" w:line="240" w:lineRule="auto"/>
               <w:rPr>
                 <w:rFonts w:ascii="Arial" w:hAnsi="Arial" w:cs="Arial"/>
-                <w:sz w:val="21"/>
-              </w:rPr>
-            </w:pPr>
-            <w:r>
-              <w:rPr>
-                <w:rFonts w:ascii="Arial" w:hAnsi="Arial" w:cs="Arial"/>
-                <w:sz w:val="21"/>
-              </w:rPr>
-              <w:t>Ведущий специалист (фотограф, рилсмейкер)</w:t>
+                <w:sz w:val="20"/>
+              </w:rPr>
+            </w:pPr>
+            <w:r>
+              <w:rPr>
+                <w:rFonts w:ascii="Arial" w:hAnsi="Arial" w:cs="Arial"/>
+                <w:sz w:val="20"/>
+              </w:rPr>
+              <w:t>Главный специалист (PR, пресс-секретарь)</w:t>
             </w:r>
           </w:p>
         </w:tc>
@@ -2693,13 +2681,13 @@
               <w:spacing w:after="0" w:line="240" w:lineRule="auto"/>
               <w:rPr>
                 <w:rFonts w:ascii="Arial" w:hAnsi="Arial" w:cs="Arial"/>
-                <w:sz w:val="21"/>
-              </w:rPr>
-            </w:pPr>
-            <w:r>
-              <w:rPr>
-                <w:rFonts w:ascii="Arial" w:hAnsi="Arial" w:cs="Arial"/>
-                <w:sz w:val="21"/>
+                <w:sz w:val="20"/>
+              </w:rPr>
+            </w:pPr>
+            <w:r>
+              <w:rPr>
+                <w:rFonts w:ascii="Arial" w:hAnsi="Arial" w:cs="Arial"/>
+                <w:sz w:val="20"/>
               </w:rPr>
               <w:t>1 000 000,00 KZT</w:t>
             </w:r>
@@ -2717,15 +2705,15 @@
               <w:spacing w:after="0" w:line="240" w:lineRule="auto"/>
               <w:rPr>
                 <w:rFonts w:ascii="Arial" w:hAnsi="Arial" w:cs="Arial"/>
-                <w:sz w:val="21"/>
-              </w:rPr>
-            </w:pPr>
-            <w:r>
-              <w:rPr>
-                <w:rFonts w:ascii="Arial" w:hAnsi="Arial" w:cs="Arial"/>
-                <w:sz w:val="21"/>
-              </w:rPr>
-              <w:t>21.</w:t>
+                <w:sz w:val="20"/>
+              </w:rPr>
+            </w:pPr>
+            <w:r>
+              <w:rPr>
+                <w:rFonts w:ascii="Arial" w:hAnsi="Arial" w:cs="Arial"/>
+                <w:sz w:val="20"/>
+              </w:rPr>
+              <w:t>20.</w:t>
             </w:r>
           </w:p>
         </w:tc>
@@ -2739,15 +2727,15 @@
               <w:spacing w:after="0" w:line="240" w:lineRule="auto"/>
               <w:rPr>
                 <w:rFonts w:ascii="Arial" w:hAnsi="Arial" w:cs="Arial"/>
-                <w:sz w:val="21"/>
-              </w:rPr>
-            </w:pPr>
-            <w:r>
-              <w:rPr>
-                <w:rFonts w:ascii="Arial" w:hAnsi="Arial" w:cs="Arial"/>
-                <w:sz w:val="21"/>
-              </w:rPr>
-              <w:t>Ведущий специалист (менеджер по блогерам)</w:t>
+                <w:sz w:val="20"/>
+              </w:rPr>
+            </w:pPr>
+            <w:r>
+              <w:rPr>
+                <w:rFonts w:ascii="Arial" w:hAnsi="Arial" w:cs="Arial"/>
+                <w:sz w:val="20"/>
+              </w:rPr>
+              <w:t>Ведущий специалист (фотограф, рилсмейкер)</w:t>
             </w:r>
           </w:p>
         </w:tc>
@@ -2761,15 +2749,15 @@
               <w:spacing w:after="0" w:line="240" w:lineRule="auto"/>
               <w:rPr>
                 <w:rFonts w:ascii="Arial" w:hAnsi="Arial" w:cs="Arial"/>
-                <w:sz w:val="21"/>
-              </w:rPr>
-            </w:pPr>
-            <w:r>
-              <w:rPr>
-                <w:rFonts w:ascii="Arial" w:hAnsi="Arial" w:cs="Arial"/>
-                <w:sz w:val="21"/>
-              </w:rPr>
-              <w:t>700 000,00 KZT</w:t>
+                <w:sz w:val="20"/>
+              </w:rPr>
+            </w:pPr>
+            <w:r>
+              <w:rPr>
+                <w:rFonts w:ascii="Arial" w:hAnsi="Arial" w:cs="Arial"/>
+                <w:sz w:val="20"/>
+              </w:rPr>
+              <w:t>1 000 000,00 KZT</w:t>
             </w:r>
           </w:p>
         </w:tc>
@@ -2785,9 +2773,16 @@
               <w:spacing w:after="0" w:line="240" w:lineRule="auto"/>
               <w:rPr>
                 <w:rFonts w:ascii="Arial" w:hAnsi="Arial" w:cs="Arial"/>
-                <w:sz w:val="21"/>
-              </w:rPr>
-            </w:pPr>
+                <w:sz w:val="20"/>
+              </w:rPr>
+            </w:pPr>
+            <w:r>
+              <w:rPr>
+                <w:rFonts w:ascii="Arial" w:hAnsi="Arial" w:cs="Arial"/>
+                <w:sz w:val="20"/>
+              </w:rPr>
+              <w:t>21.</w:t>
+            </w:r>
           </w:p>
         </w:tc>
         <w:tc>
@@ -2800,17 +2795,15 @@
               <w:spacing w:after="0" w:line="240" w:lineRule="auto"/>
               <w:rPr>
                 <w:rFonts w:ascii="Arial" w:hAnsi="Arial" w:cs="Arial"/>
-                <w:b/>
-                <w:sz w:val="21"/>
-              </w:rPr>
-            </w:pPr>
-            <w:r>
-              <w:rPr>
-                <w:rFonts w:ascii="Arial" w:hAnsi="Arial" w:cs="Arial"/>
-                <w:b/>
-                <w:sz w:val="21"/>
-              </w:rPr>
-              <w:t>Проектный офис для Центральной Азии по изменению климата и зеленой энергетике</w:t>
+                <w:sz w:val="20"/>
+              </w:rPr>
+            </w:pPr>
+            <w:r>
+              <w:rPr>
+                <w:rFonts w:ascii="Arial" w:hAnsi="Arial" w:cs="Arial"/>
+                <w:sz w:val="20"/>
+              </w:rPr>
+              <w:t>Ведущий специалист (менеджер по блогерам)</w:t>
             </w:r>
           </w:p>
         </w:tc>
@@ -2824,9 +2817,16 @@
               <w:spacing w:after="0" w:line="240" w:lineRule="auto"/>
               <w:rPr>
                 <w:rFonts w:ascii="Arial" w:hAnsi="Arial" w:cs="Arial"/>
-                <w:sz w:val="21"/>
-              </w:rPr>
-            </w:pPr>
+                <w:sz w:val="20"/>
+              </w:rPr>
+            </w:pPr>
+            <w:r>
+              <w:rPr>
+                <w:rFonts w:ascii="Arial" w:hAnsi="Arial" w:cs="Arial"/>
+                <w:sz w:val="20"/>
+              </w:rPr>
+              <w:t>700 000,00 KZT</w:t>
+            </w:r>
           </w:p>
         </w:tc>
       </w:tr>
@@ -2841,13 +2841,13 @@
               <w:spacing w:after="0" w:line="240" w:lineRule="auto"/>
               <w:rPr>
                 <w:rFonts w:ascii="Arial" w:hAnsi="Arial" w:cs="Arial"/>
-                <w:sz w:val="21"/>
-              </w:rPr>
-            </w:pPr>
-            <w:r>
-              <w:rPr>
-                <w:rFonts w:ascii="Arial" w:hAnsi="Arial" w:cs="Arial"/>
-                <w:sz w:val="21"/>
+                <w:sz w:val="20"/>
+              </w:rPr>
+            </w:pPr>
+            <w:r>
+              <w:rPr>
+                <w:rFonts w:ascii="Arial" w:hAnsi="Arial" w:cs="Arial"/>
+                <w:sz w:val="20"/>
               </w:rPr>
               <w:t>22.</w:t>
             </w:r>
@@ -2863,15 +2863,15 @@
               <w:spacing w:after="0" w:line="240" w:lineRule="auto"/>
               <w:rPr>
                 <w:rFonts w:ascii="Arial" w:hAnsi="Arial" w:cs="Arial"/>
-                <w:sz w:val="21"/>
-              </w:rPr>
-            </w:pPr>
-            <w:r>
-              <w:rPr>
-                <w:rFonts w:ascii="Arial" w:hAnsi="Arial" w:cs="Arial"/>
-                <w:sz w:val="21"/>
-              </w:rPr>
-              <w:t>Руководитель Проектного офиса для Центральной Азии по изменению климата и зеленой энергетике</w:t>
+                <w:sz w:val="20"/>
+              </w:rPr>
+            </w:pPr>
+            <w:r>
+              <w:rPr>
+                <w:rFonts w:ascii="Arial" w:hAnsi="Arial" w:cs="Arial"/>
+                <w:sz w:val="20"/>
+              </w:rPr>
+              <w:t>Ведущий специалист (дизайнер)</w:t>
             </w:r>
           </w:p>
         </w:tc>
@@ -2885,15 +2885,15 @@
               <w:spacing w:after="0" w:line="240" w:lineRule="auto"/>
               <w:rPr>
                 <w:rFonts w:ascii="Arial" w:hAnsi="Arial" w:cs="Arial"/>
-                <w:sz w:val="21"/>
-              </w:rPr>
-            </w:pPr>
-            <w:r>
-              <w:rPr>
-                <w:rFonts w:ascii="Arial" w:hAnsi="Arial" w:cs="Arial"/>
-                <w:sz w:val="21"/>
-              </w:rPr>
-              <w:t>1 300 000,00 KZT</w:t>
+                <w:sz w:val="20"/>
+              </w:rPr>
+            </w:pPr>
+            <w:r>
+              <w:rPr>
+                <w:rFonts w:ascii="Arial" w:hAnsi="Arial" w:cs="Arial"/>
+                <w:sz w:val="20"/>
+              </w:rPr>
+              <w:t>700 000,00 KZT</w:t>
             </w:r>
           </w:p>
         </w:tc>
@@ -2909,16 +2909,9 @@
               <w:spacing w:after="0" w:line="240" w:lineRule="auto"/>
               <w:rPr>
                 <w:rFonts w:ascii="Arial" w:hAnsi="Arial" w:cs="Arial"/>
-                <w:sz w:val="21"/>
-              </w:rPr>
-            </w:pPr>
-            <w:r>
-              <w:rPr>
-                <w:rFonts w:ascii="Arial" w:hAnsi="Arial" w:cs="Arial"/>
-                <w:sz w:val="21"/>
-              </w:rPr>
-              <w:t>23.</w:t>
-            </w:r>
+                <w:sz w:val="20"/>
+              </w:rPr>
+            </w:pPr>
           </w:p>
         </w:tc>
         <w:tc>
@@ -2931,15 +2924,17 @@
               <w:spacing w:after="0" w:line="240" w:lineRule="auto"/>
               <w:rPr>
                 <w:rFonts w:ascii="Arial" w:hAnsi="Arial" w:cs="Arial"/>
-                <w:sz w:val="21"/>
-              </w:rPr>
-            </w:pPr>
-            <w:r>
-              <w:rPr>
-                <w:rFonts w:ascii="Arial" w:hAnsi="Arial" w:cs="Arial"/>
-                <w:sz w:val="21"/>
-              </w:rPr>
-              <w:t>Менеджер проектов</w:t>
+                <w:b/>
+                <w:sz w:val="20"/>
+              </w:rPr>
+            </w:pPr>
+            <w:r>
+              <w:rPr>
+                <w:rFonts w:ascii="Arial" w:hAnsi="Arial" w:cs="Arial"/>
+                <w:b/>
+                <w:sz w:val="20"/>
+              </w:rPr>
+              <w:t>Проектный офис для Центральной Азии по изменению климата и зеленой энергетике (руководитель – Главный исполнительный директор Фонда)</w:t>
             </w:r>
           </w:p>
         </w:tc>
@@ -2953,16 +2948,9 @@
               <w:spacing w:after="0" w:line="240" w:lineRule="auto"/>
               <w:rPr>
                 <w:rFonts w:ascii="Arial" w:hAnsi="Arial" w:cs="Arial"/>
-                <w:sz w:val="21"/>
-              </w:rPr>
-            </w:pPr>
-            <w:r>
-              <w:rPr>
-                <w:rFonts w:ascii="Arial" w:hAnsi="Arial" w:cs="Arial"/>
-                <w:sz w:val="21"/>
-              </w:rPr>
-              <w:t>1 200 000,00 KZT</w:t>
-            </w:r>
+                <w:sz w:val="20"/>
+              </w:rPr>
+            </w:pPr>
           </w:p>
         </w:tc>
       </w:tr>
@@ -2977,15 +2965,15 @@
               <w:spacing w:after="0" w:line="240" w:lineRule="auto"/>
               <w:rPr>
                 <w:rFonts w:ascii="Arial" w:hAnsi="Arial" w:cs="Arial"/>
-                <w:sz w:val="21"/>
-              </w:rPr>
-            </w:pPr>
-            <w:r>
-              <w:rPr>
-                <w:rFonts w:ascii="Arial" w:hAnsi="Arial" w:cs="Arial"/>
-                <w:sz w:val="21"/>
-              </w:rPr>
-              <w:t>24.</w:t>
+                <w:sz w:val="20"/>
+              </w:rPr>
+            </w:pPr>
+            <w:r>
+              <w:rPr>
+                <w:rFonts w:ascii="Arial" w:hAnsi="Arial" w:cs="Arial"/>
+                <w:sz w:val="20"/>
+              </w:rPr>
+              <w:t>23.</w:t>
             </w:r>
           </w:p>
         </w:tc>
@@ -2999,15 +2987,15 @@
               <w:spacing w:after="0" w:line="240" w:lineRule="auto"/>
               <w:rPr>
                 <w:rFonts w:ascii="Arial" w:hAnsi="Arial" w:cs="Arial"/>
-                <w:sz w:val="21"/>
-              </w:rPr>
-            </w:pPr>
-            <w:r>
-              <w:rPr>
-                <w:rFonts w:ascii="Arial" w:hAnsi="Arial" w:cs="Arial"/>
-                <w:sz w:val="21"/>
-              </w:rPr>
-              <w:t>Эксперт-эколог</w:t>
+                <w:sz w:val="20"/>
+              </w:rPr>
+            </w:pPr>
+            <w:r>
+              <w:rPr>
+                <w:rFonts w:ascii="Arial" w:hAnsi="Arial" w:cs="Arial"/>
+                <w:sz w:val="20"/>
+              </w:rPr>
+              <w:t>Менеджер проектов</w:t>
             </w:r>
           </w:p>
         </w:tc>
@@ -3021,15 +3009,15 @@
               <w:spacing w:after="0" w:line="240" w:lineRule="auto"/>
               <w:rPr>
                 <w:rFonts w:ascii="Arial" w:hAnsi="Arial" w:cs="Arial"/>
-                <w:sz w:val="21"/>
-              </w:rPr>
-            </w:pPr>
-            <w:r>
-              <w:rPr>
-                <w:rFonts w:ascii="Arial" w:hAnsi="Arial" w:cs="Arial"/>
-                <w:sz w:val="21"/>
-              </w:rPr>
-              <w:t>800 000,00 KZT</w:t>
+                <w:sz w:val="20"/>
+              </w:rPr>
+            </w:pPr>
+            <w:r>
+              <w:rPr>
+                <w:rFonts w:ascii="Arial" w:hAnsi="Arial" w:cs="Arial"/>
+                <w:sz w:val="20"/>
+              </w:rPr>
+              <w:t>1 000 000,00 KZT</w:t>
             </w:r>
           </w:p>
         </w:tc>
@@ -3045,15 +3033,15 @@
               <w:spacing w:after="0" w:line="240" w:lineRule="auto"/>
               <w:rPr>
                 <w:rFonts w:ascii="Arial" w:hAnsi="Arial" w:cs="Arial"/>
-                <w:sz w:val="21"/>
-              </w:rPr>
-            </w:pPr>
-            <w:r>
-              <w:rPr>
-                <w:rFonts w:ascii="Arial" w:hAnsi="Arial" w:cs="Arial"/>
-                <w:sz w:val="21"/>
-              </w:rPr>
-              <w:t>25.</w:t>
+                <w:sz w:val="20"/>
+              </w:rPr>
+            </w:pPr>
+            <w:r>
+              <w:rPr>
+                <w:rFonts w:ascii="Arial" w:hAnsi="Arial" w:cs="Arial"/>
+                <w:sz w:val="20"/>
+              </w:rPr>
+              <w:t>24.</w:t>
             </w:r>
           </w:p>
         </w:tc>
@@ -3067,15 +3055,15 @@
               <w:spacing w:after="0" w:line="240" w:lineRule="auto"/>
               <w:rPr>
                 <w:rFonts w:ascii="Arial" w:hAnsi="Arial" w:cs="Arial"/>
-                <w:sz w:val="21"/>
-              </w:rPr>
-            </w:pPr>
-            <w:r>
-              <w:rPr>
-                <w:rFonts w:ascii="Arial" w:hAnsi="Arial" w:cs="Arial"/>
-                <w:sz w:val="21"/>
-              </w:rPr>
-              <w:t>Эксперт по отходам, воде и воздуху</w:t>
+                <w:sz w:val="20"/>
+              </w:rPr>
+            </w:pPr>
+            <w:r>
+              <w:rPr>
+                <w:rFonts w:ascii="Arial" w:hAnsi="Arial" w:cs="Arial"/>
+                <w:sz w:val="20"/>
+              </w:rPr>
+              <w:t>Эксперт-эколог</w:t>
             </w:r>
           </w:p>
         </w:tc>
@@ -3089,13 +3077,13 @@
               <w:spacing w:after="0" w:line="240" w:lineRule="auto"/>
               <w:rPr>
                 <w:rFonts w:ascii="Arial" w:hAnsi="Arial" w:cs="Arial"/>
-                <w:sz w:val="21"/>
-              </w:rPr>
-            </w:pPr>
-            <w:r>
-              <w:rPr>
-                <w:rFonts w:ascii="Arial" w:hAnsi="Arial" w:cs="Arial"/>
-                <w:sz w:val="21"/>
+                <w:sz w:val="20"/>
+              </w:rPr>
+            </w:pPr>
+            <w:r>
+              <w:rPr>
+                <w:rFonts w:ascii="Arial" w:hAnsi="Arial" w:cs="Arial"/>
+                <w:sz w:val="20"/>
               </w:rPr>
               <w:t>800 000,00 KZT</w:t>
             </w:r>
@@ -3113,9 +3101,16 @@
               <w:spacing w:after="0" w:line="240" w:lineRule="auto"/>
               <w:rPr>
                 <w:rFonts w:ascii="Arial" w:hAnsi="Arial" w:cs="Arial"/>
-                <w:sz w:val="21"/>
-              </w:rPr>
-            </w:pPr>
+                <w:sz w:val="20"/>
+              </w:rPr>
+            </w:pPr>
+            <w:r>
+              <w:rPr>
+                <w:rFonts w:ascii="Arial" w:hAnsi="Arial" w:cs="Arial"/>
+                <w:sz w:val="20"/>
+              </w:rPr>
+              <w:t>25.</w:t>
+            </w:r>
           </w:p>
         </w:tc>
         <w:tc>
@@ -3128,17 +3123,15 @@
               <w:spacing w:after="0" w:line="240" w:lineRule="auto"/>
               <w:rPr>
                 <w:rFonts w:ascii="Arial" w:hAnsi="Arial" w:cs="Arial"/>
-                <w:b/>
-                <w:sz w:val="21"/>
-              </w:rPr>
-            </w:pPr>
-            <w:r>
-              <w:rPr>
-                <w:rFonts w:ascii="Arial" w:hAnsi="Arial" w:cs="Arial"/>
-                <w:b/>
-                <w:sz w:val="21"/>
-              </w:rPr>
-              <w:t>Административный персонал</w:t>
+                <w:sz w:val="20"/>
+              </w:rPr>
+            </w:pPr>
+            <w:r>
+              <w:rPr>
+                <w:rFonts w:ascii="Arial" w:hAnsi="Arial" w:cs="Arial"/>
+                <w:sz w:val="20"/>
+              </w:rPr>
+              <w:t>Эксперт по молодежным и общественным проектам</w:t>
             </w:r>
           </w:p>
         </w:tc>
@@ -3152,9 +3145,16 @@
               <w:spacing w:after="0" w:line="240" w:lineRule="auto"/>
               <w:rPr>
                 <w:rFonts w:ascii="Arial" w:hAnsi="Arial" w:cs="Arial"/>
-                <w:sz w:val="21"/>
-              </w:rPr>
-            </w:pPr>
+                <w:sz w:val="20"/>
+              </w:rPr>
+            </w:pPr>
+            <w:r>
+              <w:rPr>
+                <w:rFonts w:ascii="Arial" w:hAnsi="Arial" w:cs="Arial"/>
+                <w:sz w:val="20"/>
+              </w:rPr>
+              <w:t>800 000,00 KZT</w:t>
+            </w:r>
           </w:p>
         </w:tc>
       </w:tr>
@@ -3169,13 +3169,13 @@
               <w:spacing w:after="0" w:line="240" w:lineRule="auto"/>
               <w:rPr>
                 <w:rFonts w:ascii="Arial" w:hAnsi="Arial" w:cs="Arial"/>
-                <w:sz w:val="21"/>
-              </w:rPr>
-            </w:pPr>
-            <w:r>
-              <w:rPr>
-                <w:rFonts w:ascii="Arial" w:hAnsi="Arial" w:cs="Arial"/>
-                <w:sz w:val="21"/>
+                <w:sz w:val="20"/>
+              </w:rPr>
+            </w:pPr>
+            <w:r>
+              <w:rPr>
+                <w:rFonts w:ascii="Arial" w:hAnsi="Arial" w:cs="Arial"/>
+                <w:sz w:val="20"/>
               </w:rPr>
               <w:t>26.</w:t>
             </w:r>
@@ -3191,15 +3191,15 @@
               <w:spacing w:after="0" w:line="240" w:lineRule="auto"/>
               <w:rPr>
                 <w:rFonts w:ascii="Arial" w:hAnsi="Arial" w:cs="Arial"/>
-                <w:sz w:val="21"/>
-              </w:rPr>
-            </w:pPr>
-            <w:r>
-              <w:rPr>
-                <w:rFonts w:ascii="Arial" w:hAnsi="Arial" w:cs="Arial"/>
-                <w:sz w:val="21"/>
-              </w:rPr>
-              <w:t>Финансовый директор</w:t>
+                <w:sz w:val="20"/>
+              </w:rPr>
+            </w:pPr>
+            <w:r>
+              <w:rPr>
+                <w:rFonts w:ascii="Arial" w:hAnsi="Arial" w:cs="Arial"/>
+                <w:sz w:val="20"/>
+              </w:rPr>
+              <w:t>Эксперт по отходам, воде и воздуху</w:t>
             </w:r>
           </w:p>
         </w:tc>
@@ -3213,15 +3213,15 @@
               <w:spacing w:after="0" w:line="240" w:lineRule="auto"/>
               <w:rPr>
                 <w:rFonts w:ascii="Arial" w:hAnsi="Arial" w:cs="Arial"/>
-                <w:sz w:val="21"/>
-              </w:rPr>
-            </w:pPr>
-            <w:r>
-              <w:rPr>
-                <w:rFonts w:ascii="Arial" w:hAnsi="Arial" w:cs="Arial"/>
-                <w:sz w:val="21"/>
-              </w:rPr>
-              <w:t>1 400 000,00 KZT</w:t>
+                <w:sz w:val="20"/>
+              </w:rPr>
+            </w:pPr>
+            <w:r>
+              <w:rPr>
+                <w:rFonts w:ascii="Arial" w:hAnsi="Arial" w:cs="Arial"/>
+                <w:sz w:val="20"/>
+              </w:rPr>
+              <w:t>800 000,00 KZT</w:t>
             </w:r>
           </w:p>
         </w:tc>
@@ -3237,16 +3237,9 @@
               <w:spacing w:after="0" w:line="240" w:lineRule="auto"/>
               <w:rPr>
                 <w:rFonts w:ascii="Arial" w:hAnsi="Arial" w:cs="Arial"/>
-                <w:sz w:val="21"/>
-              </w:rPr>
-            </w:pPr>
-            <w:r>
-              <w:rPr>
-                <w:rFonts w:ascii="Arial" w:hAnsi="Arial" w:cs="Arial"/>
-                <w:sz w:val="21"/>
-              </w:rPr>
-              <w:t>27.</w:t>
-            </w:r>
+                <w:sz w:val="20"/>
+              </w:rPr>
+            </w:pPr>
           </w:p>
         </w:tc>
         <w:tc>
@@ -3259,15 +3252,17 @@
               <w:spacing w:after="0" w:line="240" w:lineRule="auto"/>
               <w:rPr>
                 <w:rFonts w:ascii="Arial" w:hAnsi="Arial" w:cs="Arial"/>
-                <w:sz w:val="21"/>
-              </w:rPr>
-            </w:pPr>
-            <w:r>
-              <w:rPr>
-                <w:rFonts w:ascii="Arial" w:hAnsi="Arial" w:cs="Arial"/>
-                <w:sz w:val="21"/>
-              </w:rPr>
-              <w:t>Бухгалтер</w:t>
+                <w:b/>
+                <w:sz w:val="20"/>
+              </w:rPr>
+            </w:pPr>
+            <w:r>
+              <w:rPr>
+                <w:rFonts w:ascii="Arial" w:hAnsi="Arial" w:cs="Arial"/>
+                <w:b/>
+                <w:sz w:val="20"/>
+              </w:rPr>
+              <w:t>Административный персонал</w:t>
             </w:r>
           </w:p>
         </w:tc>
@@ -3281,16 +3276,9 @@
               <w:spacing w:after="0" w:line="240" w:lineRule="auto"/>
               <w:rPr>
                 <w:rFonts w:ascii="Arial" w:hAnsi="Arial" w:cs="Arial"/>
-                <w:sz w:val="21"/>
-              </w:rPr>
-            </w:pPr>
-            <w:r>
-              <w:rPr>
-                <w:rFonts w:ascii="Arial" w:hAnsi="Arial" w:cs="Arial"/>
-                <w:sz w:val="21"/>
-              </w:rPr>
-              <w:t>700 000,00 KZT</w:t>
-            </w:r>
+                <w:sz w:val="20"/>
+              </w:rPr>
+            </w:pPr>
           </w:p>
         </w:tc>
       </w:tr>
@@ -3305,8 +3293,144 @@
               <w:spacing w:after="0" w:line="240" w:lineRule="auto"/>
               <w:rPr>
                 <w:rFonts w:ascii="Arial" w:hAnsi="Arial" w:cs="Arial"/>
+                <w:sz w:val="20"/>
+              </w:rPr>
+            </w:pPr>
+            <w:r>
+              <w:rPr>
+                <w:rFonts w:ascii="Arial" w:hAnsi="Arial" w:cs="Arial"/>
+                <w:sz w:val="20"/>
+              </w:rPr>
+              <w:t>27.</w:t>
+            </w:r>
+          </w:p>
+        </w:tc>
+        <w:tc>
+          <w:tcPr>
+            <w:tcW w:w="6000" w:type="dxa"/>
+            <w:shd w:val="clear" w:color="auto" w:fill="auto"/>
+          </w:tcPr>
+          <w:p>
+            <w:pPr>
+              <w:spacing w:after="0" w:line="240" w:lineRule="auto"/>
+              <w:rPr>
+                <w:rFonts w:ascii="Arial" w:hAnsi="Arial" w:cs="Arial"/>
+                <w:sz w:val="20"/>
+              </w:rPr>
+            </w:pPr>
+            <w:r>
+              <w:rPr>
+                <w:rFonts w:ascii="Arial" w:hAnsi="Arial" w:cs="Arial"/>
+                <w:sz w:val="20"/>
+              </w:rPr>
+              <w:t>Финансовый директор</w:t>
+            </w:r>
+          </w:p>
+        </w:tc>
+        <w:tc>
+          <w:tcPr>
+            <w:tcW w:w="2800" w:type="dxa"/>
+            <w:shd w:val="clear" w:color="auto" w:fill="auto"/>
+          </w:tcPr>
+          <w:p>
+            <w:pPr>
+              <w:spacing w:after="0" w:line="240" w:lineRule="auto"/>
+              <w:rPr>
+                <w:rFonts w:ascii="Arial" w:hAnsi="Arial" w:cs="Arial"/>
+                <w:sz w:val="20"/>
+              </w:rPr>
+            </w:pPr>
+            <w:r>
+              <w:rPr>
+                <w:rFonts w:ascii="Arial" w:hAnsi="Arial" w:cs="Arial"/>
+                <w:sz w:val="20"/>
+              </w:rPr>
+              <w:t>1 400 000,00 KZT</w:t>
+            </w:r>
+          </w:p>
+        </w:tc>
+      </w:tr>
+      <w:tr>
+        <w:tc>
+          <w:tcPr>
+            <w:tcW w:w="800" w:type="dxa"/>
+            <w:shd w:val="clear" w:color="auto" w:fill="auto"/>
+          </w:tcPr>
+          <w:p>
+            <w:pPr>
+              <w:spacing w:after="0" w:line="240" w:lineRule="auto"/>
+              <w:rPr>
+                <w:rFonts w:ascii="Arial" w:hAnsi="Arial" w:cs="Arial"/>
+                <w:sz w:val="20"/>
+              </w:rPr>
+            </w:pPr>
+            <w:r>
+              <w:rPr>
+                <w:rFonts w:ascii="Arial" w:hAnsi="Arial" w:cs="Arial"/>
+                <w:sz w:val="20"/>
+              </w:rPr>
+              <w:t>28.</w:t>
+            </w:r>
+          </w:p>
+        </w:tc>
+        <w:tc>
+          <w:tcPr>
+            <w:tcW w:w="6000" w:type="dxa"/>
+            <w:shd w:val="clear" w:color="auto" w:fill="auto"/>
+          </w:tcPr>
+          <w:p>
+            <w:pPr>
+              <w:spacing w:after="0" w:line="240" w:lineRule="auto"/>
+              <w:rPr>
+                <w:rFonts w:ascii="Arial" w:hAnsi="Arial" w:cs="Arial"/>
+                <w:sz w:val="20"/>
+              </w:rPr>
+            </w:pPr>
+            <w:r>
+              <w:rPr>
+                <w:rFonts w:ascii="Arial" w:hAnsi="Arial" w:cs="Arial"/>
+                <w:sz w:val="20"/>
+              </w:rPr>
+              <w:t>Бухгалтер</w:t>
+            </w:r>
+          </w:p>
+        </w:tc>
+        <w:tc>
+          <w:tcPr>
+            <w:tcW w:w="2800" w:type="dxa"/>
+            <w:shd w:val="clear" w:color="auto" w:fill="auto"/>
+          </w:tcPr>
+          <w:p>
+            <w:pPr>
+              <w:spacing w:after="0" w:line="240" w:lineRule="auto"/>
+              <w:rPr>
+                <w:rFonts w:ascii="Arial" w:hAnsi="Arial" w:cs="Arial"/>
+                <w:sz w:val="20"/>
+              </w:rPr>
+            </w:pPr>
+            <w:r>
+              <w:rPr>
+                <w:rFonts w:ascii="Arial" w:hAnsi="Arial" w:cs="Arial"/>
+                <w:sz w:val="20"/>
+              </w:rPr>
+              <w:t>700 000,00 KZT</w:t>
+            </w:r>
+          </w:p>
+        </w:tc>
+      </w:tr>
+      <w:tr>
+        <w:tc>
+          <w:tcPr>
+            <w:tcW w:w="800" w:type="dxa"/>
+            <w:shd w:val="clear" w:color="auto" w:fill="auto"/>
+          </w:tcPr>
+          <w:p>
+            <w:pPr>
+              <w:spacing w:after="0" w:line="240" w:lineRule="auto"/>
+              <w:rPr>
+                <w:rFonts w:ascii="Arial" w:hAnsi="Arial" w:cs="Arial"/>
                 <w:b/>
-                <w:sz w:val="21"/>
+                <w:sz w:val="20"/>
               </w:rPr>
             </w:pPr>
           </w:p>
@@ -3322,16 +3446,16 @@
               <w:rPr>
                 <w:rFonts w:ascii="Arial" w:hAnsi="Arial" w:cs="Arial"/>
                 <w:b/>
-                <w:sz w:val="21"/>
+                <w:sz w:val="20"/>
               </w:rPr>
             </w:pPr>
             <w:r>
               <w:rPr>
                 <w:rFonts w:ascii="Arial" w:hAnsi="Arial" w:cs="Arial"/>
                 <w:b/>
-                <w:sz w:val="21"/>
-              </w:rPr>
-              <w:t>Итого: 27 штатных единиц</w:t>
+                <w:sz w:val="20"/>
+              </w:rPr>
+              <w:t>Итого: 28 штатных единиц</w:t>
             </w:r>
           </w:p>
         </w:tc>
@@ -3346,16 +3470,16 @@
               <w:rPr>
                 <w:rFonts w:ascii="Arial" w:hAnsi="Arial" w:cs="Arial"/>
                 <w:b/>
-                <w:sz w:val="21"/>
+                <w:sz w:val="20"/>
               </w:rPr>
             </w:pPr>
             <w:r>
               <w:rPr>
                 <w:rFonts w:ascii="Arial" w:hAnsi="Arial" w:cs="Arial"/>
                 <w:b/>
-                <w:sz w:val="21"/>
-              </w:rPr>
-              <w:t>26 900 000,00 KZT</w:t>
+                <w:sz w:val="20"/>
+              </w:rPr>
+              <w:t>27 500 000,00 KZT</w:t>
             </w:r>
           </w:p>
         </w:tc>
@@ -3374,22 +3498,8 @@
           <w:rFonts w:ascii="Arial" w:hAnsi="Arial" w:cs="Arial"/>
           <w:sz w:val="21"/>
         </w:rPr>
-        <w:t>Члены Управляющего совета в штатное расписание не включаются, их должностные оклады утверждаются Верховным попечителем (Приложение А к Приказу Верховного попечителя № 1 от 1 июля 2024 года). Штатные единицы вводятся поэтапно: с 21 октября 2026 года – 15 единиц, в 2027 году – поэтапно в зависимости от поступления финансирования. Функции юриста, системного администратора, разработчика, режиссера, копирайтера, дизайнера и менеджера по работе с креаторами обеспечиваются на условиях аутсорсинга и в штатное расписание не входят.</w:t>
+        <w:t>Члены Управляющего совета в штатное расписание не включаются, их должностные оклады утверждаются Верховным попечителем (Приложение А к Приказу Верховного попечителя № 1 от 1 июля 2024 года). Функции юриста, системного администратора, разработчика, режиссера, копирайтера, социолога и менеджера по работе с креаторами обеспечиваются на условиях аутсорсинга и в штатное расписание не входят.</w:t>
       </w:r>
-    </w:p>
-    <w:p>
-      <w:pPr>
-        <w:spacing w:after="0" w:line="240" w:lineRule="auto"/>
-        <w:ind w:firstLine="709"/>
-        <w:jc w:val="both"/>
-        <w:rPr>
-          <w:rFonts w:ascii="Arial" w:hAnsi="Arial" w:cs="Arial"/>
-          <w:b/>
-          <w:color w:val="000000" w:themeColor="text1"/>
-          <w:sz w:val="21"/>
-          <w:szCs w:val="24"/>
-        </w:rPr>
-      </w:pPr>
     </w:p>
     <w:sectPr>
       <w:pgSz w:w="11906" w:h="16838"/>

--- a/Устав/_документы/Резолюция ГИД об утверждении штатного расписания Фонда.docx
+++ b/Устав/_документы/Резолюция ГИД об утверждении штатного расписания Фонда.docx
@@ -204,7 +204,43 @@
           <w:szCs w:val="24"/>
           <w:lang w:val="en-US"/>
         </w:rPr>
-        <w:t>RESOLVED, to approve the staff schedule of the Foundation for 28 positions (excluding the members of the Management Council) with the monthly payroll of official salaries at full staffing of 27 500 000 tenge, as set out in the Annex to this Resolution, with effect from «___» __________ 2026.</w:t>
+        <w:t xml:space="preserve">RESOLVED, to approve the staff schedule of the Foundation </w:t>
+      </w:r>
+      <w:r>
+        <w:rPr>
+          <w:rFonts w:ascii="Arial" w:hAnsi="Arial" w:cs="Arial"/>
+          <w:sz w:val="24"/>
+          <w:szCs w:val="24"/>
+          <w:lang w:val="en-US"/>
+        </w:rPr>
+        <w:t>for 29 positions</w:t>
+      </w:r>
+      <w:r>
+        <w:rPr>
+          <w:rFonts w:ascii="Arial" w:hAnsi="Arial" w:cs="Arial"/>
+          <w:sz w:val="24"/>
+          <w:szCs w:val="24"/>
+          <w:lang w:val="en-US"/>
+        </w:rPr>
+        <w:t xml:space="preserve"> (excluding the members of the Management Council) with the monthly payroll of official salaries at full staffing </w:t>
+      </w:r>
+      <w:r>
+        <w:rPr>
+          <w:rFonts w:ascii="Arial" w:hAnsi="Arial" w:cs="Arial"/>
+          <w:sz w:val="24"/>
+          <w:szCs w:val="24"/>
+          <w:lang w:val="en-US"/>
+        </w:rPr>
+        <w:t>of 28 900 000 tenge</w:t>
+      </w:r>
+      <w:r>
+        <w:rPr>
+          <w:rFonts w:ascii="Arial" w:hAnsi="Arial" w:cs="Arial"/>
+          <w:sz w:val="24"/>
+          <w:szCs w:val="24"/>
+          <w:lang w:val="en-US"/>
+        </w:rPr>
+        <w:t>, as set out in the Annex to this Resolution, with effect from «___» __________ 2026.</w:t>
       </w:r>
     </w:p>
     <w:p>
@@ -239,7 +275,25 @@
           <w:szCs w:val="24"/>
           <w:lang w:val="en-US"/>
         </w:rPr>
-        <w:t>RESOLVED, that the positions shall be introduced in stages: 2 positions are filled by the current employees, from 1 November 2026 – 17 positions, from December 2026 – 2 positions, in 2027 – 7 positions depending on the financing received; the positions shall be filled within the approved budget of the Foundation.</w:t>
+        <w:t>RESOLVED, that the positions shall be introduced in stages: 2 positions are filled by the current employees, from 1 November 2026 – 18 positions, from December 2026 – 1 position, in 2027 – 7 positions depending on the financing received</w:t>
+      </w:r>
+      <w:r>
+        <w:rPr>
+          <w:rFonts w:ascii="Arial" w:hAnsi="Arial" w:cs="Arial"/>
+          <w:sz w:val="24"/>
+          <w:szCs w:val="24"/>
+          <w:lang w:val="en-US"/>
+        </w:rPr>
+        <w:t>;</w:t>
+      </w:r>
+      <w:r>
+        <w:rPr>
+          <w:rFonts w:ascii="Arial" w:hAnsi="Arial" w:cs="Arial"/>
+          <w:sz w:val="24"/>
+          <w:szCs w:val="24"/>
+          <w:lang w:val="en-US"/>
+        </w:rPr>
+        <w:t xml:space="preserve"> the positions shall be filled within the approved budget of the Foundation.</w:t>
       </w:r>
     </w:p>
     <w:p>
@@ -662,7 +716,39 @@
           <w:sz w:val="24"/>
           <w:szCs w:val="24"/>
         </w:rPr>
-        <w:t>ПОСТАНОВИЛ утвердить штатное расписание Фонда на 28 штатных единиц (без учета членов Управляющего совета) с месячным фондом должностных окладов при полной численности 27 500 000 тенге согласно приложению к настоящей Резолюции с «___» __________ 2026 года.</w:t>
+        <w:t xml:space="preserve">ПОСТАНОВИЛ утвердить штатное расписание Фонда </w:t>
+      </w:r>
+      <w:r>
+        <w:rPr>
+          <w:rFonts w:ascii="Arial" w:hAnsi="Arial" w:cs="Arial"/>
+          <w:sz w:val="24"/>
+          <w:szCs w:val="24"/>
+        </w:rPr>
+        <w:t>на 29 штатных единиц</w:t>
+      </w:r>
+      <w:r>
+        <w:rPr>
+          <w:rFonts w:ascii="Arial" w:hAnsi="Arial" w:cs="Arial"/>
+          <w:sz w:val="24"/>
+          <w:szCs w:val="24"/>
+        </w:rPr>
+        <w:t xml:space="preserve"> (без учета членов Управляющего совета) с месячным фондом должностных окладов </w:t>
+      </w:r>
+      <w:r>
+        <w:rPr>
+          <w:rFonts w:ascii="Arial" w:hAnsi="Arial" w:cs="Arial"/>
+          <w:sz w:val="24"/>
+          <w:szCs w:val="24"/>
+        </w:rPr>
+        <w:t>при полной численности 28 900 000 тенге</w:t>
+      </w:r>
+      <w:r>
+        <w:rPr>
+          <w:rFonts w:ascii="Arial" w:hAnsi="Arial" w:cs="Arial"/>
+          <w:sz w:val="24"/>
+          <w:szCs w:val="24"/>
+        </w:rPr>
+        <w:t xml:space="preserve"> согласно приложению к настоящей Резолюции с «___» __________ 2026 года.</w:t>
       </w:r>
     </w:p>
     <w:p>
@@ -694,7 +780,23 @@
           <w:sz w:val="24"/>
           <w:szCs w:val="24"/>
         </w:rPr>
-        <w:t>ПОСТАНОВИЛ, что штатные единицы вводятся поэтапно: 2 единицы замещены действующими работниками, с 1 ноября 2026 года – 17 единиц, с декабря 2026 года – 2 единицы, в 2027 году – 7 единиц в зависимости от поступления финансирования; штатные единицы замещаются в пределах утвержденного бюджета Фонда.</w:t>
+        <w:t>ПОСТАНОВИЛ, что штатные единицы вводятся поэтапно: 2 единицы замещены действующими работниками, с 1 ноября 2026 года – 18 единиц, с декабря 2026 года – 1 единица, в 2027 году – 7 единиц в зависимости от поступления финансирования</w:t>
+      </w:r>
+      <w:r>
+        <w:rPr>
+          <w:rFonts w:ascii="Arial" w:hAnsi="Arial" w:cs="Arial"/>
+          <w:sz w:val="24"/>
+          <w:szCs w:val="24"/>
+        </w:rPr>
+        <w:t>;</w:t>
+      </w:r>
+      <w:r>
+        <w:rPr>
+          <w:rFonts w:ascii="Arial" w:hAnsi="Arial" w:cs="Arial"/>
+          <w:sz w:val="24"/>
+          <w:szCs w:val="24"/>
+        </w:rPr>
+        <w:t xml:space="preserve"> штатные единицы замещаются в пределах утвержденного бюджета Фонда.</w:t>
       </w:r>
     </w:p>
     <w:p>
@@ -1004,14 +1106,14 @@
               <w:rPr>
                 <w:rFonts w:ascii="Arial" w:hAnsi="Arial" w:cs="Arial"/>
                 <w:b/>
-                <w:sz w:val="20"/>
+                <w:sz w:val="19"/>
               </w:rPr>
             </w:pPr>
             <w:r>
               <w:rPr>
                 <w:rFonts w:ascii="Arial" w:hAnsi="Arial" w:cs="Arial"/>
                 <w:b/>
-                <w:sz w:val="20"/>
+                <w:sz w:val="19"/>
               </w:rPr>
               <w:t>№</w:t>
             </w:r>
@@ -1028,14 +1130,14 @@
               <w:rPr>
                 <w:rFonts w:ascii="Arial" w:hAnsi="Arial" w:cs="Arial"/>
                 <w:b/>
-                <w:sz w:val="20"/>
+                <w:sz w:val="19"/>
               </w:rPr>
             </w:pPr>
             <w:r>
               <w:rPr>
                 <w:rFonts w:ascii="Arial" w:hAnsi="Arial" w:cs="Arial"/>
                 <w:b/>
-                <w:sz w:val="20"/>
+                <w:sz w:val="19"/>
               </w:rPr>
               <w:t>Должность</w:t>
             </w:r>
@@ -1052,14 +1154,14 @@
               <w:rPr>
                 <w:rFonts w:ascii="Arial" w:hAnsi="Arial" w:cs="Arial"/>
                 <w:b/>
-                <w:sz w:val="20"/>
+                <w:sz w:val="19"/>
               </w:rPr>
             </w:pPr>
             <w:r>
               <w:rPr>
                 <w:rFonts w:ascii="Arial" w:hAnsi="Arial" w:cs="Arial"/>
                 <w:b/>
-                <w:sz w:val="20"/>
+                <w:sz w:val="19"/>
               </w:rPr>
               <w:t>Базовая заработная плата</w:t>
             </w:r>
@@ -1077,7 +1179,7 @@
               <w:spacing w:after="0" w:line="240" w:lineRule="auto"/>
               <w:rPr>
                 <w:rFonts w:ascii="Arial" w:hAnsi="Arial" w:cs="Arial"/>
-                <w:sz w:val="20"/>
+                <w:sz w:val="19"/>
               </w:rPr>
             </w:pPr>
           </w:p>
@@ -1093,14 +1195,14 @@
               <w:rPr>
                 <w:rFonts w:ascii="Arial" w:hAnsi="Arial" w:cs="Arial"/>
                 <w:b/>
-                <w:sz w:val="20"/>
+                <w:sz w:val="19"/>
               </w:rPr>
             </w:pPr>
             <w:r>
               <w:rPr>
                 <w:rFonts w:ascii="Arial" w:hAnsi="Arial" w:cs="Arial"/>
                 <w:b/>
-                <w:sz w:val="20"/>
+                <w:sz w:val="19"/>
               </w:rPr>
               <w:t>Руководство Фонда</w:t>
             </w:r>
@@ -1116,7 +1218,7 @@
               <w:spacing w:after="0" w:line="240" w:lineRule="auto"/>
               <w:rPr>
                 <w:rFonts w:ascii="Arial" w:hAnsi="Arial" w:cs="Arial"/>
-                <w:sz w:val="20"/>
+                <w:sz w:val="19"/>
               </w:rPr>
             </w:pPr>
           </w:p>
@@ -1133,13 +1235,13 @@
               <w:spacing w:after="0" w:line="240" w:lineRule="auto"/>
               <w:rPr>
                 <w:rFonts w:ascii="Arial" w:hAnsi="Arial" w:cs="Arial"/>
-                <w:sz w:val="20"/>
-              </w:rPr>
-            </w:pPr>
-            <w:r>
-              <w:rPr>
-                <w:rFonts w:ascii="Arial" w:hAnsi="Arial" w:cs="Arial"/>
-                <w:sz w:val="20"/>
+                <w:sz w:val="19"/>
+              </w:rPr>
+            </w:pPr>
+            <w:r>
+              <w:rPr>
+                <w:rFonts w:ascii="Arial" w:hAnsi="Arial" w:cs="Arial"/>
+                <w:sz w:val="19"/>
               </w:rPr>
               <w:t>1.</w:t>
             </w:r>
@@ -1155,13 +1257,13 @@
               <w:spacing w:after="0" w:line="240" w:lineRule="auto"/>
               <w:rPr>
                 <w:rFonts w:ascii="Arial" w:hAnsi="Arial" w:cs="Arial"/>
-                <w:sz w:val="20"/>
-              </w:rPr>
-            </w:pPr>
-            <w:r>
-              <w:rPr>
-                <w:rFonts w:ascii="Arial" w:hAnsi="Arial" w:cs="Arial"/>
-                <w:sz w:val="20"/>
+                <w:sz w:val="19"/>
+              </w:rPr>
+            </w:pPr>
+            <w:r>
+              <w:rPr>
+                <w:rFonts w:ascii="Arial" w:hAnsi="Arial" w:cs="Arial"/>
+                <w:sz w:val="19"/>
               </w:rPr>
               <w:t>Советник Главного исполнительного директора по стратегии и науке</w:t>
             </w:r>
@@ -1177,13 +1279,13 @@
               <w:spacing w:after="0" w:line="240" w:lineRule="auto"/>
               <w:rPr>
                 <w:rFonts w:ascii="Arial" w:hAnsi="Arial" w:cs="Arial"/>
-                <w:sz w:val="20"/>
-              </w:rPr>
-            </w:pPr>
-            <w:r>
-              <w:rPr>
-                <w:rFonts w:ascii="Arial" w:hAnsi="Arial" w:cs="Arial"/>
-                <w:sz w:val="20"/>
+                <w:sz w:val="19"/>
+              </w:rPr>
+            </w:pPr>
+            <w:r>
+              <w:rPr>
+                <w:rFonts w:ascii="Arial" w:hAnsi="Arial" w:cs="Arial"/>
+                <w:sz w:val="19"/>
               </w:rPr>
               <w:t>1 400 000,00 KZT</w:t>
             </w:r>
@@ -1201,7 +1303,7 @@
               <w:spacing w:after="0" w:line="240" w:lineRule="auto"/>
               <w:rPr>
                 <w:rFonts w:ascii="Arial" w:hAnsi="Arial" w:cs="Arial"/>
-                <w:sz w:val="20"/>
+                <w:sz w:val="19"/>
               </w:rPr>
             </w:pPr>
           </w:p>
@@ -1217,14 +1319,14 @@
               <w:rPr>
                 <w:rFonts w:ascii="Arial" w:hAnsi="Arial" w:cs="Arial"/>
                 <w:b/>
-                <w:sz w:val="20"/>
+                <w:sz w:val="19"/>
               </w:rPr>
             </w:pPr>
             <w:r>
               <w:rPr>
                 <w:rFonts w:ascii="Arial" w:hAnsi="Arial" w:cs="Arial"/>
                 <w:b/>
-                <w:sz w:val="20"/>
+                <w:sz w:val="19"/>
               </w:rPr>
               <w:t>Проектный офис «Таза Қазақстан»</w:t>
             </w:r>
@@ -1240,7 +1342,7 @@
               <w:spacing w:after="0" w:line="240" w:lineRule="auto"/>
               <w:rPr>
                 <w:rFonts w:ascii="Arial" w:hAnsi="Arial" w:cs="Arial"/>
-                <w:sz w:val="20"/>
+                <w:sz w:val="19"/>
               </w:rPr>
             </w:pPr>
           </w:p>
@@ -1257,13 +1359,13 @@
               <w:spacing w:after="0" w:line="240" w:lineRule="auto"/>
               <w:rPr>
                 <w:rFonts w:ascii="Arial" w:hAnsi="Arial" w:cs="Arial"/>
-                <w:sz w:val="20"/>
-              </w:rPr>
-            </w:pPr>
-            <w:r>
-              <w:rPr>
-                <w:rFonts w:ascii="Arial" w:hAnsi="Arial" w:cs="Arial"/>
-                <w:sz w:val="20"/>
+                <w:sz w:val="19"/>
+              </w:rPr>
+            </w:pPr>
+            <w:r>
+              <w:rPr>
+                <w:rFonts w:ascii="Arial" w:hAnsi="Arial" w:cs="Arial"/>
+                <w:sz w:val="19"/>
               </w:rPr>
               <w:t>2.</w:t>
             </w:r>
@@ -1279,13 +1381,13 @@
               <w:spacing w:after="0" w:line="240" w:lineRule="auto"/>
               <w:rPr>
                 <w:rFonts w:ascii="Arial" w:hAnsi="Arial" w:cs="Arial"/>
-                <w:sz w:val="20"/>
-              </w:rPr>
-            </w:pPr>
-            <w:r>
-              <w:rPr>
-                <w:rFonts w:ascii="Arial" w:hAnsi="Arial" w:cs="Arial"/>
-                <w:sz w:val="20"/>
+                <w:sz w:val="19"/>
+              </w:rPr>
+            </w:pPr>
+            <w:r>
+              <w:rPr>
+                <w:rFonts w:ascii="Arial" w:hAnsi="Arial" w:cs="Arial"/>
+                <w:sz w:val="19"/>
               </w:rPr>
               <w:t>Национальный координатор Проектного офиса «Таза Қазақстан»</w:t>
             </w:r>
@@ -1301,13 +1403,13 @@
               <w:spacing w:after="0" w:line="240" w:lineRule="auto"/>
               <w:rPr>
                 <w:rFonts w:ascii="Arial" w:hAnsi="Arial" w:cs="Arial"/>
-                <w:sz w:val="20"/>
-              </w:rPr>
-            </w:pPr>
-            <w:r>
-              <w:rPr>
-                <w:rFonts w:ascii="Arial" w:hAnsi="Arial" w:cs="Arial"/>
-                <w:sz w:val="20"/>
+                <w:sz w:val="19"/>
+              </w:rPr>
+            </w:pPr>
+            <w:r>
+              <w:rPr>
+                <w:rFonts w:ascii="Arial" w:hAnsi="Arial" w:cs="Arial"/>
+                <w:sz w:val="19"/>
               </w:rPr>
               <w:t>1 400 000,00 KZT</w:t>
             </w:r>
@@ -1325,7 +1427,7 @@
               <w:spacing w:after="0" w:line="240" w:lineRule="auto"/>
               <w:rPr>
                 <w:rFonts w:ascii="Arial" w:hAnsi="Arial" w:cs="Arial"/>
-                <w:sz w:val="20"/>
+                <w:sz w:val="19"/>
               </w:rPr>
             </w:pPr>
           </w:p>
@@ -1341,14 +1443,14 @@
               <w:rPr>
                 <w:rFonts w:ascii="Arial" w:hAnsi="Arial" w:cs="Arial"/>
                 <w:b/>
-                <w:sz w:val="20"/>
+                <w:sz w:val="19"/>
               </w:rPr>
             </w:pPr>
             <w:r>
               <w:rPr>
                 <w:rFonts w:ascii="Arial" w:hAnsi="Arial" w:cs="Arial"/>
                 <w:b/>
-                <w:sz w:val="20"/>
+                <w:sz w:val="19"/>
               </w:rPr>
               <w:t>Департамент социологических исследований и аналитики</w:t>
             </w:r>
@@ -1364,7 +1466,7 @@
               <w:spacing w:after="0" w:line="240" w:lineRule="auto"/>
               <w:rPr>
                 <w:rFonts w:ascii="Arial" w:hAnsi="Arial" w:cs="Arial"/>
-                <w:sz w:val="20"/>
+                <w:sz w:val="19"/>
               </w:rPr>
             </w:pPr>
           </w:p>
@@ -1381,13 +1483,13 @@
               <w:spacing w:after="0" w:line="240" w:lineRule="auto"/>
               <w:rPr>
                 <w:rFonts w:ascii="Arial" w:hAnsi="Arial" w:cs="Arial"/>
-                <w:sz w:val="20"/>
-              </w:rPr>
-            </w:pPr>
-            <w:r>
-              <w:rPr>
-                <w:rFonts w:ascii="Arial" w:hAnsi="Arial" w:cs="Arial"/>
-                <w:sz w:val="20"/>
+                <w:sz w:val="19"/>
+              </w:rPr>
+            </w:pPr>
+            <w:r>
+              <w:rPr>
+                <w:rFonts w:ascii="Arial" w:hAnsi="Arial" w:cs="Arial"/>
+                <w:sz w:val="19"/>
               </w:rPr>
               <w:t>3.</w:t>
             </w:r>
@@ -1403,13 +1505,13 @@
               <w:spacing w:after="0" w:line="240" w:lineRule="auto"/>
               <w:rPr>
                 <w:rFonts w:ascii="Arial" w:hAnsi="Arial" w:cs="Arial"/>
-                <w:sz w:val="20"/>
-              </w:rPr>
-            </w:pPr>
-            <w:r>
-              <w:rPr>
-                <w:rFonts w:ascii="Arial" w:hAnsi="Arial" w:cs="Arial"/>
-                <w:sz w:val="20"/>
+                <w:sz w:val="19"/>
+              </w:rPr>
+            </w:pPr>
+            <w:r>
+              <w:rPr>
+                <w:rFonts w:ascii="Arial" w:hAnsi="Arial" w:cs="Arial"/>
+                <w:sz w:val="19"/>
               </w:rPr>
               <w:t>Руководитель департамента</w:t>
             </w:r>
@@ -1425,13 +1527,13 @@
               <w:spacing w:after="0" w:line="240" w:lineRule="auto"/>
               <w:rPr>
                 <w:rFonts w:ascii="Arial" w:hAnsi="Arial" w:cs="Arial"/>
-                <w:sz w:val="20"/>
-              </w:rPr>
-            </w:pPr>
-            <w:r>
-              <w:rPr>
-                <w:rFonts w:ascii="Arial" w:hAnsi="Arial" w:cs="Arial"/>
-                <w:sz w:val="20"/>
+                <w:sz w:val="19"/>
+              </w:rPr>
+            </w:pPr>
+            <w:r>
+              <w:rPr>
+                <w:rFonts w:ascii="Arial" w:hAnsi="Arial" w:cs="Arial"/>
+                <w:sz w:val="19"/>
               </w:rPr>
               <w:t>1 300 000,00 KZT</w:t>
             </w:r>
@@ -1449,13 +1551,13 @@
               <w:spacing w:after="0" w:line="240" w:lineRule="auto"/>
               <w:rPr>
                 <w:rFonts w:ascii="Arial" w:hAnsi="Arial" w:cs="Arial"/>
-                <w:sz w:val="20"/>
-              </w:rPr>
-            </w:pPr>
-            <w:r>
-              <w:rPr>
-                <w:rFonts w:ascii="Arial" w:hAnsi="Arial" w:cs="Arial"/>
-                <w:sz w:val="20"/>
+                <w:sz w:val="19"/>
+              </w:rPr>
+            </w:pPr>
+            <w:r>
+              <w:rPr>
+                <w:rFonts w:ascii="Arial" w:hAnsi="Arial" w:cs="Arial"/>
+                <w:sz w:val="19"/>
               </w:rPr>
               <w:t>4.</w:t>
             </w:r>
@@ -1471,13 +1573,13 @@
               <w:spacing w:after="0" w:line="240" w:lineRule="auto"/>
               <w:rPr>
                 <w:rFonts w:ascii="Arial" w:hAnsi="Arial" w:cs="Arial"/>
-                <w:sz w:val="20"/>
-              </w:rPr>
-            </w:pPr>
-            <w:r>
-              <w:rPr>
-                <w:rFonts w:ascii="Arial" w:hAnsi="Arial" w:cs="Arial"/>
-                <w:sz w:val="20"/>
+                <w:sz w:val="19"/>
+              </w:rPr>
+            </w:pPr>
+            <w:r>
+              <w:rPr>
+                <w:rFonts w:ascii="Arial" w:hAnsi="Arial" w:cs="Arial"/>
+                <w:sz w:val="19"/>
               </w:rPr>
               <w:t>Главный специалист (социолог)</w:t>
             </w:r>
@@ -1493,13 +1595,13 @@
               <w:spacing w:after="0" w:line="240" w:lineRule="auto"/>
               <w:rPr>
                 <w:rFonts w:ascii="Arial" w:hAnsi="Arial" w:cs="Arial"/>
-                <w:sz w:val="20"/>
-              </w:rPr>
-            </w:pPr>
-            <w:r>
-              <w:rPr>
-                <w:rFonts w:ascii="Arial" w:hAnsi="Arial" w:cs="Arial"/>
-                <w:sz w:val="20"/>
+                <w:sz w:val="19"/>
+              </w:rPr>
+            </w:pPr>
+            <w:r>
+              <w:rPr>
+                <w:rFonts w:ascii="Arial" w:hAnsi="Arial" w:cs="Arial"/>
+                <w:sz w:val="19"/>
               </w:rPr>
               <w:t>1 000 000,00 KZT</w:t>
             </w:r>
@@ -1517,13 +1619,13 @@
               <w:spacing w:after="0" w:line="240" w:lineRule="auto"/>
               <w:rPr>
                 <w:rFonts w:ascii="Arial" w:hAnsi="Arial" w:cs="Arial"/>
-                <w:sz w:val="20"/>
-              </w:rPr>
-            </w:pPr>
-            <w:r>
-              <w:rPr>
-                <w:rFonts w:ascii="Arial" w:hAnsi="Arial" w:cs="Arial"/>
-                <w:sz w:val="20"/>
+                <w:sz w:val="19"/>
+              </w:rPr>
+            </w:pPr>
+            <w:r>
+              <w:rPr>
+                <w:rFonts w:ascii="Arial" w:hAnsi="Arial" w:cs="Arial"/>
+                <w:sz w:val="19"/>
               </w:rPr>
               <w:t>5.</w:t>
             </w:r>
@@ -1539,13 +1641,13 @@
               <w:spacing w:after="0" w:line="240" w:lineRule="auto"/>
               <w:rPr>
                 <w:rFonts w:ascii="Arial" w:hAnsi="Arial" w:cs="Arial"/>
-                <w:sz w:val="20"/>
-              </w:rPr>
-            </w:pPr>
-            <w:r>
-              <w:rPr>
-                <w:rFonts w:ascii="Arial" w:hAnsi="Arial" w:cs="Arial"/>
-                <w:sz w:val="20"/>
+                <w:sz w:val="19"/>
+              </w:rPr>
+            </w:pPr>
+            <w:r>
+              <w:rPr>
+                <w:rFonts w:ascii="Arial" w:hAnsi="Arial" w:cs="Arial"/>
+                <w:sz w:val="19"/>
               </w:rPr>
               <w:t>Главный специалист (аналитик)</w:t>
             </w:r>
@@ -1561,13 +1663,13 @@
               <w:spacing w:after="0" w:line="240" w:lineRule="auto"/>
               <w:rPr>
                 <w:rFonts w:ascii="Arial" w:hAnsi="Arial" w:cs="Arial"/>
-                <w:sz w:val="20"/>
-              </w:rPr>
-            </w:pPr>
-            <w:r>
-              <w:rPr>
-                <w:rFonts w:ascii="Arial" w:hAnsi="Arial" w:cs="Arial"/>
-                <w:sz w:val="20"/>
+                <w:sz w:val="19"/>
+              </w:rPr>
+            </w:pPr>
+            <w:r>
+              <w:rPr>
+                <w:rFonts w:ascii="Arial" w:hAnsi="Arial" w:cs="Arial"/>
+                <w:sz w:val="19"/>
               </w:rPr>
               <w:t>1 000 000,00 KZT</w:t>
             </w:r>
@@ -1585,13 +1687,13 @@
               <w:spacing w:after="0" w:line="240" w:lineRule="auto"/>
               <w:rPr>
                 <w:rFonts w:ascii="Arial" w:hAnsi="Arial" w:cs="Arial"/>
-                <w:sz w:val="20"/>
-              </w:rPr>
-            </w:pPr>
-            <w:r>
-              <w:rPr>
-                <w:rFonts w:ascii="Arial" w:hAnsi="Arial" w:cs="Arial"/>
-                <w:sz w:val="20"/>
+                <w:sz w:val="19"/>
+              </w:rPr>
+            </w:pPr>
+            <w:r>
+              <w:rPr>
+                <w:rFonts w:ascii="Arial" w:hAnsi="Arial" w:cs="Arial"/>
+                <w:sz w:val="19"/>
               </w:rPr>
               <w:t>6.</w:t>
             </w:r>
@@ -1607,13 +1709,13 @@
               <w:spacing w:after="0" w:line="240" w:lineRule="auto"/>
               <w:rPr>
                 <w:rFonts w:ascii="Arial" w:hAnsi="Arial" w:cs="Arial"/>
-                <w:sz w:val="20"/>
-              </w:rPr>
-            </w:pPr>
-            <w:r>
-              <w:rPr>
-                <w:rFonts w:ascii="Arial" w:hAnsi="Arial" w:cs="Arial"/>
-                <w:sz w:val="20"/>
+                <w:sz w:val="19"/>
+              </w:rPr>
+            </w:pPr>
+            <w:r>
+              <w:rPr>
+                <w:rFonts w:ascii="Arial" w:hAnsi="Arial" w:cs="Arial"/>
+                <w:sz w:val="19"/>
               </w:rPr>
               <w:t>Ведущий специалист (аналитик)</w:t>
             </w:r>
@@ -1629,13 +1731,13 @@
               <w:spacing w:after="0" w:line="240" w:lineRule="auto"/>
               <w:rPr>
                 <w:rFonts w:ascii="Arial" w:hAnsi="Arial" w:cs="Arial"/>
-                <w:sz w:val="20"/>
-              </w:rPr>
-            </w:pPr>
-            <w:r>
-              <w:rPr>
-                <w:rFonts w:ascii="Arial" w:hAnsi="Arial" w:cs="Arial"/>
-                <w:sz w:val="20"/>
+                <w:sz w:val="19"/>
+              </w:rPr>
+            </w:pPr>
+            <w:r>
+              <w:rPr>
+                <w:rFonts w:ascii="Arial" w:hAnsi="Arial" w:cs="Arial"/>
+                <w:sz w:val="19"/>
               </w:rPr>
               <w:t>700 000,00 KZT</w:t>
             </w:r>
@@ -1653,7 +1755,7 @@
               <w:spacing w:after="0" w:line="240" w:lineRule="auto"/>
               <w:rPr>
                 <w:rFonts w:ascii="Arial" w:hAnsi="Arial" w:cs="Arial"/>
-                <w:sz w:val="20"/>
+                <w:sz w:val="19"/>
               </w:rPr>
             </w:pPr>
           </w:p>
@@ -1669,14 +1771,14 @@
               <w:rPr>
                 <w:rFonts w:ascii="Arial" w:hAnsi="Arial" w:cs="Arial"/>
                 <w:b/>
-                <w:sz w:val="20"/>
+                <w:sz w:val="19"/>
               </w:rPr>
             </w:pPr>
             <w:r>
               <w:rPr>
                 <w:rFonts w:ascii="Arial" w:hAnsi="Arial" w:cs="Arial"/>
                 <w:b/>
-                <w:sz w:val="20"/>
+                <w:sz w:val="19"/>
               </w:rPr>
               <w:t>Департамент проектного управления и региональной координации</w:t>
             </w:r>
@@ -1692,7 +1794,7 @@
               <w:spacing w:after="0" w:line="240" w:lineRule="auto"/>
               <w:rPr>
                 <w:rFonts w:ascii="Arial" w:hAnsi="Arial" w:cs="Arial"/>
-                <w:sz w:val="20"/>
+                <w:sz w:val="19"/>
               </w:rPr>
             </w:pPr>
           </w:p>
@@ -1709,13 +1811,13 @@
               <w:spacing w:after="0" w:line="240" w:lineRule="auto"/>
               <w:rPr>
                 <w:rFonts w:ascii="Arial" w:hAnsi="Arial" w:cs="Arial"/>
-                <w:sz w:val="20"/>
-              </w:rPr>
-            </w:pPr>
-            <w:r>
-              <w:rPr>
-                <w:rFonts w:ascii="Arial" w:hAnsi="Arial" w:cs="Arial"/>
-                <w:sz w:val="20"/>
+                <w:sz w:val="19"/>
+              </w:rPr>
+            </w:pPr>
+            <w:r>
+              <w:rPr>
+                <w:rFonts w:ascii="Arial" w:hAnsi="Arial" w:cs="Arial"/>
+                <w:sz w:val="19"/>
               </w:rPr>
               <w:t>7.</w:t>
             </w:r>
@@ -1731,13 +1833,13 @@
               <w:spacing w:after="0" w:line="240" w:lineRule="auto"/>
               <w:rPr>
                 <w:rFonts w:ascii="Arial" w:hAnsi="Arial" w:cs="Arial"/>
-                <w:sz w:val="20"/>
-              </w:rPr>
-            </w:pPr>
-            <w:r>
-              <w:rPr>
-                <w:rFonts w:ascii="Arial" w:hAnsi="Arial" w:cs="Arial"/>
-                <w:sz w:val="20"/>
+                <w:sz w:val="19"/>
+              </w:rPr>
+            </w:pPr>
+            <w:r>
+              <w:rPr>
+                <w:rFonts w:ascii="Arial" w:hAnsi="Arial" w:cs="Arial"/>
+                <w:sz w:val="19"/>
               </w:rPr>
               <w:t>Директор департамента</w:t>
             </w:r>
@@ -1753,13 +1855,13 @@
               <w:spacing w:after="0" w:line="240" w:lineRule="auto"/>
               <w:rPr>
                 <w:rFonts w:ascii="Arial" w:hAnsi="Arial" w:cs="Arial"/>
-                <w:sz w:val="20"/>
-              </w:rPr>
-            </w:pPr>
-            <w:r>
-              <w:rPr>
-                <w:rFonts w:ascii="Arial" w:hAnsi="Arial" w:cs="Arial"/>
-                <w:sz w:val="20"/>
+                <w:sz w:val="19"/>
+              </w:rPr>
+            </w:pPr>
+            <w:r>
+              <w:rPr>
+                <w:rFonts w:ascii="Arial" w:hAnsi="Arial" w:cs="Arial"/>
+                <w:sz w:val="19"/>
               </w:rPr>
               <w:t>1 300 000,00 KZT</w:t>
             </w:r>
@@ -1777,13 +1879,13 @@
               <w:spacing w:after="0" w:line="240" w:lineRule="auto"/>
               <w:rPr>
                 <w:rFonts w:ascii="Arial" w:hAnsi="Arial" w:cs="Arial"/>
-                <w:sz w:val="20"/>
-              </w:rPr>
-            </w:pPr>
-            <w:r>
-              <w:rPr>
-                <w:rFonts w:ascii="Arial" w:hAnsi="Arial" w:cs="Arial"/>
-                <w:sz w:val="20"/>
+                <w:sz w:val="19"/>
+              </w:rPr>
+            </w:pPr>
+            <w:r>
+              <w:rPr>
+                <w:rFonts w:ascii="Arial" w:hAnsi="Arial" w:cs="Arial"/>
+                <w:sz w:val="19"/>
               </w:rPr>
               <w:t>8.</w:t>
             </w:r>
@@ -1799,13 +1901,13 @@
               <w:spacing w:after="0" w:line="240" w:lineRule="auto"/>
               <w:rPr>
                 <w:rFonts w:ascii="Arial" w:hAnsi="Arial" w:cs="Arial"/>
-                <w:sz w:val="20"/>
-              </w:rPr>
-            </w:pPr>
-            <w:r>
-              <w:rPr>
-                <w:rFonts w:ascii="Arial" w:hAnsi="Arial" w:cs="Arial"/>
-                <w:sz w:val="20"/>
+                <w:sz w:val="19"/>
+              </w:rPr>
+            </w:pPr>
+            <w:r>
+              <w:rPr>
+                <w:rFonts w:ascii="Arial" w:hAnsi="Arial" w:cs="Arial"/>
+                <w:sz w:val="19"/>
               </w:rPr>
               <w:t>Заместитель директора департамента (МЭПР, центральные государственные органы, регионы)</w:t>
             </w:r>
@@ -1821,13 +1923,13 @@
               <w:spacing w:after="0" w:line="240" w:lineRule="auto"/>
               <w:rPr>
                 <w:rFonts w:ascii="Arial" w:hAnsi="Arial" w:cs="Arial"/>
-                <w:sz w:val="20"/>
-              </w:rPr>
-            </w:pPr>
-            <w:r>
-              <w:rPr>
-                <w:rFonts w:ascii="Arial" w:hAnsi="Arial" w:cs="Arial"/>
-                <w:sz w:val="20"/>
+                <w:sz w:val="19"/>
+              </w:rPr>
+            </w:pPr>
+            <w:r>
+              <w:rPr>
+                <w:rFonts w:ascii="Arial" w:hAnsi="Arial" w:cs="Arial"/>
+                <w:sz w:val="19"/>
               </w:rPr>
               <w:t>1 100 000,00 KZT</w:t>
             </w:r>
@@ -1845,13 +1947,13 @@
               <w:spacing w:after="0" w:line="240" w:lineRule="auto"/>
               <w:rPr>
                 <w:rFonts w:ascii="Arial" w:hAnsi="Arial" w:cs="Arial"/>
-                <w:sz w:val="20"/>
-              </w:rPr>
-            </w:pPr>
-            <w:r>
-              <w:rPr>
-                <w:rFonts w:ascii="Arial" w:hAnsi="Arial" w:cs="Arial"/>
-                <w:sz w:val="20"/>
+                <w:sz w:val="19"/>
+              </w:rPr>
+            </w:pPr>
+            <w:r>
+              <w:rPr>
+                <w:rFonts w:ascii="Arial" w:hAnsi="Arial" w:cs="Arial"/>
+                <w:sz w:val="19"/>
               </w:rPr>
               <w:t>9.</w:t>
             </w:r>
@@ -1867,13 +1969,13 @@
               <w:spacing w:after="0" w:line="240" w:lineRule="auto"/>
               <w:rPr>
                 <w:rFonts w:ascii="Arial" w:hAnsi="Arial" w:cs="Arial"/>
-                <w:sz w:val="20"/>
-              </w:rPr>
-            </w:pPr>
-            <w:r>
-              <w:rPr>
-                <w:rFonts w:ascii="Arial" w:hAnsi="Arial" w:cs="Arial"/>
-                <w:sz w:val="20"/>
+                <w:sz w:val="19"/>
+              </w:rPr>
+            </w:pPr>
+            <w:r>
+              <w:rPr>
+                <w:rFonts w:ascii="Arial" w:hAnsi="Arial" w:cs="Arial"/>
+                <w:sz w:val="19"/>
               </w:rPr>
               <w:t>Главный специалист</w:t>
             </w:r>
@@ -1889,13 +1991,13 @@
               <w:spacing w:after="0" w:line="240" w:lineRule="auto"/>
               <w:rPr>
                 <w:rFonts w:ascii="Arial" w:hAnsi="Arial" w:cs="Arial"/>
-                <w:sz w:val="20"/>
-              </w:rPr>
-            </w:pPr>
-            <w:r>
-              <w:rPr>
-                <w:rFonts w:ascii="Arial" w:hAnsi="Arial" w:cs="Arial"/>
-                <w:sz w:val="20"/>
+                <w:sz w:val="19"/>
+              </w:rPr>
+            </w:pPr>
+            <w:r>
+              <w:rPr>
+                <w:rFonts w:ascii="Arial" w:hAnsi="Arial" w:cs="Arial"/>
+                <w:sz w:val="19"/>
               </w:rPr>
               <w:t>1 000 000,00 KZT</w:t>
             </w:r>
@@ -1913,13 +2015,13 @@
               <w:spacing w:after="0" w:line="240" w:lineRule="auto"/>
               <w:rPr>
                 <w:rFonts w:ascii="Arial" w:hAnsi="Arial" w:cs="Arial"/>
-                <w:sz w:val="20"/>
-              </w:rPr>
-            </w:pPr>
-            <w:r>
-              <w:rPr>
-                <w:rFonts w:ascii="Arial" w:hAnsi="Arial" w:cs="Arial"/>
-                <w:sz w:val="20"/>
+                <w:sz w:val="19"/>
+              </w:rPr>
+            </w:pPr>
+            <w:r>
+              <w:rPr>
+                <w:rFonts w:ascii="Arial" w:hAnsi="Arial" w:cs="Arial"/>
+                <w:sz w:val="19"/>
               </w:rPr>
               <w:t>10.</w:t>
             </w:r>
@@ -1935,13 +2037,13 @@
               <w:spacing w:after="0" w:line="240" w:lineRule="auto"/>
               <w:rPr>
                 <w:rFonts w:ascii="Arial" w:hAnsi="Arial" w:cs="Arial"/>
-                <w:sz w:val="20"/>
-              </w:rPr>
-            </w:pPr>
-            <w:r>
-              <w:rPr>
-                <w:rFonts w:ascii="Arial" w:hAnsi="Arial" w:cs="Arial"/>
-                <w:sz w:val="20"/>
+                <w:sz w:val="19"/>
+              </w:rPr>
+            </w:pPr>
+            <w:r>
+              <w:rPr>
+                <w:rFonts w:ascii="Arial" w:hAnsi="Arial" w:cs="Arial"/>
+                <w:sz w:val="19"/>
               </w:rPr>
               <w:t>Главный специалист</w:t>
             </w:r>
@@ -1957,13 +2059,13 @@
               <w:spacing w:after="0" w:line="240" w:lineRule="auto"/>
               <w:rPr>
                 <w:rFonts w:ascii="Arial" w:hAnsi="Arial" w:cs="Arial"/>
-                <w:sz w:val="20"/>
-              </w:rPr>
-            </w:pPr>
-            <w:r>
-              <w:rPr>
-                <w:rFonts w:ascii="Arial" w:hAnsi="Arial" w:cs="Arial"/>
-                <w:sz w:val="20"/>
+                <w:sz w:val="19"/>
+              </w:rPr>
+            </w:pPr>
+            <w:r>
+              <w:rPr>
+                <w:rFonts w:ascii="Arial" w:hAnsi="Arial" w:cs="Arial"/>
+                <w:sz w:val="19"/>
               </w:rPr>
               <w:t>1 000 000,00 KZT</w:t>
             </w:r>
@@ -1981,13 +2083,13 @@
               <w:spacing w:after="0" w:line="240" w:lineRule="auto"/>
               <w:rPr>
                 <w:rFonts w:ascii="Arial" w:hAnsi="Arial" w:cs="Arial"/>
-                <w:sz w:val="20"/>
-              </w:rPr>
-            </w:pPr>
-            <w:r>
-              <w:rPr>
-                <w:rFonts w:ascii="Arial" w:hAnsi="Arial" w:cs="Arial"/>
-                <w:sz w:val="20"/>
+                <w:sz w:val="19"/>
+              </w:rPr>
+            </w:pPr>
+            <w:r>
+              <w:rPr>
+                <w:rFonts w:ascii="Arial" w:hAnsi="Arial" w:cs="Arial"/>
+                <w:sz w:val="19"/>
               </w:rPr>
               <w:t>11.</w:t>
             </w:r>
@@ -2003,13 +2105,13 @@
               <w:spacing w:after="0" w:line="240" w:lineRule="auto"/>
               <w:rPr>
                 <w:rFonts w:ascii="Arial" w:hAnsi="Arial" w:cs="Arial"/>
-                <w:sz w:val="20"/>
-              </w:rPr>
-            </w:pPr>
-            <w:r>
-              <w:rPr>
-                <w:rFonts w:ascii="Arial" w:hAnsi="Arial" w:cs="Arial"/>
-                <w:sz w:val="20"/>
+                <w:sz w:val="19"/>
+              </w:rPr>
+            </w:pPr>
+            <w:r>
+              <w:rPr>
+                <w:rFonts w:ascii="Arial" w:hAnsi="Arial" w:cs="Arial"/>
+                <w:sz w:val="19"/>
               </w:rPr>
               <w:t>Главный специалист</w:t>
             </w:r>
@@ -2025,13 +2127,13 @@
               <w:spacing w:after="0" w:line="240" w:lineRule="auto"/>
               <w:rPr>
                 <w:rFonts w:ascii="Arial" w:hAnsi="Arial" w:cs="Arial"/>
-                <w:sz w:val="20"/>
-              </w:rPr>
-            </w:pPr>
-            <w:r>
-              <w:rPr>
-                <w:rFonts w:ascii="Arial" w:hAnsi="Arial" w:cs="Arial"/>
-                <w:sz w:val="20"/>
+                <w:sz w:val="19"/>
+              </w:rPr>
+            </w:pPr>
+            <w:r>
+              <w:rPr>
+                <w:rFonts w:ascii="Arial" w:hAnsi="Arial" w:cs="Arial"/>
+                <w:sz w:val="19"/>
               </w:rPr>
               <w:t>1 000 000,00 KZT</w:t>
             </w:r>
@@ -2049,13 +2151,13 @@
               <w:spacing w:after="0" w:line="240" w:lineRule="auto"/>
               <w:rPr>
                 <w:rFonts w:ascii="Arial" w:hAnsi="Arial" w:cs="Arial"/>
-                <w:sz w:val="20"/>
-              </w:rPr>
-            </w:pPr>
-            <w:r>
-              <w:rPr>
-                <w:rFonts w:ascii="Arial" w:hAnsi="Arial" w:cs="Arial"/>
-                <w:sz w:val="20"/>
+                <w:sz w:val="19"/>
+              </w:rPr>
+            </w:pPr>
+            <w:r>
+              <w:rPr>
+                <w:rFonts w:ascii="Arial" w:hAnsi="Arial" w:cs="Arial"/>
+                <w:sz w:val="19"/>
               </w:rPr>
               <w:t>12.</w:t>
             </w:r>
@@ -2071,13 +2173,13 @@
               <w:spacing w:after="0" w:line="240" w:lineRule="auto"/>
               <w:rPr>
                 <w:rFonts w:ascii="Arial" w:hAnsi="Arial" w:cs="Arial"/>
-                <w:sz w:val="20"/>
-              </w:rPr>
-            </w:pPr>
-            <w:r>
-              <w:rPr>
-                <w:rFonts w:ascii="Arial" w:hAnsi="Arial" w:cs="Arial"/>
-                <w:sz w:val="20"/>
+                <w:sz w:val="19"/>
+              </w:rPr>
+            </w:pPr>
+            <w:r>
+              <w:rPr>
+                <w:rFonts w:ascii="Arial" w:hAnsi="Arial" w:cs="Arial"/>
+                <w:sz w:val="19"/>
               </w:rPr>
               <w:t>Ведущий специалист</w:t>
             </w:r>
@@ -2093,13 +2195,13 @@
               <w:spacing w:after="0" w:line="240" w:lineRule="auto"/>
               <w:rPr>
                 <w:rFonts w:ascii="Arial" w:hAnsi="Arial" w:cs="Arial"/>
-                <w:sz w:val="20"/>
-              </w:rPr>
-            </w:pPr>
-            <w:r>
-              <w:rPr>
-                <w:rFonts w:ascii="Arial" w:hAnsi="Arial" w:cs="Arial"/>
-                <w:sz w:val="20"/>
+                <w:sz w:val="19"/>
+              </w:rPr>
+            </w:pPr>
+            <w:r>
+              <w:rPr>
+                <w:rFonts w:ascii="Arial" w:hAnsi="Arial" w:cs="Arial"/>
+                <w:sz w:val="19"/>
               </w:rPr>
               <w:t>1 000 000,00 KZT</w:t>
             </w:r>
@@ -2117,13 +2219,13 @@
               <w:spacing w:after="0" w:line="240" w:lineRule="auto"/>
               <w:rPr>
                 <w:rFonts w:ascii="Arial" w:hAnsi="Arial" w:cs="Arial"/>
-                <w:sz w:val="20"/>
-              </w:rPr>
-            </w:pPr>
-            <w:r>
-              <w:rPr>
-                <w:rFonts w:ascii="Arial" w:hAnsi="Arial" w:cs="Arial"/>
-                <w:sz w:val="20"/>
+                <w:sz w:val="19"/>
+              </w:rPr>
+            </w:pPr>
+            <w:r>
+              <w:rPr>
+                <w:rFonts w:ascii="Arial" w:hAnsi="Arial" w:cs="Arial"/>
+                <w:sz w:val="19"/>
               </w:rPr>
               <w:t>13.</w:t>
             </w:r>
@@ -2139,13 +2241,13 @@
               <w:spacing w:after="0" w:line="240" w:lineRule="auto"/>
               <w:rPr>
                 <w:rFonts w:ascii="Arial" w:hAnsi="Arial" w:cs="Arial"/>
-                <w:sz w:val="20"/>
-              </w:rPr>
-            </w:pPr>
-            <w:r>
-              <w:rPr>
-                <w:rFonts w:ascii="Arial" w:hAnsi="Arial" w:cs="Arial"/>
-                <w:sz w:val="20"/>
+                <w:sz w:val="19"/>
+              </w:rPr>
+            </w:pPr>
+            <w:r>
+              <w:rPr>
+                <w:rFonts w:ascii="Arial" w:hAnsi="Arial" w:cs="Arial"/>
+                <w:sz w:val="19"/>
               </w:rPr>
               <w:t>Ведущий специалист</w:t>
             </w:r>
@@ -2161,13 +2263,13 @@
               <w:spacing w:after="0" w:line="240" w:lineRule="auto"/>
               <w:rPr>
                 <w:rFonts w:ascii="Arial" w:hAnsi="Arial" w:cs="Arial"/>
-                <w:sz w:val="20"/>
-              </w:rPr>
-            </w:pPr>
-            <w:r>
-              <w:rPr>
-                <w:rFonts w:ascii="Arial" w:hAnsi="Arial" w:cs="Arial"/>
-                <w:sz w:val="20"/>
+                <w:sz w:val="19"/>
+              </w:rPr>
+            </w:pPr>
+            <w:r>
+              <w:rPr>
+                <w:rFonts w:ascii="Arial" w:hAnsi="Arial" w:cs="Arial"/>
+                <w:sz w:val="19"/>
               </w:rPr>
               <w:t>700 000,00 KZT</w:t>
             </w:r>
@@ -2185,13 +2287,13 @@
               <w:spacing w:after="0" w:line="240" w:lineRule="auto"/>
               <w:rPr>
                 <w:rFonts w:ascii="Arial" w:hAnsi="Arial" w:cs="Arial"/>
-                <w:sz w:val="20"/>
-              </w:rPr>
-            </w:pPr>
-            <w:r>
-              <w:rPr>
-                <w:rFonts w:ascii="Arial" w:hAnsi="Arial" w:cs="Arial"/>
-                <w:sz w:val="20"/>
+                <w:sz w:val="19"/>
+              </w:rPr>
+            </w:pPr>
+            <w:r>
+              <w:rPr>
+                <w:rFonts w:ascii="Arial" w:hAnsi="Arial" w:cs="Arial"/>
+                <w:sz w:val="19"/>
               </w:rPr>
               <w:t>14.</w:t>
             </w:r>
@@ -2207,13 +2309,13 @@
               <w:spacing w:after="0" w:line="240" w:lineRule="auto"/>
               <w:rPr>
                 <w:rFonts w:ascii="Arial" w:hAnsi="Arial" w:cs="Arial"/>
-                <w:sz w:val="20"/>
-              </w:rPr>
-            </w:pPr>
-            <w:r>
-              <w:rPr>
-                <w:rFonts w:ascii="Arial" w:hAnsi="Arial" w:cs="Arial"/>
-                <w:sz w:val="20"/>
+                <w:sz w:val="19"/>
+              </w:rPr>
+            </w:pPr>
+            <w:r>
+              <w:rPr>
+                <w:rFonts w:ascii="Arial" w:hAnsi="Arial" w:cs="Arial"/>
+                <w:sz w:val="19"/>
               </w:rPr>
               <w:t>Ведущий специалист</w:t>
             </w:r>
@@ -2229,13 +2331,13 @@
               <w:spacing w:after="0" w:line="240" w:lineRule="auto"/>
               <w:rPr>
                 <w:rFonts w:ascii="Arial" w:hAnsi="Arial" w:cs="Arial"/>
-                <w:sz w:val="20"/>
-              </w:rPr>
-            </w:pPr>
-            <w:r>
-              <w:rPr>
-                <w:rFonts w:ascii="Arial" w:hAnsi="Arial" w:cs="Arial"/>
-                <w:sz w:val="20"/>
+                <w:sz w:val="19"/>
+              </w:rPr>
+            </w:pPr>
+            <w:r>
+              <w:rPr>
+                <w:rFonts w:ascii="Arial" w:hAnsi="Arial" w:cs="Arial"/>
+                <w:sz w:val="19"/>
               </w:rPr>
               <w:t>700 000,00 KZT</w:t>
             </w:r>
@@ -2253,13 +2355,13 @@
               <w:spacing w:after="0" w:line="240" w:lineRule="auto"/>
               <w:rPr>
                 <w:rFonts w:ascii="Arial" w:hAnsi="Arial" w:cs="Arial"/>
-                <w:sz w:val="20"/>
-              </w:rPr>
-            </w:pPr>
-            <w:r>
-              <w:rPr>
-                <w:rFonts w:ascii="Arial" w:hAnsi="Arial" w:cs="Arial"/>
-                <w:sz w:val="20"/>
+                <w:sz w:val="19"/>
+              </w:rPr>
+            </w:pPr>
+            <w:r>
+              <w:rPr>
+                <w:rFonts w:ascii="Arial" w:hAnsi="Arial" w:cs="Arial"/>
+                <w:sz w:val="19"/>
               </w:rPr>
               <w:t>15.</w:t>
             </w:r>
@@ -2275,13 +2377,13 @@
               <w:spacing w:after="0" w:line="240" w:lineRule="auto"/>
               <w:rPr>
                 <w:rFonts w:ascii="Arial" w:hAnsi="Arial" w:cs="Arial"/>
-                <w:sz w:val="20"/>
-              </w:rPr>
-            </w:pPr>
-            <w:r>
-              <w:rPr>
-                <w:rFonts w:ascii="Arial" w:hAnsi="Arial" w:cs="Arial"/>
-                <w:sz w:val="20"/>
+                <w:sz w:val="19"/>
+              </w:rPr>
+            </w:pPr>
+            <w:r>
+              <w:rPr>
+                <w:rFonts w:ascii="Arial" w:hAnsi="Arial" w:cs="Arial"/>
+                <w:sz w:val="19"/>
               </w:rPr>
               <w:t>Ведущий специалист</w:t>
             </w:r>
@@ -2297,13 +2399,13 @@
               <w:spacing w:after="0" w:line="240" w:lineRule="auto"/>
               <w:rPr>
                 <w:rFonts w:ascii="Arial" w:hAnsi="Arial" w:cs="Arial"/>
-                <w:sz w:val="20"/>
-              </w:rPr>
-            </w:pPr>
-            <w:r>
-              <w:rPr>
-                <w:rFonts w:ascii="Arial" w:hAnsi="Arial" w:cs="Arial"/>
-                <w:sz w:val="20"/>
+                <w:sz w:val="19"/>
+              </w:rPr>
+            </w:pPr>
+            <w:r>
+              <w:rPr>
+                <w:rFonts w:ascii="Arial" w:hAnsi="Arial" w:cs="Arial"/>
+                <w:sz w:val="19"/>
               </w:rPr>
               <w:t>700 000,00 KZT</w:t>
             </w:r>
@@ -2321,13 +2423,13 @@
               <w:spacing w:after="0" w:line="240" w:lineRule="auto"/>
               <w:rPr>
                 <w:rFonts w:ascii="Arial" w:hAnsi="Arial" w:cs="Arial"/>
-                <w:sz w:val="20"/>
-              </w:rPr>
-            </w:pPr>
-            <w:r>
-              <w:rPr>
-                <w:rFonts w:ascii="Arial" w:hAnsi="Arial" w:cs="Arial"/>
-                <w:sz w:val="20"/>
+                <w:sz w:val="19"/>
+              </w:rPr>
+            </w:pPr>
+            <w:r>
+              <w:rPr>
+                <w:rFonts w:ascii="Arial" w:hAnsi="Arial" w:cs="Arial"/>
+                <w:sz w:val="19"/>
               </w:rPr>
               <w:t>16.</w:t>
             </w:r>
@@ -2343,13 +2445,13 @@
               <w:spacing w:after="0" w:line="240" w:lineRule="auto"/>
               <w:rPr>
                 <w:rFonts w:ascii="Arial" w:hAnsi="Arial" w:cs="Arial"/>
-                <w:sz w:val="20"/>
-              </w:rPr>
-            </w:pPr>
-            <w:r>
-              <w:rPr>
-                <w:rFonts w:ascii="Arial" w:hAnsi="Arial" w:cs="Arial"/>
-                <w:sz w:val="20"/>
+                <w:sz w:val="19"/>
+              </w:rPr>
+            </w:pPr>
+            <w:r>
+              <w:rPr>
+                <w:rFonts w:ascii="Arial" w:hAnsi="Arial" w:cs="Arial"/>
+                <w:sz w:val="19"/>
               </w:rPr>
               <w:t>Ведущий специалист</w:t>
             </w:r>
@@ -2365,13 +2467,13 @@
               <w:spacing w:after="0" w:line="240" w:lineRule="auto"/>
               <w:rPr>
                 <w:rFonts w:ascii="Arial" w:hAnsi="Arial" w:cs="Arial"/>
-                <w:sz w:val="20"/>
-              </w:rPr>
-            </w:pPr>
-            <w:r>
-              <w:rPr>
-                <w:rFonts w:ascii="Arial" w:hAnsi="Arial" w:cs="Arial"/>
-                <w:sz w:val="20"/>
+                <w:sz w:val="19"/>
+              </w:rPr>
+            </w:pPr>
+            <w:r>
+              <w:rPr>
+                <w:rFonts w:ascii="Arial" w:hAnsi="Arial" w:cs="Arial"/>
+                <w:sz w:val="19"/>
               </w:rPr>
               <w:t>700 000,00 KZT</w:t>
             </w:r>
@@ -2389,7 +2491,7 @@
               <w:spacing w:after="0" w:line="240" w:lineRule="auto"/>
               <w:rPr>
                 <w:rFonts w:ascii="Arial" w:hAnsi="Arial" w:cs="Arial"/>
-                <w:sz w:val="20"/>
+                <w:sz w:val="19"/>
               </w:rPr>
             </w:pPr>
           </w:p>
@@ -2405,14 +2507,14 @@
               <w:rPr>
                 <w:rFonts w:ascii="Arial" w:hAnsi="Arial" w:cs="Arial"/>
                 <w:b/>
-                <w:sz w:val="20"/>
+                <w:sz w:val="19"/>
               </w:rPr>
             </w:pPr>
             <w:r>
               <w:rPr>
                 <w:rFonts w:ascii="Arial" w:hAnsi="Arial" w:cs="Arial"/>
                 <w:b/>
-                <w:sz w:val="20"/>
+                <w:sz w:val="19"/>
               </w:rPr>
               <w:t>Департамент цифрового развития</w:t>
             </w:r>
@@ -2428,7 +2530,7 @@
               <w:spacing w:after="0" w:line="240" w:lineRule="auto"/>
               <w:rPr>
                 <w:rFonts w:ascii="Arial" w:hAnsi="Arial" w:cs="Arial"/>
-                <w:sz w:val="20"/>
+                <w:sz w:val="19"/>
               </w:rPr>
             </w:pPr>
           </w:p>
@@ -2445,13 +2547,13 @@
               <w:spacing w:after="0" w:line="240" w:lineRule="auto"/>
               <w:rPr>
                 <w:rFonts w:ascii="Arial" w:hAnsi="Arial" w:cs="Arial"/>
-                <w:sz w:val="20"/>
-              </w:rPr>
-            </w:pPr>
-            <w:r>
-              <w:rPr>
-                <w:rFonts w:ascii="Arial" w:hAnsi="Arial" w:cs="Arial"/>
-                <w:sz w:val="20"/>
+                <w:sz w:val="19"/>
+              </w:rPr>
+            </w:pPr>
+            <w:r>
+              <w:rPr>
+                <w:rFonts w:ascii="Arial" w:hAnsi="Arial" w:cs="Arial"/>
+                <w:sz w:val="19"/>
               </w:rPr>
               <w:t>17.</w:t>
             </w:r>
@@ -2467,13 +2569,13 @@
               <w:spacing w:after="0" w:line="240" w:lineRule="auto"/>
               <w:rPr>
                 <w:rFonts w:ascii="Arial" w:hAnsi="Arial" w:cs="Arial"/>
-                <w:sz w:val="20"/>
-              </w:rPr>
-            </w:pPr>
-            <w:r>
-              <w:rPr>
-                <w:rFonts w:ascii="Arial" w:hAnsi="Arial" w:cs="Arial"/>
-                <w:sz w:val="20"/>
+                <w:sz w:val="19"/>
+              </w:rPr>
+            </w:pPr>
+            <w:r>
+              <w:rPr>
+                <w:rFonts w:ascii="Arial" w:hAnsi="Arial" w:cs="Arial"/>
+                <w:sz w:val="19"/>
               </w:rPr>
               <w:t>Руководитель департамента</w:t>
             </w:r>
@@ -2489,13 +2591,13 @@
               <w:spacing w:after="0" w:line="240" w:lineRule="auto"/>
               <w:rPr>
                 <w:rFonts w:ascii="Arial" w:hAnsi="Arial" w:cs="Arial"/>
-                <w:sz w:val="20"/>
-              </w:rPr>
-            </w:pPr>
-            <w:r>
-              <w:rPr>
-                <w:rFonts w:ascii="Arial" w:hAnsi="Arial" w:cs="Arial"/>
-                <w:sz w:val="20"/>
+                <w:sz w:val="19"/>
+              </w:rPr>
+            </w:pPr>
+            <w:r>
+              <w:rPr>
+                <w:rFonts w:ascii="Arial" w:hAnsi="Arial" w:cs="Arial"/>
+                <w:sz w:val="19"/>
               </w:rPr>
               <w:t>1 300 000,00 KZT</w:t>
             </w:r>
@@ -2513,7 +2615,7 @@
               <w:spacing w:after="0" w:line="240" w:lineRule="auto"/>
               <w:rPr>
                 <w:rFonts w:ascii="Arial" w:hAnsi="Arial" w:cs="Arial"/>
-                <w:sz w:val="20"/>
+                <w:sz w:val="19"/>
               </w:rPr>
             </w:pPr>
           </w:p>
@@ -2529,14 +2631,14 @@
               <w:rPr>
                 <w:rFonts w:ascii="Arial" w:hAnsi="Arial" w:cs="Arial"/>
                 <w:b/>
-                <w:sz w:val="20"/>
+                <w:sz w:val="19"/>
               </w:rPr>
             </w:pPr>
             <w:r>
               <w:rPr>
                 <w:rFonts w:ascii="Arial" w:hAnsi="Arial" w:cs="Arial"/>
                 <w:b/>
-                <w:sz w:val="20"/>
+                <w:sz w:val="19"/>
               </w:rPr>
               <w:t>Группа «Коммуникация и креатив»</w:t>
             </w:r>
@@ -2552,7 +2654,7 @@
               <w:spacing w:after="0" w:line="240" w:lineRule="auto"/>
               <w:rPr>
                 <w:rFonts w:ascii="Arial" w:hAnsi="Arial" w:cs="Arial"/>
-                <w:sz w:val="20"/>
+                <w:sz w:val="19"/>
               </w:rPr>
             </w:pPr>
           </w:p>
@@ -2569,13 +2671,13 @@
               <w:spacing w:after="0" w:line="240" w:lineRule="auto"/>
               <w:rPr>
                 <w:rFonts w:ascii="Arial" w:hAnsi="Arial" w:cs="Arial"/>
-                <w:sz w:val="20"/>
-              </w:rPr>
-            </w:pPr>
-            <w:r>
-              <w:rPr>
-                <w:rFonts w:ascii="Arial" w:hAnsi="Arial" w:cs="Arial"/>
-                <w:sz w:val="20"/>
+                <w:sz w:val="19"/>
+              </w:rPr>
+            </w:pPr>
+            <w:r>
+              <w:rPr>
+                <w:rFonts w:ascii="Arial" w:hAnsi="Arial" w:cs="Arial"/>
+                <w:sz w:val="19"/>
               </w:rPr>
               <w:t>18.</w:t>
             </w:r>
@@ -2591,13 +2693,13 @@
               <w:spacing w:after="0" w:line="240" w:lineRule="auto"/>
               <w:rPr>
                 <w:rFonts w:ascii="Arial" w:hAnsi="Arial" w:cs="Arial"/>
-                <w:sz w:val="20"/>
-              </w:rPr>
-            </w:pPr>
-            <w:r>
-              <w:rPr>
-                <w:rFonts w:ascii="Arial" w:hAnsi="Arial" w:cs="Arial"/>
-                <w:sz w:val="20"/>
+                <w:sz w:val="19"/>
+              </w:rPr>
+            </w:pPr>
+            <w:r>
+              <w:rPr>
+                <w:rFonts w:ascii="Arial" w:hAnsi="Arial" w:cs="Arial"/>
+                <w:sz w:val="19"/>
               </w:rPr>
               <w:t>Руководитель группы</w:t>
             </w:r>
@@ -2613,13 +2715,13 @@
               <w:spacing w:after="0" w:line="240" w:lineRule="auto"/>
               <w:rPr>
                 <w:rFonts w:ascii="Arial" w:hAnsi="Arial" w:cs="Arial"/>
-                <w:sz w:val="20"/>
-              </w:rPr>
-            </w:pPr>
-            <w:r>
-              <w:rPr>
-                <w:rFonts w:ascii="Arial" w:hAnsi="Arial" w:cs="Arial"/>
-                <w:sz w:val="20"/>
+                <w:sz w:val="19"/>
+              </w:rPr>
+            </w:pPr>
+            <w:r>
+              <w:rPr>
+                <w:rFonts w:ascii="Arial" w:hAnsi="Arial" w:cs="Arial"/>
+                <w:sz w:val="19"/>
               </w:rPr>
               <w:t>1 300 000,00 KZT</w:t>
             </w:r>
@@ -2637,13 +2739,13 @@
               <w:spacing w:after="0" w:line="240" w:lineRule="auto"/>
               <w:rPr>
                 <w:rFonts w:ascii="Arial" w:hAnsi="Arial" w:cs="Arial"/>
-                <w:sz w:val="20"/>
-              </w:rPr>
-            </w:pPr>
-            <w:r>
-              <w:rPr>
-                <w:rFonts w:ascii="Arial" w:hAnsi="Arial" w:cs="Arial"/>
-                <w:sz w:val="20"/>
+                <w:sz w:val="19"/>
+              </w:rPr>
+            </w:pPr>
+            <w:r>
+              <w:rPr>
+                <w:rFonts w:ascii="Arial" w:hAnsi="Arial" w:cs="Arial"/>
+                <w:sz w:val="19"/>
               </w:rPr>
               <w:t>19.</w:t>
             </w:r>
@@ -2659,13 +2761,13 @@
               <w:spacing w:after="0" w:line="240" w:lineRule="auto"/>
               <w:rPr>
                 <w:rFonts w:ascii="Arial" w:hAnsi="Arial" w:cs="Arial"/>
-                <w:sz w:val="20"/>
-              </w:rPr>
-            </w:pPr>
-            <w:r>
-              <w:rPr>
-                <w:rFonts w:ascii="Arial" w:hAnsi="Arial" w:cs="Arial"/>
-                <w:sz w:val="20"/>
+                <w:sz w:val="19"/>
+              </w:rPr>
+            </w:pPr>
+            <w:r>
+              <w:rPr>
+                <w:rFonts w:ascii="Arial" w:hAnsi="Arial" w:cs="Arial"/>
+                <w:sz w:val="19"/>
               </w:rPr>
               <w:t>Главный специалист (PR, пресс-секретарь)</w:t>
             </w:r>
@@ -2681,13 +2783,13 @@
               <w:spacing w:after="0" w:line="240" w:lineRule="auto"/>
               <w:rPr>
                 <w:rFonts w:ascii="Arial" w:hAnsi="Arial" w:cs="Arial"/>
-                <w:sz w:val="20"/>
-              </w:rPr>
-            </w:pPr>
-            <w:r>
-              <w:rPr>
-                <w:rFonts w:ascii="Arial" w:hAnsi="Arial" w:cs="Arial"/>
-                <w:sz w:val="20"/>
+                <w:sz w:val="19"/>
+              </w:rPr>
+            </w:pPr>
+            <w:r>
+              <w:rPr>
+                <w:rFonts w:ascii="Arial" w:hAnsi="Arial" w:cs="Arial"/>
+                <w:sz w:val="19"/>
               </w:rPr>
               <w:t>1 000 000,00 KZT</w:t>
             </w:r>
@@ -2705,13 +2807,13 @@
               <w:spacing w:after="0" w:line="240" w:lineRule="auto"/>
               <w:rPr>
                 <w:rFonts w:ascii="Arial" w:hAnsi="Arial" w:cs="Arial"/>
-                <w:sz w:val="20"/>
-              </w:rPr>
-            </w:pPr>
-            <w:r>
-              <w:rPr>
-                <w:rFonts w:ascii="Arial" w:hAnsi="Arial" w:cs="Arial"/>
-                <w:sz w:val="20"/>
+                <w:sz w:val="19"/>
+              </w:rPr>
+            </w:pPr>
+            <w:r>
+              <w:rPr>
+                <w:rFonts w:ascii="Arial" w:hAnsi="Arial" w:cs="Arial"/>
+                <w:sz w:val="19"/>
               </w:rPr>
               <w:t>20.</w:t>
             </w:r>
@@ -2727,13 +2829,13 @@
               <w:spacing w:after="0" w:line="240" w:lineRule="auto"/>
               <w:rPr>
                 <w:rFonts w:ascii="Arial" w:hAnsi="Arial" w:cs="Arial"/>
-                <w:sz w:val="20"/>
-              </w:rPr>
-            </w:pPr>
-            <w:r>
-              <w:rPr>
-                <w:rFonts w:ascii="Arial" w:hAnsi="Arial" w:cs="Arial"/>
-                <w:sz w:val="20"/>
+                <w:sz w:val="19"/>
+              </w:rPr>
+            </w:pPr>
+            <w:r>
+              <w:rPr>
+                <w:rFonts w:ascii="Arial" w:hAnsi="Arial" w:cs="Arial"/>
+                <w:sz w:val="19"/>
               </w:rPr>
               <w:t>Ведущий специалист (фотограф, рилсмейкер)</w:t>
             </w:r>
@@ -2749,13 +2851,13 @@
               <w:spacing w:after="0" w:line="240" w:lineRule="auto"/>
               <w:rPr>
                 <w:rFonts w:ascii="Arial" w:hAnsi="Arial" w:cs="Arial"/>
-                <w:sz w:val="20"/>
-              </w:rPr>
-            </w:pPr>
-            <w:r>
-              <w:rPr>
-                <w:rFonts w:ascii="Arial" w:hAnsi="Arial" w:cs="Arial"/>
-                <w:sz w:val="20"/>
+                <w:sz w:val="19"/>
+              </w:rPr>
+            </w:pPr>
+            <w:r>
+              <w:rPr>
+                <w:rFonts w:ascii="Arial" w:hAnsi="Arial" w:cs="Arial"/>
+                <w:sz w:val="19"/>
               </w:rPr>
               <w:t>1 000 000,00 KZT</w:t>
             </w:r>
@@ -2773,13 +2875,13 @@
               <w:spacing w:after="0" w:line="240" w:lineRule="auto"/>
               <w:rPr>
                 <w:rFonts w:ascii="Arial" w:hAnsi="Arial" w:cs="Arial"/>
-                <w:sz w:val="20"/>
-              </w:rPr>
-            </w:pPr>
-            <w:r>
-              <w:rPr>
-                <w:rFonts w:ascii="Arial" w:hAnsi="Arial" w:cs="Arial"/>
-                <w:sz w:val="20"/>
+                <w:sz w:val="19"/>
+              </w:rPr>
+            </w:pPr>
+            <w:r>
+              <w:rPr>
+                <w:rFonts w:ascii="Arial" w:hAnsi="Arial" w:cs="Arial"/>
+                <w:sz w:val="19"/>
               </w:rPr>
               <w:t>21.</w:t>
             </w:r>
@@ -2795,13 +2897,13 @@
               <w:spacing w:after="0" w:line="240" w:lineRule="auto"/>
               <w:rPr>
                 <w:rFonts w:ascii="Arial" w:hAnsi="Arial" w:cs="Arial"/>
-                <w:sz w:val="20"/>
-              </w:rPr>
-            </w:pPr>
-            <w:r>
-              <w:rPr>
-                <w:rFonts w:ascii="Arial" w:hAnsi="Arial" w:cs="Arial"/>
-                <w:sz w:val="20"/>
+                <w:sz w:val="19"/>
+              </w:rPr>
+            </w:pPr>
+            <w:r>
+              <w:rPr>
+                <w:rFonts w:ascii="Arial" w:hAnsi="Arial" w:cs="Arial"/>
+                <w:sz w:val="19"/>
               </w:rPr>
               <w:t>Ведущий специалист (менеджер по блогерам)</w:t>
             </w:r>
@@ -2817,13 +2919,13 @@
               <w:spacing w:after="0" w:line="240" w:lineRule="auto"/>
               <w:rPr>
                 <w:rFonts w:ascii="Arial" w:hAnsi="Arial" w:cs="Arial"/>
-                <w:sz w:val="20"/>
-              </w:rPr>
-            </w:pPr>
-            <w:r>
-              <w:rPr>
-                <w:rFonts w:ascii="Arial" w:hAnsi="Arial" w:cs="Arial"/>
-                <w:sz w:val="20"/>
+                <w:sz w:val="19"/>
+              </w:rPr>
+            </w:pPr>
+            <w:r>
+              <w:rPr>
+                <w:rFonts w:ascii="Arial" w:hAnsi="Arial" w:cs="Arial"/>
+                <w:sz w:val="19"/>
               </w:rPr>
               <w:t>700 000,00 KZT</w:t>
             </w:r>
@@ -2841,13 +2943,13 @@
               <w:spacing w:after="0" w:line="240" w:lineRule="auto"/>
               <w:rPr>
                 <w:rFonts w:ascii="Arial" w:hAnsi="Arial" w:cs="Arial"/>
-                <w:sz w:val="20"/>
-              </w:rPr>
-            </w:pPr>
-            <w:r>
-              <w:rPr>
-                <w:rFonts w:ascii="Arial" w:hAnsi="Arial" w:cs="Arial"/>
-                <w:sz w:val="20"/>
+                <w:sz w:val="19"/>
+              </w:rPr>
+            </w:pPr>
+            <w:r>
+              <w:rPr>
+                <w:rFonts w:ascii="Arial" w:hAnsi="Arial" w:cs="Arial"/>
+                <w:sz w:val="19"/>
               </w:rPr>
               <w:t>22.</w:t>
             </w:r>
@@ -2863,13 +2965,13 @@
               <w:spacing w:after="0" w:line="240" w:lineRule="auto"/>
               <w:rPr>
                 <w:rFonts w:ascii="Arial" w:hAnsi="Arial" w:cs="Arial"/>
-                <w:sz w:val="20"/>
-              </w:rPr>
-            </w:pPr>
-            <w:r>
-              <w:rPr>
-                <w:rFonts w:ascii="Arial" w:hAnsi="Arial" w:cs="Arial"/>
-                <w:sz w:val="20"/>
+                <w:sz w:val="19"/>
+              </w:rPr>
+            </w:pPr>
+            <w:r>
+              <w:rPr>
+                <w:rFonts w:ascii="Arial" w:hAnsi="Arial" w:cs="Arial"/>
+                <w:sz w:val="19"/>
               </w:rPr>
               <w:t>Ведущий специалист (дизайнер)</w:t>
             </w:r>
@@ -2885,13 +2987,13 @@
               <w:spacing w:after="0" w:line="240" w:lineRule="auto"/>
               <w:rPr>
                 <w:rFonts w:ascii="Arial" w:hAnsi="Arial" w:cs="Arial"/>
-                <w:sz w:val="20"/>
-              </w:rPr>
-            </w:pPr>
-            <w:r>
-              <w:rPr>
-                <w:rFonts w:ascii="Arial" w:hAnsi="Arial" w:cs="Arial"/>
-                <w:sz w:val="20"/>
+                <w:sz w:val="19"/>
+              </w:rPr>
+            </w:pPr>
+            <w:r>
+              <w:rPr>
+                <w:rFonts w:ascii="Arial" w:hAnsi="Arial" w:cs="Arial"/>
+                <w:sz w:val="19"/>
               </w:rPr>
               <w:t>700 000,00 KZT</w:t>
             </w:r>
@@ -2909,7 +3011,7 @@
               <w:spacing w:after="0" w:line="240" w:lineRule="auto"/>
               <w:rPr>
                 <w:rFonts w:ascii="Arial" w:hAnsi="Arial" w:cs="Arial"/>
-                <w:sz w:val="20"/>
+                <w:sz w:val="19"/>
               </w:rPr>
             </w:pPr>
           </w:p>
@@ -2925,16 +3027,16 @@
               <w:rPr>
                 <w:rFonts w:ascii="Arial" w:hAnsi="Arial" w:cs="Arial"/>
                 <w:b/>
-                <w:sz w:val="20"/>
+                <w:sz w:val="19"/>
               </w:rPr>
             </w:pPr>
             <w:r>
               <w:rPr>
                 <w:rFonts w:ascii="Arial" w:hAnsi="Arial" w:cs="Arial"/>
                 <w:b/>
-                <w:sz w:val="20"/>
-              </w:rPr>
-              <w:t>Проектный офис для Центральной Азии по изменению климата и зеленой энергетике (руководитель – Главный исполнительный директор Фонда)</w:t>
+                <w:sz w:val="19"/>
+              </w:rPr>
+              <w:t>Проектный офис для Центральной Азии по изменению климата и зеленой энергетике</w:t>
             </w:r>
           </w:p>
         </w:tc>
@@ -2948,7 +3050,7 @@
               <w:spacing w:after="0" w:line="240" w:lineRule="auto"/>
               <w:rPr>
                 <w:rFonts w:ascii="Arial" w:hAnsi="Arial" w:cs="Arial"/>
-                <w:sz w:val="20"/>
+                <w:sz w:val="19"/>
               </w:rPr>
             </w:pPr>
           </w:p>
@@ -2965,13 +3067,13 @@
               <w:spacing w:after="0" w:line="240" w:lineRule="auto"/>
               <w:rPr>
                 <w:rFonts w:ascii="Arial" w:hAnsi="Arial" w:cs="Arial"/>
-                <w:sz w:val="20"/>
-              </w:rPr>
-            </w:pPr>
-            <w:r>
-              <w:rPr>
-                <w:rFonts w:ascii="Arial" w:hAnsi="Arial" w:cs="Arial"/>
-                <w:sz w:val="20"/>
+                <w:sz w:val="19"/>
+              </w:rPr>
+            </w:pPr>
+            <w:r>
+              <w:rPr>
+                <w:rFonts w:ascii="Arial" w:hAnsi="Arial" w:cs="Arial"/>
+                <w:sz w:val="19"/>
               </w:rPr>
               <w:t>23.</w:t>
             </w:r>
@@ -2987,15 +3089,15 @@
               <w:spacing w:after="0" w:line="240" w:lineRule="auto"/>
               <w:rPr>
                 <w:rFonts w:ascii="Arial" w:hAnsi="Arial" w:cs="Arial"/>
-                <w:sz w:val="20"/>
-              </w:rPr>
-            </w:pPr>
-            <w:r>
-              <w:rPr>
-                <w:rFonts w:ascii="Arial" w:hAnsi="Arial" w:cs="Arial"/>
-                <w:sz w:val="20"/>
-              </w:rPr>
-              <w:t>Менеджер проектов</w:t>
+                <w:sz w:val="19"/>
+              </w:rPr>
+            </w:pPr>
+            <w:r>
+              <w:rPr>
+                <w:rFonts w:ascii="Arial" w:hAnsi="Arial" w:cs="Arial"/>
+                <w:sz w:val="19"/>
+              </w:rPr>
+              <w:t>Руководитель Проектного офиса для Центральной Азии (вакансия, обязанности исполняет ГИД)</w:t>
             </w:r>
           </w:p>
         </w:tc>
@@ -3009,15 +3111,15 @@
               <w:spacing w:after="0" w:line="240" w:lineRule="auto"/>
               <w:rPr>
                 <w:rFonts w:ascii="Arial" w:hAnsi="Arial" w:cs="Arial"/>
-                <w:sz w:val="20"/>
-              </w:rPr>
-            </w:pPr>
-            <w:r>
-              <w:rPr>
-                <w:rFonts w:ascii="Arial" w:hAnsi="Arial" w:cs="Arial"/>
-                <w:sz w:val="20"/>
-              </w:rPr>
-              <w:t>1 000 000,00 KZT</w:t>
+                <w:sz w:val="19"/>
+              </w:rPr>
+            </w:pPr>
+            <w:r>
+              <w:rPr>
+                <w:rFonts w:ascii="Arial" w:hAnsi="Arial" w:cs="Arial"/>
+                <w:sz w:val="19"/>
+              </w:rPr>
+              <w:t>1 400 000,00 KZT</w:t>
             </w:r>
           </w:p>
         </w:tc>
@@ -3033,13 +3135,13 @@
               <w:spacing w:after="0" w:line="240" w:lineRule="auto"/>
               <w:rPr>
                 <w:rFonts w:ascii="Arial" w:hAnsi="Arial" w:cs="Arial"/>
-                <w:sz w:val="20"/>
-              </w:rPr>
-            </w:pPr>
-            <w:r>
-              <w:rPr>
-                <w:rFonts w:ascii="Arial" w:hAnsi="Arial" w:cs="Arial"/>
-                <w:sz w:val="20"/>
+                <w:sz w:val="19"/>
+              </w:rPr>
+            </w:pPr>
+            <w:r>
+              <w:rPr>
+                <w:rFonts w:ascii="Arial" w:hAnsi="Arial" w:cs="Arial"/>
+                <w:sz w:val="19"/>
               </w:rPr>
               <w:t>24.</w:t>
             </w:r>
@@ -3055,15 +3157,15 @@
               <w:spacing w:after="0" w:line="240" w:lineRule="auto"/>
               <w:rPr>
                 <w:rFonts w:ascii="Arial" w:hAnsi="Arial" w:cs="Arial"/>
-                <w:sz w:val="20"/>
-              </w:rPr>
-            </w:pPr>
-            <w:r>
-              <w:rPr>
-                <w:rFonts w:ascii="Arial" w:hAnsi="Arial" w:cs="Arial"/>
-                <w:sz w:val="20"/>
-              </w:rPr>
-              <w:t>Эксперт-эколог</w:t>
+                <w:sz w:val="19"/>
+              </w:rPr>
+            </w:pPr>
+            <w:r>
+              <w:rPr>
+                <w:rFonts w:ascii="Arial" w:hAnsi="Arial" w:cs="Arial"/>
+                <w:sz w:val="19"/>
+              </w:rPr>
+              <w:t>Заместитель руководителя Проектного офиса</w:t>
             </w:r>
           </w:p>
         </w:tc>
@@ -3077,15 +3179,15 @@
               <w:spacing w:after="0" w:line="240" w:lineRule="auto"/>
               <w:rPr>
                 <w:rFonts w:ascii="Arial" w:hAnsi="Arial" w:cs="Arial"/>
-                <w:sz w:val="20"/>
-              </w:rPr>
-            </w:pPr>
-            <w:r>
-              <w:rPr>
-                <w:rFonts w:ascii="Arial" w:hAnsi="Arial" w:cs="Arial"/>
-                <w:sz w:val="20"/>
-              </w:rPr>
-              <w:t>800 000,00 KZT</w:t>
+                <w:sz w:val="19"/>
+              </w:rPr>
+            </w:pPr>
+            <w:r>
+              <w:rPr>
+                <w:rFonts w:ascii="Arial" w:hAnsi="Arial" w:cs="Arial"/>
+                <w:sz w:val="19"/>
+              </w:rPr>
+              <w:t>1 000 000,00 KZT</w:t>
             </w:r>
           </w:p>
         </w:tc>
@@ -3101,13 +3203,13 @@
               <w:spacing w:after="0" w:line="240" w:lineRule="auto"/>
               <w:rPr>
                 <w:rFonts w:ascii="Arial" w:hAnsi="Arial" w:cs="Arial"/>
-                <w:sz w:val="20"/>
-              </w:rPr>
-            </w:pPr>
-            <w:r>
-              <w:rPr>
-                <w:rFonts w:ascii="Arial" w:hAnsi="Arial" w:cs="Arial"/>
-                <w:sz w:val="20"/>
+                <w:sz w:val="19"/>
+              </w:rPr>
+            </w:pPr>
+            <w:r>
+              <w:rPr>
+                <w:rFonts w:ascii="Arial" w:hAnsi="Arial" w:cs="Arial"/>
+                <w:sz w:val="19"/>
               </w:rPr>
               <w:t>25.</w:t>
             </w:r>
@@ -3123,15 +3225,15 @@
               <w:spacing w:after="0" w:line="240" w:lineRule="auto"/>
               <w:rPr>
                 <w:rFonts w:ascii="Arial" w:hAnsi="Arial" w:cs="Arial"/>
-                <w:sz w:val="20"/>
-              </w:rPr>
-            </w:pPr>
-            <w:r>
-              <w:rPr>
-                <w:rFonts w:ascii="Arial" w:hAnsi="Arial" w:cs="Arial"/>
-                <w:sz w:val="20"/>
-              </w:rPr>
-              <w:t>Эксперт по молодежным и общественным проектам</w:t>
+                <w:sz w:val="19"/>
+              </w:rPr>
+            </w:pPr>
+            <w:r>
+              <w:rPr>
+                <w:rFonts w:ascii="Arial" w:hAnsi="Arial" w:cs="Arial"/>
+                <w:sz w:val="19"/>
+              </w:rPr>
+              <w:t>Менеджер проектов – эколог</w:t>
             </w:r>
           </w:p>
         </w:tc>
@@ -3145,13 +3247,13 @@
               <w:spacing w:after="0" w:line="240" w:lineRule="auto"/>
               <w:rPr>
                 <w:rFonts w:ascii="Arial" w:hAnsi="Arial" w:cs="Arial"/>
-                <w:sz w:val="20"/>
-              </w:rPr>
-            </w:pPr>
-            <w:r>
-              <w:rPr>
-                <w:rFonts w:ascii="Arial" w:hAnsi="Arial" w:cs="Arial"/>
-                <w:sz w:val="20"/>
+                <w:sz w:val="19"/>
+              </w:rPr>
+            </w:pPr>
+            <w:r>
+              <w:rPr>
+                <w:rFonts w:ascii="Arial" w:hAnsi="Arial" w:cs="Arial"/>
+                <w:sz w:val="19"/>
               </w:rPr>
               <w:t>800 000,00 KZT</w:t>
             </w:r>
@@ -3169,13 +3271,13 @@
               <w:spacing w:after="0" w:line="240" w:lineRule="auto"/>
               <w:rPr>
                 <w:rFonts w:ascii="Arial" w:hAnsi="Arial" w:cs="Arial"/>
-                <w:sz w:val="20"/>
-              </w:rPr>
-            </w:pPr>
-            <w:r>
-              <w:rPr>
-                <w:rFonts w:ascii="Arial" w:hAnsi="Arial" w:cs="Arial"/>
-                <w:sz w:val="20"/>
+                <w:sz w:val="19"/>
+              </w:rPr>
+            </w:pPr>
+            <w:r>
+              <w:rPr>
+                <w:rFonts w:ascii="Arial" w:hAnsi="Arial" w:cs="Arial"/>
+                <w:sz w:val="19"/>
               </w:rPr>
               <w:t>26.</w:t>
             </w:r>
@@ -3191,15 +3293,15 @@
               <w:spacing w:after="0" w:line="240" w:lineRule="auto"/>
               <w:rPr>
                 <w:rFonts w:ascii="Arial" w:hAnsi="Arial" w:cs="Arial"/>
-                <w:sz w:val="20"/>
-              </w:rPr>
-            </w:pPr>
-            <w:r>
-              <w:rPr>
-                <w:rFonts w:ascii="Arial" w:hAnsi="Arial" w:cs="Arial"/>
-                <w:sz w:val="20"/>
-              </w:rPr>
-              <w:t>Эксперт по отходам, воде и воздуху</w:t>
+                <w:sz w:val="19"/>
+              </w:rPr>
+            </w:pPr>
+            <w:r>
+              <w:rPr>
+                <w:rFonts w:ascii="Arial" w:hAnsi="Arial" w:cs="Arial"/>
+                <w:sz w:val="19"/>
+              </w:rPr>
+              <w:t>Менеджер проектов – эколог</w:t>
             </w:r>
           </w:p>
         </w:tc>
@@ -3213,13 +3315,13 @@
               <w:spacing w:after="0" w:line="240" w:lineRule="auto"/>
               <w:rPr>
                 <w:rFonts w:ascii="Arial" w:hAnsi="Arial" w:cs="Arial"/>
-                <w:sz w:val="20"/>
-              </w:rPr>
-            </w:pPr>
-            <w:r>
-              <w:rPr>
-                <w:rFonts w:ascii="Arial" w:hAnsi="Arial" w:cs="Arial"/>
-                <w:sz w:val="20"/>
+                <w:sz w:val="19"/>
+              </w:rPr>
+            </w:pPr>
+            <w:r>
+              <w:rPr>
+                <w:rFonts w:ascii="Arial" w:hAnsi="Arial" w:cs="Arial"/>
+                <w:sz w:val="19"/>
               </w:rPr>
               <w:t>800 000,00 KZT</w:t>
             </w:r>
@@ -3237,9 +3339,16 @@
               <w:spacing w:after="0" w:line="240" w:lineRule="auto"/>
               <w:rPr>
                 <w:rFonts w:ascii="Arial" w:hAnsi="Arial" w:cs="Arial"/>
-                <w:sz w:val="20"/>
-              </w:rPr>
-            </w:pPr>
+                <w:sz w:val="19"/>
+              </w:rPr>
+            </w:pPr>
+            <w:r>
+              <w:rPr>
+                <w:rFonts w:ascii="Arial" w:hAnsi="Arial" w:cs="Arial"/>
+                <w:sz w:val="19"/>
+              </w:rPr>
+              <w:t>27.</w:t>
+            </w:r>
           </w:p>
         </w:tc>
         <w:tc>
@@ -3252,17 +3361,15 @@
               <w:spacing w:after="0" w:line="240" w:lineRule="auto"/>
               <w:rPr>
                 <w:rFonts w:ascii="Arial" w:hAnsi="Arial" w:cs="Arial"/>
-                <w:b/>
-                <w:sz w:val="20"/>
-              </w:rPr>
-            </w:pPr>
-            <w:r>
-              <w:rPr>
-                <w:rFonts w:ascii="Arial" w:hAnsi="Arial" w:cs="Arial"/>
-                <w:b/>
-                <w:sz w:val="20"/>
-              </w:rPr>
-              <w:t>Административный персонал</w:t>
+                <w:sz w:val="19"/>
+              </w:rPr>
+            </w:pPr>
+            <w:r>
+              <w:rPr>
+                <w:rFonts w:ascii="Arial" w:hAnsi="Arial" w:cs="Arial"/>
+                <w:sz w:val="19"/>
+              </w:rPr>
+              <w:t>Менеджер проектов – эколог (отходы, вода, воздух)</w:t>
             </w:r>
           </w:p>
         </w:tc>
@@ -3276,9 +3383,16 @@
               <w:spacing w:after="0" w:line="240" w:lineRule="auto"/>
               <w:rPr>
                 <w:rFonts w:ascii="Arial" w:hAnsi="Arial" w:cs="Arial"/>
-                <w:sz w:val="20"/>
-              </w:rPr>
-            </w:pPr>
+                <w:sz w:val="19"/>
+              </w:rPr>
+            </w:pPr>
+            <w:r>
+              <w:rPr>
+                <w:rFonts w:ascii="Arial" w:hAnsi="Arial" w:cs="Arial"/>
+                <w:sz w:val="19"/>
+              </w:rPr>
+              <w:t>800 000,00 KZT</w:t>
+            </w:r>
           </w:p>
         </w:tc>
       </w:tr>
@@ -3293,16 +3407,9 @@
               <w:spacing w:after="0" w:line="240" w:lineRule="auto"/>
               <w:rPr>
                 <w:rFonts w:ascii="Arial" w:hAnsi="Arial" w:cs="Arial"/>
-                <w:sz w:val="20"/>
-              </w:rPr>
-            </w:pPr>
-            <w:r>
-              <w:rPr>
-                <w:rFonts w:ascii="Arial" w:hAnsi="Arial" w:cs="Arial"/>
-                <w:sz w:val="20"/>
-              </w:rPr>
-              <w:t>27.</w:t>
-            </w:r>
+                <w:sz w:val="19"/>
+              </w:rPr>
+            </w:pPr>
           </w:p>
         </w:tc>
         <w:tc>
@@ -3315,15 +3422,17 @@
               <w:spacing w:after="0" w:line="240" w:lineRule="auto"/>
               <w:rPr>
                 <w:rFonts w:ascii="Arial" w:hAnsi="Arial" w:cs="Arial"/>
-                <w:sz w:val="20"/>
-              </w:rPr>
-            </w:pPr>
-            <w:r>
-              <w:rPr>
-                <w:rFonts w:ascii="Arial" w:hAnsi="Arial" w:cs="Arial"/>
-                <w:sz w:val="20"/>
-              </w:rPr>
-              <w:t>Финансовый директор</w:t>
+                <w:b/>
+                <w:sz w:val="19"/>
+              </w:rPr>
+            </w:pPr>
+            <w:r>
+              <w:rPr>
+                <w:rFonts w:ascii="Arial" w:hAnsi="Arial" w:cs="Arial"/>
+                <w:b/>
+                <w:sz w:val="19"/>
+              </w:rPr>
+              <w:t>Административный персонал</w:t>
             </w:r>
           </w:p>
         </w:tc>
@@ -3337,16 +3446,9 @@
               <w:spacing w:after="0" w:line="240" w:lineRule="auto"/>
               <w:rPr>
                 <w:rFonts w:ascii="Arial" w:hAnsi="Arial" w:cs="Arial"/>
-                <w:sz w:val="20"/>
-              </w:rPr>
-            </w:pPr>
-            <w:r>
-              <w:rPr>
-                <w:rFonts w:ascii="Arial" w:hAnsi="Arial" w:cs="Arial"/>
-                <w:sz w:val="20"/>
-              </w:rPr>
-              <w:t>1 400 000,00 KZT</w:t>
-            </w:r>
+                <w:sz w:val="19"/>
+              </w:rPr>
+            </w:pPr>
           </w:p>
         </w:tc>
       </w:tr>
@@ -3361,13 +3463,13 @@
               <w:spacing w:after="0" w:line="240" w:lineRule="auto"/>
               <w:rPr>
                 <w:rFonts w:ascii="Arial" w:hAnsi="Arial" w:cs="Arial"/>
-                <w:sz w:val="20"/>
-              </w:rPr>
-            </w:pPr>
-            <w:r>
-              <w:rPr>
-                <w:rFonts w:ascii="Arial" w:hAnsi="Arial" w:cs="Arial"/>
-                <w:sz w:val="20"/>
+                <w:sz w:val="19"/>
+              </w:rPr>
+            </w:pPr>
+            <w:r>
+              <w:rPr>
+                <w:rFonts w:ascii="Arial" w:hAnsi="Arial" w:cs="Arial"/>
+                <w:sz w:val="19"/>
               </w:rPr>
               <w:t>28.</w:t>
             </w:r>
@@ -3383,15 +3485,15 @@
               <w:spacing w:after="0" w:line="240" w:lineRule="auto"/>
               <w:rPr>
                 <w:rFonts w:ascii="Arial" w:hAnsi="Arial" w:cs="Arial"/>
-                <w:sz w:val="20"/>
-              </w:rPr>
-            </w:pPr>
-            <w:r>
-              <w:rPr>
-                <w:rFonts w:ascii="Arial" w:hAnsi="Arial" w:cs="Arial"/>
-                <w:sz w:val="20"/>
-              </w:rPr>
-              <w:t>Бухгалтер</w:t>
+                <w:sz w:val="19"/>
+              </w:rPr>
+            </w:pPr>
+            <w:r>
+              <w:rPr>
+                <w:rFonts w:ascii="Arial" w:hAnsi="Arial" w:cs="Arial"/>
+                <w:sz w:val="19"/>
+              </w:rPr>
+              <w:t>Финансовый директор</w:t>
             </w:r>
           </w:p>
         </w:tc>
@@ -3405,15 +3507,15 @@
               <w:spacing w:after="0" w:line="240" w:lineRule="auto"/>
               <w:rPr>
                 <w:rFonts w:ascii="Arial" w:hAnsi="Arial" w:cs="Arial"/>
-                <w:sz w:val="20"/>
-              </w:rPr>
-            </w:pPr>
-            <w:r>
-              <w:rPr>
-                <w:rFonts w:ascii="Arial" w:hAnsi="Arial" w:cs="Arial"/>
-                <w:sz w:val="20"/>
-              </w:rPr>
-              <w:t>700 000,00 KZT</w:t>
+                <w:sz w:val="19"/>
+              </w:rPr>
+            </w:pPr>
+            <w:r>
+              <w:rPr>
+                <w:rFonts w:ascii="Arial" w:hAnsi="Arial" w:cs="Arial"/>
+                <w:sz w:val="19"/>
+              </w:rPr>
+              <w:t>1 400 000,00 KZT</w:t>
             </w:r>
           </w:p>
         </w:tc>
@@ -3429,8 +3531,76 @@
               <w:spacing w:after="0" w:line="240" w:lineRule="auto"/>
               <w:rPr>
                 <w:rFonts w:ascii="Arial" w:hAnsi="Arial" w:cs="Arial"/>
+                <w:sz w:val="19"/>
+              </w:rPr>
+            </w:pPr>
+            <w:r>
+              <w:rPr>
+                <w:rFonts w:ascii="Arial" w:hAnsi="Arial" w:cs="Arial"/>
+                <w:sz w:val="19"/>
+              </w:rPr>
+              <w:t>29.</w:t>
+            </w:r>
+          </w:p>
+        </w:tc>
+        <w:tc>
+          <w:tcPr>
+            <w:tcW w:w="6000" w:type="dxa"/>
+            <w:shd w:val="clear" w:color="auto" w:fill="auto"/>
+          </w:tcPr>
+          <w:p>
+            <w:pPr>
+              <w:spacing w:after="0" w:line="240" w:lineRule="auto"/>
+              <w:rPr>
+                <w:rFonts w:ascii="Arial" w:hAnsi="Arial" w:cs="Arial"/>
+                <w:sz w:val="19"/>
+              </w:rPr>
+            </w:pPr>
+            <w:r>
+              <w:rPr>
+                <w:rFonts w:ascii="Arial" w:hAnsi="Arial" w:cs="Arial"/>
+                <w:sz w:val="19"/>
+              </w:rPr>
+              <w:t>Бухгалтер</w:t>
+            </w:r>
+          </w:p>
+        </w:tc>
+        <w:tc>
+          <w:tcPr>
+            <w:tcW w:w="2800" w:type="dxa"/>
+            <w:shd w:val="clear" w:color="auto" w:fill="auto"/>
+          </w:tcPr>
+          <w:p>
+            <w:pPr>
+              <w:spacing w:after="0" w:line="240" w:lineRule="auto"/>
+              <w:rPr>
+                <w:rFonts w:ascii="Arial" w:hAnsi="Arial" w:cs="Arial"/>
+                <w:sz w:val="19"/>
+              </w:rPr>
+            </w:pPr>
+            <w:r>
+              <w:rPr>
+                <w:rFonts w:ascii="Arial" w:hAnsi="Arial" w:cs="Arial"/>
+                <w:sz w:val="19"/>
+              </w:rPr>
+              <w:t>700 000,00 KZT</w:t>
+            </w:r>
+          </w:p>
+        </w:tc>
+      </w:tr>
+      <w:tr>
+        <w:tc>
+          <w:tcPr>
+            <w:tcW w:w="800" w:type="dxa"/>
+            <w:shd w:val="clear" w:color="auto" w:fill="auto"/>
+          </w:tcPr>
+          <w:p>
+            <w:pPr>
+              <w:spacing w:after="0" w:line="240" w:lineRule="auto"/>
+              <w:rPr>
+                <w:rFonts w:ascii="Arial" w:hAnsi="Arial" w:cs="Arial"/>
                 <w:b/>
-                <w:sz w:val="20"/>
+                <w:sz w:val="19"/>
               </w:rPr>
             </w:pPr>
           </w:p>
@@ -3446,16 +3616,16 @@
               <w:rPr>
                 <w:rFonts w:ascii="Arial" w:hAnsi="Arial" w:cs="Arial"/>
                 <w:b/>
-                <w:sz w:val="20"/>
+                <w:sz w:val="19"/>
               </w:rPr>
             </w:pPr>
             <w:r>
               <w:rPr>
                 <w:rFonts w:ascii="Arial" w:hAnsi="Arial" w:cs="Arial"/>
                 <w:b/>
-                <w:sz w:val="20"/>
-              </w:rPr>
-              <w:t>Итого: 28 штатных единиц</w:t>
+                <w:sz w:val="19"/>
+              </w:rPr>
+              <w:t>Итого: 29 штатных единиц</w:t>
             </w:r>
           </w:p>
         </w:tc>
@@ -3470,16 +3640,16 @@
               <w:rPr>
                 <w:rFonts w:ascii="Arial" w:hAnsi="Arial" w:cs="Arial"/>
                 <w:b/>
-                <w:sz w:val="20"/>
+                <w:sz w:val="19"/>
               </w:rPr>
             </w:pPr>
             <w:r>
               <w:rPr>
                 <w:rFonts w:ascii="Arial" w:hAnsi="Arial" w:cs="Arial"/>
                 <w:b/>
-                <w:sz w:val="20"/>
-              </w:rPr>
-              <w:t>27 500 000,00 KZT</w:t>
+                <w:sz w:val="19"/>
+              </w:rPr>
+              <w:t>28 900 000,00 KZT</w:t>
             </w:r>
           </w:p>
         </w:tc>
@@ -3490,15 +3660,22 @@
         <w:spacing w:after="0"/>
         <w:rPr>
           <w:rFonts w:ascii="Arial" w:hAnsi="Arial" w:cs="Arial"/>
-          <w:sz w:val="21"/>
-        </w:rPr>
-      </w:pPr>
-      <w:r>
-        <w:rPr>
-          <w:rFonts w:ascii="Arial" w:hAnsi="Arial" w:cs="Arial"/>
-          <w:sz w:val="21"/>
-        </w:rPr>
-        <w:t>Члены Управляющего совета в штатное расписание не включаются, их должностные оклады утверждаются Верховным попечителем (Приложение А к Приказу Верховного попечителя № 1 от 1 июля 2024 года). Функции юриста, системного администратора, разработчика, режиссера, копирайтера, социолога и менеджера по работе с креаторами обеспечиваются на условиях аутсорсинга и в штатное расписание не входят.</w:t>
+          <w:sz w:val="19"/>
+        </w:rPr>
+      </w:pPr>
+      <w:r>
+        <w:rPr>
+          <w:rFonts w:ascii="Arial" w:hAnsi="Arial" w:cs="Arial"/>
+          <w:sz w:val="19"/>
+        </w:rPr>
+        <w:t xml:space="preserve">Члены Управляющего совета в штатное расписание не включаются, их должностные оклады утверждаются Верховным попечителем (Приложение А к Приказу Верховного попечителя № 1 от 1 июля 2024 года). Функции юриста, системного администратора, разработчика, режиссера, копирайтера, социолога и менеджера по работе с креаторами </w:t>
+      </w:r>
+      <w:r>
+        <w:rPr>
+          <w:rFonts w:ascii="Arial" w:hAnsi="Arial" w:cs="Arial"/>
+          <w:sz w:val="19"/>
+        </w:rPr>
+        <w:t>обеспечиваются на условиях аутсорсинга и в штатное расписание не входят. Должность Руководителя Проектного офиса для Центральной Азии вакантна, до ее замещения обязанности исполняет Главный исполнительный директор без оклада и доплаты.</w:t>
       </w:r>
     </w:p>
     <w:sectPr>

--- a/Устав/_документы/Резолюция ГИД об утверждении штатного расписания Фонда.docx
+++ b/Устав/_документы/Резолюция ГИД об утверждении штатного расписания Фонда.docx
@@ -1389,7 +1389,7 @@
                 <w:rFonts w:ascii="Arial" w:hAnsi="Arial" w:cs="Arial"/>
                 <w:sz w:val="19"/>
               </w:rPr>
-              <w:t>Национальный координатор Проектного офиса «Таза Қазақстан»</w:t>
+              <w:t>Руководитель Проектного офиса «Таза Қазақстан»</w:t>
             </w:r>
           </w:p>
         </w:tc>
@@ -3233,7 +3233,7 @@
                 <w:rFonts w:ascii="Arial" w:hAnsi="Arial" w:cs="Arial"/>
                 <w:sz w:val="19"/>
               </w:rPr>
-              <w:t>Менеджер проектов – эколог</w:t>
+              <w:t>Менеджер проектов</w:t>
             </w:r>
           </w:p>
         </w:tc>
@@ -3301,7 +3301,7 @@
                 <w:rFonts w:ascii="Arial" w:hAnsi="Arial" w:cs="Arial"/>
                 <w:sz w:val="19"/>
               </w:rPr>
-              <w:t>Менеджер проектов – эколог</w:t>
+              <w:t>Менеджер проектов</w:t>
             </w:r>
           </w:p>
         </w:tc>
@@ -3369,7 +3369,7 @@
                 <w:rFonts w:ascii="Arial" w:hAnsi="Arial" w:cs="Arial"/>
                 <w:sz w:val="19"/>
               </w:rPr>
-              <w:t>Менеджер проектов – эколог (отходы, вода, воздух)</w:t>
+              <w:t>Менеджер проектов</w:t>
             </w:r>
           </w:p>
         </w:tc>

--- a/Устав/_документы/Резолюция ГИД об утверждении штатного расписания Фонда.docx
+++ b/Устав/_документы/Резолюция ГИД об утверждении штатного расписания Фонда.docx
@@ -169,7 +169,25 @@
           <w:szCs w:val="28"/>
           <w:lang w:val="en-US"/>
         </w:rPr>
-        <w:t>, as appointed Chief Executive Officer of Central Asia Climate Foundation. The Foundation incorporated under the applicable regulations and rules of the Astana International Financial Centre (the AIFC), having its registered address at 010000, Astana, Esil district, 11/1 Mangilik Yel ave., (hereinafter – the Foundation), pursuant to paragraph 8.3 of Foundation’s By-laws, adopted by the Resolution №2 dated March 24, 2024, having regard to the decision of the Management Council of «___» October 2026 (Minutes № 13) and within the budget of the Foundation approved by the Supreme Guardian, do hereby:</w:t>
+        <w:t xml:space="preserve">, as appointed Chief Executive Officer of Central Asia Climate Foundation. The Foundation incorporated under the applicable regulations and rules of the Astana International Financial Centre (the AIFC), having its registered address at 010000, Astana, Esil district, 11/1 Mangilik Yel ave., (hereinafter – the Foundation), pursuant to paragraph 8.3 of Foundation’s By-laws, adopted by the Resolution №2 dated March 24, 2024, having regard to the </w:t>
+      </w:r>
+      <w:r>
+        <w:rPr>
+          <w:rFonts w:ascii="Arial" w:hAnsi="Arial" w:cs="Arial"/>
+          <w:sz w:val="24"/>
+          <w:szCs w:val="28"/>
+          <w:lang w:val="en-US"/>
+        </w:rPr>
+        <w:t>decision of the Management Council of 30 October 2026 (Minutes № 13)</w:t>
+      </w:r>
+      <w:r>
+        <w:rPr>
+          <w:rFonts w:ascii="Arial" w:hAnsi="Arial" w:cs="Arial"/>
+          <w:sz w:val="24"/>
+          <w:szCs w:val="28"/>
+          <w:lang w:val="en-US"/>
+        </w:rPr>
+        <w:t xml:space="preserve"> and within the budget of the Foundation approved by the Supreme Guardian, do hereby:</w:t>
       </w:r>
     </w:p>
     <w:p>
@@ -684,7 +702,23 @@
           <w:sz w:val="24"/>
           <w:szCs w:val="28"/>
         </w:rPr>
-        <w:t>Я, Ерлік Қаражан, назначенный Главный исполнительный директор Центрально-Азиатского Климатического Фонда. Фонд, созданный в соответствии с действующими положениями и правилами Международного финансового центра «Астана» (далее – МФЦА), имеющего зарегистрированный адрес: 010000, г. Астана, район Есиль, д. 11/1, пр. Мангилик Ел (далее – Фонд), в соответствии с пунктом 8.3 Положения Фонда, утвержденного Резолюцией № 2 от 24 марта 2024 года, с учетом решения Управляющего совета от «___» октября 2026 года (протокол № 13) и в пределах бюджета Фонда, утвержденного Верховным попечителем, настоящим:</w:t>
+        <w:t xml:space="preserve">Я, Ерлік Қаражан, назначенный Главный исполнительный директор Центрально-Азиатского Климатического Фонда. Фонд, созданный в соответствии с действующими положениями и правилами Международного финансового центра «Астана» (далее – МФЦА), имеющего зарегистрированный адрес: 010000, г. Астана, район Есиль, д. 11/1, пр. Мангилик Ел (далее – Фонд), в соответствии с пунктом 8.3 Положения Фонда, утвержденного Резолюцией № 2 от 24 марта 2024 года, с учетом </w:t>
+      </w:r>
+      <w:r>
+        <w:rPr>
+          <w:rFonts w:ascii="Arial" w:hAnsi="Arial" w:cs="Arial"/>
+          <w:sz w:val="24"/>
+          <w:szCs w:val="28"/>
+        </w:rPr>
+        <w:t>решения Управляющего совета от 30 октября 2026 года (протокол № 13)</w:t>
+      </w:r>
+      <w:r>
+        <w:rPr>
+          <w:rFonts w:ascii="Arial" w:hAnsi="Arial" w:cs="Arial"/>
+          <w:sz w:val="24"/>
+          <w:szCs w:val="28"/>
+        </w:rPr>
+        <w:t xml:space="preserve"> и в пределах бюджета Фонда, утвержденного Верховным попечителем, настоящим:</w:t>
       </w:r>
     </w:p>
     <w:p>
